--- a/S08_Lab_Instructions.docx
+++ b/S08_Lab_Instructions.docx
@@ -63,7 +63,25 @@
           <w:sz w:val="22"/>
           <w:szCs w:val="22"/>
         </w:rPr>
-        <w:t xml:space="preserve"> des views complexes</w:t>
+        <w:t xml:space="preserve"> des </w:t>
+      </w:r>
+      <w:proofErr w:type="spellStart"/>
+      <w:r>
+        <w:rPr>
+          <w:rFonts w:ascii="Calibri" w:eastAsia="Times New Roman" w:hAnsi="Calibri" w:cs="Calibri"/>
+          <w:sz w:val="22"/>
+          <w:szCs w:val="22"/>
+        </w:rPr>
+        <w:t>views</w:t>
+      </w:r>
+      <w:proofErr w:type="spellEnd"/>
+      <w:r>
+        <w:rPr>
+          <w:rFonts w:ascii="Calibri" w:eastAsia="Times New Roman" w:hAnsi="Calibri" w:cs="Calibri"/>
+          <w:sz w:val="22"/>
+          <w:szCs w:val="22"/>
+        </w:rPr>
+        <w:t xml:space="preserve"> complexes</w:t>
       </w:r>
     </w:p>
     <w:p>
@@ -81,6 +99,7 @@
           <w:szCs w:val="22"/>
         </w:rPr>
       </w:pPr>
+      <w:proofErr w:type="spellStart"/>
       <w:r>
         <w:rPr>
           <w:rFonts w:ascii="Calibri" w:eastAsia="Times New Roman" w:hAnsi="Calibri" w:cs="Calibri"/>
@@ -89,6 +108,7 @@
         </w:rPr>
         <w:t>Views</w:t>
       </w:r>
+      <w:proofErr w:type="spellEnd"/>
     </w:p>
     <w:p>
       <w:pPr>
@@ -105,6 +125,7 @@
           <w:szCs w:val="22"/>
         </w:rPr>
       </w:pPr>
+      <w:proofErr w:type="spellStart"/>
       <w:r>
         <w:rPr>
           <w:rFonts w:ascii="Calibri" w:eastAsia="Times New Roman" w:hAnsi="Calibri" w:cs="Calibri"/>
@@ -113,6 +134,7 @@
         </w:rPr>
         <w:t>ViewModels</w:t>
       </w:r>
+      <w:proofErr w:type="spellEnd"/>
     </w:p>
     <w:p>
       <w:pPr>
@@ -129,6 +151,7 @@
           <w:szCs w:val="22"/>
         </w:rPr>
       </w:pPr>
+      <w:proofErr w:type="spellStart"/>
       <w:r>
         <w:rPr>
           <w:rFonts w:ascii="Calibri" w:eastAsia="Times New Roman" w:hAnsi="Calibri" w:cs="Calibri"/>
@@ -137,6 +160,7 @@
         </w:rPr>
         <w:t>PartialViews</w:t>
       </w:r>
+      <w:proofErr w:type="spellEnd"/>
     </w:p>
     <w:p>
       <w:pPr>
@@ -153,6 +177,8 @@
           <w:szCs w:val="22"/>
         </w:rPr>
       </w:pPr>
+      <w:proofErr w:type="spellStart"/>
+      <w:proofErr w:type="gramStart"/>
       <w:r>
         <w:rPr>
           <w:rFonts w:ascii="Calibri" w:eastAsia="Times New Roman" w:hAnsi="Calibri" w:cs="Calibri"/>
@@ -161,6 +187,8 @@
         </w:rPr>
         <w:t>linq</w:t>
       </w:r>
+      <w:proofErr w:type="spellEnd"/>
+      <w:proofErr w:type="gramEnd"/>
     </w:p>
     <w:p>
       <w:pPr>
@@ -288,7 +316,15 @@
         </w:numPr>
       </w:pPr>
       <w:r>
-        <w:t>Faire un update-database afin d’avoir la dernière version dans la base de données</w:t>
+        <w:t>Faire un update-</w:t>
+      </w:r>
+      <w:proofErr w:type="spellStart"/>
+      <w:r>
+        <w:t>database</w:t>
+      </w:r>
+      <w:proofErr w:type="spellEnd"/>
+      <w:r>
+        <w:t xml:space="preserve"> afin d’avoir la dernière version dans la base de données</w:t>
       </w:r>
     </w:p>
     <w:p>
@@ -308,8 +344,13 @@
         </w:numPr>
       </w:pPr>
       <w:r>
-        <w:t>Activez le LazyLoading</w:t>
-      </w:r>
+        <w:t xml:space="preserve">Activez le </w:t>
+      </w:r>
+      <w:proofErr w:type="spellStart"/>
+      <w:r>
+        <w:t>LazyLoading</w:t>
+      </w:r>
+      <w:proofErr w:type="spellEnd"/>
       <w:r>
         <w:t xml:space="preserve"> en installant le package </w:t>
       </w:r>
@@ -333,7 +374,23 @@
           <w:b/>
           <w:bCs/>
         </w:rPr>
-        <w:t xml:space="preserve">(Installez la même version que les autres packages d’Entity Framework, ça devrait être </w:t>
+        <w:t>(Installez la même version que les autres packages d’</w:t>
+      </w:r>
+      <w:proofErr w:type="spellStart"/>
+      <w:r>
+        <w:rPr>
+          <w:b/>
+          <w:bCs/>
+        </w:rPr>
+        <w:t>Entity</w:t>
+      </w:r>
+      <w:proofErr w:type="spellEnd"/>
+      <w:r>
+        <w:rPr>
+          <w:b/>
+          <w:bCs/>
+        </w:rPr>
+        <w:t xml:space="preserve"> Framework, ça devrait être </w:t>
       </w:r>
       <w:r>
         <w:rPr>
@@ -433,6 +490,7 @@
       <w:r>
         <w:t xml:space="preserve">dans </w:t>
       </w:r>
+      <w:proofErr w:type="spellStart"/>
       <w:r>
         <w:rPr>
           <w:b/>
@@ -440,6 +498,7 @@
         </w:rPr>
         <w:t>Program.cs</w:t>
       </w:r>
+      <w:proofErr w:type="spellEnd"/>
     </w:p>
     <w:p>
       <w:pPr>
@@ -463,15 +522,63 @@
           <w:lang w:val="en-CA"/>
         </w:rPr>
       </w:pPr>
-      <w:r>
-        <w:rPr>
-          <w:rFonts w:ascii="Cascadia Mono" w:hAnsi="Cascadia Mono" w:cs="Cascadia Mono"/>
-          <w:color w:val="000000"/>
-          <w:sz w:val="19"/>
-          <w:szCs w:val="19"/>
-          <w:lang w:val="en-CA"/>
-        </w:rPr>
-        <w:t xml:space="preserve">builder.Services.AddDbContext&lt;ZombiePartyDbContext&gt;(options =&gt; </w:t>
+      <w:proofErr w:type="spellStart"/>
+      <w:proofErr w:type="gramStart"/>
+      <w:r>
+        <w:rPr>
+          <w:rFonts w:ascii="Cascadia Mono" w:hAnsi="Cascadia Mono" w:cs="Cascadia Mono"/>
+          <w:color w:val="000000"/>
+          <w:sz w:val="19"/>
+          <w:szCs w:val="19"/>
+          <w:lang w:val="en-CA"/>
+        </w:rPr>
+        <w:t>builder.Services.AddDbContext</w:t>
+      </w:r>
+      <w:proofErr w:type="spellEnd"/>
+      <w:proofErr w:type="gramEnd"/>
+      <w:r>
+        <w:rPr>
+          <w:rFonts w:ascii="Cascadia Mono" w:hAnsi="Cascadia Mono" w:cs="Cascadia Mono"/>
+          <w:color w:val="000000"/>
+          <w:sz w:val="19"/>
+          <w:szCs w:val="19"/>
+          <w:lang w:val="en-CA"/>
+        </w:rPr>
+        <w:t>&lt;</w:t>
+      </w:r>
+      <w:proofErr w:type="spellStart"/>
+      <w:r>
+        <w:rPr>
+          <w:rFonts w:ascii="Cascadia Mono" w:hAnsi="Cascadia Mono" w:cs="Cascadia Mono"/>
+          <w:color w:val="000000"/>
+          <w:sz w:val="19"/>
+          <w:szCs w:val="19"/>
+          <w:lang w:val="en-CA"/>
+        </w:rPr>
+        <w:t>ZombiePartyDbContext</w:t>
+      </w:r>
+      <w:proofErr w:type="spellEnd"/>
+      <w:proofErr w:type="gramStart"/>
+      <w:r>
+        <w:rPr>
+          <w:rFonts w:ascii="Cascadia Mono" w:hAnsi="Cascadia Mono" w:cs="Cascadia Mono"/>
+          <w:color w:val="000000"/>
+          <w:sz w:val="19"/>
+          <w:szCs w:val="19"/>
+          <w:lang w:val="en-CA"/>
+        </w:rPr>
+        <w:t>&gt;(</w:t>
+      </w:r>
+      <w:proofErr w:type="gramEnd"/>
+      <w:r>
+        <w:rPr>
+          <w:rFonts w:ascii="Cascadia Mono" w:hAnsi="Cascadia Mono" w:cs="Cascadia Mono"/>
+          <w:color w:val="000000"/>
+          <w:sz w:val="19"/>
+          <w:szCs w:val="19"/>
+          <w:lang w:val="en-CA"/>
+        </w:rPr>
+        <w:t xml:space="preserve">options =&gt; </w:t>
       </w:r>
     </w:p>
     <w:p>
@@ -504,7 +611,51 @@
           <w:szCs w:val="19"/>
           <w:lang w:val="en-CA"/>
         </w:rPr>
-        <w:t xml:space="preserve">    options.UseSqlServer(builder.Configuration.GetConnectionString(</w:t>
+        <w:t xml:space="preserve">    </w:t>
+      </w:r>
+      <w:proofErr w:type="gramStart"/>
+      <w:r>
+        <w:rPr>
+          <w:rFonts w:ascii="Cascadia Mono" w:hAnsi="Cascadia Mono" w:cs="Cascadia Mono"/>
+          <w:color w:val="000000"/>
+          <w:sz w:val="19"/>
+          <w:szCs w:val="19"/>
+          <w:lang w:val="en-CA"/>
+        </w:rPr>
+        <w:t>options.UseSqlServer</w:t>
+      </w:r>
+      <w:proofErr w:type="gramEnd"/>
+      <w:r>
+        <w:rPr>
+          <w:rFonts w:ascii="Cascadia Mono" w:hAnsi="Cascadia Mono" w:cs="Cascadia Mono"/>
+          <w:color w:val="000000"/>
+          <w:sz w:val="19"/>
+          <w:szCs w:val="19"/>
+          <w:lang w:val="en-CA"/>
+        </w:rPr>
+        <w:t>(</w:t>
+      </w:r>
+      <w:proofErr w:type="gramStart"/>
+      <w:r>
+        <w:rPr>
+          <w:rFonts w:ascii="Cascadia Mono" w:hAnsi="Cascadia Mono" w:cs="Cascadia Mono"/>
+          <w:color w:val="000000"/>
+          <w:sz w:val="19"/>
+          <w:szCs w:val="19"/>
+          <w:lang w:val="en-CA"/>
+        </w:rPr>
+        <w:t>builder.Configuration.GetConnectionString</w:t>
+      </w:r>
+      <w:proofErr w:type="gramEnd"/>
+      <w:r>
+        <w:rPr>
+          <w:rFonts w:ascii="Cascadia Mono" w:hAnsi="Cascadia Mono" w:cs="Cascadia Mono"/>
+          <w:color w:val="000000"/>
+          <w:sz w:val="19"/>
+          <w:szCs w:val="19"/>
+          <w:lang w:val="en-CA"/>
+        </w:rPr>
+        <w:t>(</w:t>
       </w:r>
       <w:r>
         <w:rPr>
@@ -548,6 +699,8 @@
         </w:rPr>
         <w:br/>
       </w:r>
+      <w:proofErr w:type="spellStart"/>
+      <w:proofErr w:type="gramStart"/>
       <w:r>
         <w:rPr>
           <w:rFonts w:ascii="Cascadia Mono" w:hAnsi="Cascadia Mono" w:cs="Cascadia Mono"/>
@@ -557,7 +710,31 @@
           <w:highlight w:val="green"/>
           <w:lang w:val="en-CA"/>
         </w:rPr>
-        <w:t>UseLazyLoadingProxies()</w:t>
+        <w:t>UseLazyLoadingProxies</w:t>
+      </w:r>
+      <w:proofErr w:type="spellEnd"/>
+      <w:r>
+        <w:rPr>
+          <w:rFonts w:ascii="Cascadia Mono" w:hAnsi="Cascadia Mono" w:cs="Cascadia Mono"/>
+          <w:color w:val="000000"/>
+          <w:sz w:val="19"/>
+          <w:szCs w:val="19"/>
+          <w:highlight w:val="green"/>
+          <w:lang w:val="en-CA"/>
+        </w:rPr>
+        <w:t>(</w:t>
+      </w:r>
+      <w:proofErr w:type="gramEnd"/>
+      <w:r>
+        <w:rPr>
+          <w:rFonts w:ascii="Cascadia Mono" w:hAnsi="Cascadia Mono" w:cs="Cascadia Mono"/>
+          <w:color w:val="000000"/>
+          <w:sz w:val="19"/>
+          <w:szCs w:val="19"/>
+          <w:highlight w:val="green"/>
+          <w:lang w:val="en-CA"/>
+        </w:rPr>
+        <w:t>)</w:t>
       </w:r>
       <w:r>
         <w:rPr>
@@ -612,7 +789,15 @@
         <w:t xml:space="preserve"> comme</w:t>
       </w:r>
       <w:r>
-        <w:t xml:space="preserve"> virtual </w:t>
+        <w:t xml:space="preserve"> </w:t>
+      </w:r>
+      <w:proofErr w:type="spellStart"/>
+      <w:r>
+        <w:t>virtual</w:t>
+      </w:r>
+      <w:proofErr w:type="spellEnd"/>
+      <w:r>
+        <w:t xml:space="preserve"> </w:t>
       </w:r>
       <w:r>
         <w:t>dans le modèle de données</w:t>
@@ -682,7 +867,62 @@
           <w:szCs w:val="19"/>
           <w:lang w:val="en-CA"/>
         </w:rPr>
-        <w:t xml:space="preserve"> ZombieType ZombieType { </w:t>
+        <w:t xml:space="preserve"> </w:t>
+      </w:r>
+      <w:proofErr w:type="spellStart"/>
+      <w:r>
+        <w:rPr>
+          <w:rFonts w:ascii="Cascadia Mono" w:hAnsi="Cascadia Mono" w:cs="Cascadia Mono"/>
+          <w:color w:val="000000"/>
+          <w:sz w:val="19"/>
+          <w:szCs w:val="19"/>
+          <w:lang w:val="en-CA"/>
+        </w:rPr>
+        <w:t>ZombieType</w:t>
+      </w:r>
+      <w:proofErr w:type="spellEnd"/>
+      <w:r>
+        <w:rPr>
+          <w:rFonts w:ascii="Cascadia Mono" w:hAnsi="Cascadia Mono" w:cs="Cascadia Mono"/>
+          <w:color w:val="000000"/>
+          <w:sz w:val="19"/>
+          <w:szCs w:val="19"/>
+          <w:lang w:val="en-CA"/>
+        </w:rPr>
+        <w:t xml:space="preserve"> </w:t>
+      </w:r>
+      <w:proofErr w:type="spellStart"/>
+      <w:r>
+        <w:rPr>
+          <w:rFonts w:ascii="Cascadia Mono" w:hAnsi="Cascadia Mono" w:cs="Cascadia Mono"/>
+          <w:color w:val="000000"/>
+          <w:sz w:val="19"/>
+          <w:szCs w:val="19"/>
+          <w:lang w:val="en-CA"/>
+        </w:rPr>
+        <w:t>ZombieType</w:t>
+      </w:r>
+      <w:proofErr w:type="spellEnd"/>
+      <w:r>
+        <w:rPr>
+          <w:rFonts w:ascii="Cascadia Mono" w:hAnsi="Cascadia Mono" w:cs="Cascadia Mono"/>
+          <w:color w:val="000000"/>
+          <w:sz w:val="19"/>
+          <w:szCs w:val="19"/>
+          <w:lang w:val="en-CA"/>
+        </w:rPr>
+        <w:t xml:space="preserve"> </w:t>
+      </w:r>
+      <w:proofErr w:type="gramStart"/>
+      <w:r>
+        <w:rPr>
+          <w:rFonts w:ascii="Cascadia Mono" w:hAnsi="Cascadia Mono" w:cs="Cascadia Mono"/>
+          <w:color w:val="000000"/>
+          <w:sz w:val="19"/>
+          <w:szCs w:val="19"/>
+          <w:lang w:val="en-CA"/>
+        </w:rPr>
+        <w:t xml:space="preserve">{ </w:t>
       </w:r>
       <w:r>
         <w:rPr>
@@ -694,6 +934,7 @@
         </w:rPr>
         <w:t>get</w:t>
       </w:r>
+      <w:proofErr w:type="gramEnd"/>
       <w:r>
         <w:rPr>
           <w:rFonts w:ascii="Cascadia Mono" w:hAnsi="Cascadia Mono" w:cs="Cascadia Mono"/>
@@ -714,6 +955,7 @@
         </w:rPr>
         <w:t>set</w:t>
       </w:r>
+      <w:proofErr w:type="gramStart"/>
       <w:r>
         <w:rPr>
           <w:rFonts w:ascii="Cascadia Mono" w:hAnsi="Cascadia Mono" w:cs="Cascadia Mono"/>
@@ -724,6 +966,7 @@
         </w:rPr>
         <w:t>; }</w:t>
       </w:r>
+      <w:proofErr w:type="gramEnd"/>
     </w:p>
     <w:p>
       <w:pPr>
@@ -742,6 +985,7 @@
       <w:r>
         <w:t xml:space="preserve"> qu’elle fonctionne comme avant avec le </w:t>
       </w:r>
+      <w:proofErr w:type="spellStart"/>
       <w:r>
         <w:rPr>
           <w:i/>
@@ -749,6 +993,7 @@
         </w:rPr>
         <w:t>LazyLoading</w:t>
       </w:r>
+      <w:proofErr w:type="spellEnd"/>
     </w:p>
     <w:p>
       <w:pPr>
@@ -789,12 +1034,21 @@
       <w:r>
         <w:t xml:space="preserve">Cliquez sur </w:t>
       </w:r>
+      <w:proofErr w:type="spellStart"/>
       <w:r>
         <w:rPr>
           <w:b/>
           <w:bCs/>
         </w:rPr>
-        <w:t>View changes</w:t>
+        <w:t>View</w:t>
+      </w:r>
+      <w:proofErr w:type="spellEnd"/>
+      <w:r>
+        <w:rPr>
+          <w:b/>
+          <w:bCs/>
+        </w:rPr>
+        <w:t xml:space="preserve"> changes</w:t>
       </w:r>
     </w:p>
     <w:p>
@@ -846,6 +1100,7 @@
         </w:numPr>
         <w:spacing w:before="0" w:after="160" w:line="259" w:lineRule="auto"/>
       </w:pPr>
+      <w:proofErr w:type="spellStart"/>
       <w:r>
         <w:rPr>
           <w:b/>
@@ -853,12 +1108,18 @@
         </w:rPr>
         <w:t>Summary</w:t>
       </w:r>
+      <w:proofErr w:type="spellEnd"/>
       <w:r>
         <w:t xml:space="preserve">: </w:t>
       </w:r>
       <w:r>
-        <w:t>REFACTOR LazyLoading</w:t>
-      </w:r>
+        <w:t xml:space="preserve">REFACTOR </w:t>
+      </w:r>
+      <w:proofErr w:type="spellStart"/>
+      <w:r>
+        <w:t>LazyLoading</w:t>
+      </w:r>
+      <w:proofErr w:type="spellEnd"/>
     </w:p>
     <w:p>
       <w:pPr>
@@ -880,8 +1141,13 @@
         <w:t xml:space="preserve">: </w:t>
       </w:r>
       <w:r>
-        <w:t>Configuration du LazyLoading</w:t>
-      </w:r>
+        <w:t xml:space="preserve">Configuration du </w:t>
+      </w:r>
+      <w:proofErr w:type="spellStart"/>
+      <w:r>
+        <w:t>LazyLoading</w:t>
+      </w:r>
+      <w:proofErr w:type="spellEnd"/>
     </w:p>
     <w:p>
       <w:pPr>
@@ -925,6 +1191,7 @@
       <w:r>
         <w:t xml:space="preserve"> les modifications sur le repo en ligne </w:t>
       </w:r>
+      <w:proofErr w:type="spellStart"/>
       <w:r>
         <w:rPr>
           <w:b/>
@@ -932,6 +1199,7 @@
         </w:rPr>
         <w:t>Remote</w:t>
       </w:r>
+      <w:proofErr w:type="spellEnd"/>
       <w:r>
         <w:t xml:space="preserve">: cliquez sur </w:t>
       </w:r>
@@ -1054,13 +1322,23 @@
       <w:r>
         <w:t xml:space="preserve"> </w:t>
       </w:r>
-      <w:r>
-        <w:rPr>
-          <w:rFonts w:ascii="Cascadia Mono" w:hAnsi="Cascadia Mono" w:cs="Cascadia Mono"/>
-          <w:sz w:val="19"/>
-          <w:szCs w:val="19"/>
-        </w:rPr>
-        <w:t xml:space="preserve">ModelBuilderDataGenerator </w:t>
+      <w:proofErr w:type="spellStart"/>
+      <w:r>
+        <w:rPr>
+          <w:rFonts w:ascii="Cascadia Mono" w:hAnsi="Cascadia Mono" w:cs="Cascadia Mono"/>
+          <w:sz w:val="19"/>
+          <w:szCs w:val="19"/>
+        </w:rPr>
+        <w:t>ModelBuilderDataGenerator</w:t>
+      </w:r>
+      <w:proofErr w:type="spellEnd"/>
+      <w:r>
+        <w:rPr>
+          <w:rFonts w:ascii="Cascadia Mono" w:hAnsi="Cascadia Mono" w:cs="Cascadia Mono"/>
+          <w:sz w:val="19"/>
+          <w:szCs w:val="19"/>
+        </w:rPr>
+        <w:t xml:space="preserve"> </w:t>
       </w:r>
       <w:r>
         <w:t>pour cette nouvelle propriété</w:t>
@@ -1090,14 +1368,58 @@
           <w:szCs w:val="19"/>
         </w:rPr>
       </w:pPr>
-      <w:r>
-        <w:rPr>
-          <w:rFonts w:ascii="Cascadia Mono" w:hAnsi="Cascadia Mono" w:cs="Cascadia Mono"/>
-          <w:color w:val="000000"/>
-          <w:sz w:val="19"/>
-          <w:szCs w:val="19"/>
-        </w:rPr>
-        <w:t>builder.Entity&lt;Zombie&gt;().HasData(</w:t>
+      <w:proofErr w:type="spellStart"/>
+      <w:proofErr w:type="gramStart"/>
+      <w:r>
+        <w:rPr>
+          <w:rFonts w:ascii="Cascadia Mono" w:hAnsi="Cascadia Mono" w:cs="Cascadia Mono"/>
+          <w:color w:val="000000"/>
+          <w:sz w:val="19"/>
+          <w:szCs w:val="19"/>
+        </w:rPr>
+        <w:t>builder.Entity</w:t>
+      </w:r>
+      <w:proofErr w:type="spellEnd"/>
+      <w:proofErr w:type="gramEnd"/>
+      <w:r>
+        <w:rPr>
+          <w:rFonts w:ascii="Cascadia Mono" w:hAnsi="Cascadia Mono" w:cs="Cascadia Mono"/>
+          <w:color w:val="000000"/>
+          <w:sz w:val="19"/>
+          <w:szCs w:val="19"/>
+        </w:rPr>
+        <w:t>&lt;Zombie</w:t>
+      </w:r>
+      <w:proofErr w:type="gramStart"/>
+      <w:r>
+        <w:rPr>
+          <w:rFonts w:ascii="Cascadia Mono" w:hAnsi="Cascadia Mono" w:cs="Cascadia Mono"/>
+          <w:color w:val="000000"/>
+          <w:sz w:val="19"/>
+          <w:szCs w:val="19"/>
+        </w:rPr>
+        <w:t>&gt;().</w:t>
+      </w:r>
+      <w:proofErr w:type="spellStart"/>
+      <w:r>
+        <w:rPr>
+          <w:rFonts w:ascii="Cascadia Mono" w:hAnsi="Cascadia Mono" w:cs="Cascadia Mono"/>
+          <w:color w:val="000000"/>
+          <w:sz w:val="19"/>
+          <w:szCs w:val="19"/>
+        </w:rPr>
+        <w:t>HasData</w:t>
+      </w:r>
+      <w:proofErr w:type="spellEnd"/>
+      <w:proofErr w:type="gramEnd"/>
+      <w:r>
+        <w:rPr>
+          <w:rFonts w:ascii="Cascadia Mono" w:hAnsi="Cascadia Mono" w:cs="Cascadia Mono"/>
+          <w:color w:val="000000"/>
+          <w:sz w:val="19"/>
+          <w:szCs w:val="19"/>
+        </w:rPr>
+        <w:t>(</w:t>
       </w:r>
     </w:p>
     <w:p>
@@ -1130,6 +1452,7 @@
         </w:rPr>
         <w:t xml:space="preserve">    </w:t>
       </w:r>
+      <w:proofErr w:type="gramStart"/>
       <w:r>
         <w:rPr>
           <w:rFonts w:ascii="Cascadia Mono" w:hAnsi="Cascadia Mono" w:cs="Cascadia Mono"/>
@@ -1139,14 +1462,55 @@
         </w:rPr>
         <w:t>new</w:t>
       </w:r>
-      <w:r>
-        <w:rPr>
-          <w:rFonts w:ascii="Cascadia Mono" w:hAnsi="Cascadia Mono" w:cs="Cascadia Mono"/>
-          <w:color w:val="000000"/>
-          <w:sz w:val="19"/>
-          <w:szCs w:val="19"/>
-        </w:rPr>
-        <w:t xml:space="preserve"> Zombie { Id = 1, Point = 5, Force =20, ShortDesc = </w:t>
+      <w:proofErr w:type="gramEnd"/>
+      <w:r>
+        <w:rPr>
+          <w:rFonts w:ascii="Cascadia Mono" w:hAnsi="Cascadia Mono" w:cs="Cascadia Mono"/>
+          <w:color w:val="000000"/>
+          <w:sz w:val="19"/>
+          <w:szCs w:val="19"/>
+        </w:rPr>
+        <w:t xml:space="preserve"> Zombie </w:t>
+      </w:r>
+      <w:proofErr w:type="gramStart"/>
+      <w:r>
+        <w:rPr>
+          <w:rFonts w:ascii="Cascadia Mono" w:hAnsi="Cascadia Mono" w:cs="Cascadia Mono"/>
+          <w:color w:val="000000"/>
+          <w:sz w:val="19"/>
+          <w:szCs w:val="19"/>
+        </w:rPr>
+        <w:t>{ Id</w:t>
+      </w:r>
+      <w:proofErr w:type="gramEnd"/>
+      <w:r>
+        <w:rPr>
+          <w:rFonts w:ascii="Cascadia Mono" w:hAnsi="Cascadia Mono" w:cs="Cascadia Mono"/>
+          <w:color w:val="000000"/>
+          <w:sz w:val="19"/>
+          <w:szCs w:val="19"/>
+        </w:rPr>
+        <w:t xml:space="preserve"> = 1, Point = 5, Force =20, </w:t>
+      </w:r>
+      <w:proofErr w:type="spellStart"/>
+      <w:r>
+        <w:rPr>
+          <w:rFonts w:ascii="Cascadia Mono" w:hAnsi="Cascadia Mono" w:cs="Cascadia Mono"/>
+          <w:color w:val="000000"/>
+          <w:sz w:val="19"/>
+          <w:szCs w:val="19"/>
+        </w:rPr>
+        <w:t>ShortDesc</w:t>
+      </w:r>
+      <w:proofErr w:type="spellEnd"/>
+      <w:r>
+        <w:rPr>
+          <w:rFonts w:ascii="Cascadia Mono" w:hAnsi="Cascadia Mono" w:cs="Cascadia Mono"/>
+          <w:color w:val="000000"/>
+          <w:sz w:val="19"/>
+          <w:szCs w:val="19"/>
+        </w:rPr>
+        <w:t xml:space="preserve"> = </w:t>
       </w:r>
       <w:r>
         <w:rPr>
@@ -1155,7 +1519,27 @@
           <w:sz w:val="19"/>
           <w:szCs w:val="19"/>
         </w:rPr>
-        <w:t>"Pirate des Caraibes"</w:t>
+        <w:t xml:space="preserve">"Pirate des </w:t>
+      </w:r>
+      <w:proofErr w:type="spellStart"/>
+      <w:r>
+        <w:rPr>
+          <w:rFonts w:ascii="Cascadia Mono" w:hAnsi="Cascadia Mono" w:cs="Cascadia Mono"/>
+          <w:color w:val="A31515"/>
+          <w:sz w:val="19"/>
+          <w:szCs w:val="19"/>
+        </w:rPr>
+        <w:t>Caraibes</w:t>
+      </w:r>
+      <w:proofErr w:type="spellEnd"/>
+      <w:r>
+        <w:rPr>
+          <w:rFonts w:ascii="Cascadia Mono" w:hAnsi="Cascadia Mono" w:cs="Cascadia Mono"/>
+          <w:color w:val="A31515"/>
+          <w:sz w:val="19"/>
+          <w:szCs w:val="19"/>
+        </w:rPr>
+        <w:t>"</w:t>
       </w:r>
       <w:r>
         <w:rPr>
@@ -1173,16 +1557,76 @@
           <w:sz w:val="19"/>
           <w:szCs w:val="19"/>
         </w:rPr>
-        <w:t>"LeChuck"</w:t>
-      </w:r>
-      <w:r>
-        <w:rPr>
-          <w:rFonts w:ascii="Cascadia Mono" w:hAnsi="Cascadia Mono" w:cs="Cascadia Mono"/>
-          <w:color w:val="000000"/>
-          <w:sz w:val="19"/>
-          <w:szCs w:val="19"/>
-        </w:rPr>
-        <w:t>, ZombieTypeId = 1 },</w:t>
+        <w:t>"</w:t>
+      </w:r>
+      <w:proofErr w:type="spellStart"/>
+      <w:r>
+        <w:rPr>
+          <w:rFonts w:ascii="Cascadia Mono" w:hAnsi="Cascadia Mono" w:cs="Cascadia Mono"/>
+          <w:color w:val="A31515"/>
+          <w:sz w:val="19"/>
+          <w:szCs w:val="19"/>
+        </w:rPr>
+        <w:t>LeChuck</w:t>
+      </w:r>
+      <w:proofErr w:type="spellEnd"/>
+      <w:r>
+        <w:rPr>
+          <w:rFonts w:ascii="Cascadia Mono" w:hAnsi="Cascadia Mono" w:cs="Cascadia Mono"/>
+          <w:color w:val="A31515"/>
+          <w:sz w:val="19"/>
+          <w:szCs w:val="19"/>
+        </w:rPr>
+        <w:t>"</w:t>
+      </w:r>
+      <w:r>
+        <w:rPr>
+          <w:rFonts w:ascii="Cascadia Mono" w:hAnsi="Cascadia Mono" w:cs="Cascadia Mono"/>
+          <w:color w:val="000000"/>
+          <w:sz w:val="19"/>
+          <w:szCs w:val="19"/>
+        </w:rPr>
+        <w:t xml:space="preserve">, </w:t>
+      </w:r>
+      <w:proofErr w:type="spellStart"/>
+      <w:r>
+        <w:rPr>
+          <w:rFonts w:ascii="Cascadia Mono" w:hAnsi="Cascadia Mono" w:cs="Cascadia Mono"/>
+          <w:color w:val="000000"/>
+          <w:sz w:val="19"/>
+          <w:szCs w:val="19"/>
+        </w:rPr>
+        <w:t>ZombieTypeId</w:t>
+      </w:r>
+      <w:proofErr w:type="spellEnd"/>
+      <w:r>
+        <w:rPr>
+          <w:rFonts w:ascii="Cascadia Mono" w:hAnsi="Cascadia Mono" w:cs="Cascadia Mono"/>
+          <w:color w:val="000000"/>
+          <w:sz w:val="19"/>
+          <w:szCs w:val="19"/>
+        </w:rPr>
+        <w:t xml:space="preserve"> = </w:t>
+      </w:r>
+      <w:proofErr w:type="gramStart"/>
+      <w:r>
+        <w:rPr>
+          <w:rFonts w:ascii="Cascadia Mono" w:hAnsi="Cascadia Mono" w:cs="Cascadia Mono"/>
+          <w:color w:val="000000"/>
+          <w:sz w:val="19"/>
+          <w:szCs w:val="19"/>
+        </w:rPr>
+        <w:t>1 }</w:t>
+      </w:r>
+      <w:proofErr w:type="gramEnd"/>
+      <w:r>
+        <w:rPr>
+          <w:rFonts w:ascii="Cascadia Mono" w:hAnsi="Cascadia Mono" w:cs="Cascadia Mono"/>
+          <w:color w:val="000000"/>
+          <w:sz w:val="19"/>
+          <w:szCs w:val="19"/>
+        </w:rPr>
+        <w:t>,</w:t>
       </w:r>
     </w:p>
     <w:p>
@@ -1234,7 +1678,51 @@
           <w:szCs w:val="19"/>
           <w:lang w:val="en-CA"/>
         </w:rPr>
-        <w:t xml:space="preserve"> Zombie { Id = 2, Point = 4, Force = 10, ShortDesc = </w:t>
+        <w:t xml:space="preserve"> Zombie </w:t>
+      </w:r>
+      <w:proofErr w:type="gramStart"/>
+      <w:r>
+        <w:rPr>
+          <w:rFonts w:ascii="Cascadia Mono" w:hAnsi="Cascadia Mono" w:cs="Cascadia Mono"/>
+          <w:color w:val="000000"/>
+          <w:sz w:val="19"/>
+          <w:szCs w:val="19"/>
+          <w:lang w:val="en-CA"/>
+        </w:rPr>
+        <w:t>{ Id</w:t>
+      </w:r>
+      <w:proofErr w:type="gramEnd"/>
+      <w:r>
+        <w:rPr>
+          <w:rFonts w:ascii="Cascadia Mono" w:hAnsi="Cascadia Mono" w:cs="Cascadia Mono"/>
+          <w:color w:val="000000"/>
+          <w:sz w:val="19"/>
+          <w:szCs w:val="19"/>
+          <w:lang w:val="en-CA"/>
+        </w:rPr>
+        <w:t xml:space="preserve"> = 2, Point = 4, Force = 10, </w:t>
+      </w:r>
+      <w:proofErr w:type="spellStart"/>
+      <w:r>
+        <w:rPr>
+          <w:rFonts w:ascii="Cascadia Mono" w:hAnsi="Cascadia Mono" w:cs="Cascadia Mono"/>
+          <w:color w:val="000000"/>
+          <w:sz w:val="19"/>
+          <w:szCs w:val="19"/>
+          <w:lang w:val="en-CA"/>
+        </w:rPr>
+        <w:t>ShortDesc</w:t>
+      </w:r>
+      <w:proofErr w:type="spellEnd"/>
+      <w:r>
+        <w:rPr>
+          <w:rFonts w:ascii="Cascadia Mono" w:hAnsi="Cascadia Mono" w:cs="Cascadia Mono"/>
+          <w:color w:val="000000"/>
+          <w:sz w:val="19"/>
+          <w:szCs w:val="19"/>
+          <w:lang w:val="en-CA"/>
+        </w:rPr>
+        <w:t xml:space="preserve"> = </w:t>
       </w:r>
       <w:r>
         <w:rPr>
@@ -1274,7 +1762,51 @@
           <w:szCs w:val="19"/>
           <w:lang w:val="en-CA"/>
         </w:rPr>
-        <w:t>, ZombieTypeId = 2 },</w:t>
+        <w:t xml:space="preserve">, </w:t>
+      </w:r>
+      <w:proofErr w:type="spellStart"/>
+      <w:r>
+        <w:rPr>
+          <w:rFonts w:ascii="Cascadia Mono" w:hAnsi="Cascadia Mono" w:cs="Cascadia Mono"/>
+          <w:color w:val="000000"/>
+          <w:sz w:val="19"/>
+          <w:szCs w:val="19"/>
+          <w:lang w:val="en-CA"/>
+        </w:rPr>
+        <w:t>ZombieTypeId</w:t>
+      </w:r>
+      <w:proofErr w:type="spellEnd"/>
+      <w:r>
+        <w:rPr>
+          <w:rFonts w:ascii="Cascadia Mono" w:hAnsi="Cascadia Mono" w:cs="Cascadia Mono"/>
+          <w:color w:val="000000"/>
+          <w:sz w:val="19"/>
+          <w:szCs w:val="19"/>
+          <w:lang w:val="en-CA"/>
+        </w:rPr>
+        <w:t xml:space="preserve"> = </w:t>
+      </w:r>
+      <w:proofErr w:type="gramStart"/>
+      <w:r>
+        <w:rPr>
+          <w:rFonts w:ascii="Cascadia Mono" w:hAnsi="Cascadia Mono" w:cs="Cascadia Mono"/>
+          <w:color w:val="000000"/>
+          <w:sz w:val="19"/>
+          <w:szCs w:val="19"/>
+          <w:lang w:val="en-CA"/>
+        </w:rPr>
+        <w:t>2 }</w:t>
+      </w:r>
+      <w:proofErr w:type="gramEnd"/>
+      <w:r>
+        <w:rPr>
+          <w:rFonts w:ascii="Cascadia Mono" w:hAnsi="Cascadia Mono" w:cs="Cascadia Mono"/>
+          <w:color w:val="000000"/>
+          <w:sz w:val="19"/>
+          <w:szCs w:val="19"/>
+          <w:lang w:val="en-CA"/>
+        </w:rPr>
+        <w:t>,</w:t>
       </w:r>
     </w:p>
     <w:p>
@@ -1308,6 +1840,7 @@
         </w:rPr>
         <w:t xml:space="preserve">    </w:t>
       </w:r>
+      <w:proofErr w:type="gramStart"/>
       <w:r>
         <w:rPr>
           <w:rFonts w:ascii="Cascadia Mono" w:hAnsi="Cascadia Mono" w:cs="Cascadia Mono"/>
@@ -1317,14 +1850,55 @@
         </w:rPr>
         <w:t>new</w:t>
       </w:r>
-      <w:r>
-        <w:rPr>
-          <w:rFonts w:ascii="Cascadia Mono" w:hAnsi="Cascadia Mono" w:cs="Cascadia Mono"/>
-          <w:color w:val="000000"/>
-          <w:sz w:val="19"/>
-          <w:szCs w:val="19"/>
-        </w:rPr>
-        <w:t xml:space="preserve"> Zombie { Id = 3, Point = 8, Force = 12, ShortDesc = </w:t>
+      <w:proofErr w:type="gramEnd"/>
+      <w:r>
+        <w:rPr>
+          <w:rFonts w:ascii="Cascadia Mono" w:hAnsi="Cascadia Mono" w:cs="Cascadia Mono"/>
+          <w:color w:val="000000"/>
+          <w:sz w:val="19"/>
+          <w:szCs w:val="19"/>
+        </w:rPr>
+        <w:t xml:space="preserve"> Zombie </w:t>
+      </w:r>
+      <w:proofErr w:type="gramStart"/>
+      <w:r>
+        <w:rPr>
+          <w:rFonts w:ascii="Cascadia Mono" w:hAnsi="Cascadia Mono" w:cs="Cascadia Mono"/>
+          <w:color w:val="000000"/>
+          <w:sz w:val="19"/>
+          <w:szCs w:val="19"/>
+        </w:rPr>
+        <w:t>{ Id</w:t>
+      </w:r>
+      <w:proofErr w:type="gramEnd"/>
+      <w:r>
+        <w:rPr>
+          <w:rFonts w:ascii="Cascadia Mono" w:hAnsi="Cascadia Mono" w:cs="Cascadia Mono"/>
+          <w:color w:val="000000"/>
+          <w:sz w:val="19"/>
+          <w:szCs w:val="19"/>
+        </w:rPr>
+        <w:t xml:space="preserve"> = 3, Point = 8, Force = 12, </w:t>
+      </w:r>
+      <w:proofErr w:type="spellStart"/>
+      <w:r>
+        <w:rPr>
+          <w:rFonts w:ascii="Cascadia Mono" w:hAnsi="Cascadia Mono" w:cs="Cascadia Mono"/>
+          <w:color w:val="000000"/>
+          <w:sz w:val="19"/>
+          <w:szCs w:val="19"/>
+        </w:rPr>
+        <w:t>ShortDesc</w:t>
+      </w:r>
+      <w:proofErr w:type="spellEnd"/>
+      <w:r>
+        <w:rPr>
+          <w:rFonts w:ascii="Cascadia Mono" w:hAnsi="Cascadia Mono" w:cs="Cascadia Mono"/>
+          <w:color w:val="000000"/>
+          <w:sz w:val="19"/>
+          <w:szCs w:val="19"/>
+        </w:rPr>
+        <w:t xml:space="preserve"> = </w:t>
       </w:r>
       <w:r>
         <w:rPr>
@@ -1333,7 +1907,27 @@
           <w:sz w:val="19"/>
           <w:szCs w:val="19"/>
         </w:rPr>
-        <w:t>"En costume de soirée, avec un chapeau haut de forme blanc et des lunettes soleil"</w:t>
+        <w:t xml:space="preserve">"En costume de soirée, avec un chapeau haut de </w:t>
+      </w:r>
+      <w:proofErr w:type="gramStart"/>
+      <w:r>
+        <w:rPr>
+          <w:rFonts w:ascii="Cascadia Mono" w:hAnsi="Cascadia Mono" w:cs="Cascadia Mono"/>
+          <w:color w:val="A31515"/>
+          <w:sz w:val="19"/>
+          <w:szCs w:val="19"/>
+        </w:rPr>
+        <w:t>forme blanc</w:t>
+      </w:r>
+      <w:proofErr w:type="gramEnd"/>
+      <w:r>
+        <w:rPr>
+          <w:rFonts w:ascii="Cascadia Mono" w:hAnsi="Cascadia Mono" w:cs="Cascadia Mono"/>
+          <w:color w:val="A31515"/>
+          <w:sz w:val="19"/>
+          <w:szCs w:val="19"/>
+        </w:rPr>
+        <w:t xml:space="preserve"> et des lunettes soleil"</w:t>
       </w:r>
       <w:r>
         <w:rPr>
@@ -1360,7 +1954,47 @@
           <w:sz w:val="19"/>
           <w:szCs w:val="19"/>
         </w:rPr>
-        <w:t>, ZombieTypeId = 2 },</w:t>
+        <w:t xml:space="preserve">, </w:t>
+      </w:r>
+      <w:proofErr w:type="spellStart"/>
+      <w:r>
+        <w:rPr>
+          <w:rFonts w:ascii="Cascadia Mono" w:hAnsi="Cascadia Mono" w:cs="Cascadia Mono"/>
+          <w:color w:val="000000"/>
+          <w:sz w:val="19"/>
+          <w:szCs w:val="19"/>
+        </w:rPr>
+        <w:t>ZombieTypeId</w:t>
+      </w:r>
+      <w:proofErr w:type="spellEnd"/>
+      <w:r>
+        <w:rPr>
+          <w:rFonts w:ascii="Cascadia Mono" w:hAnsi="Cascadia Mono" w:cs="Cascadia Mono"/>
+          <w:color w:val="000000"/>
+          <w:sz w:val="19"/>
+          <w:szCs w:val="19"/>
+        </w:rPr>
+        <w:t xml:space="preserve"> = </w:t>
+      </w:r>
+      <w:proofErr w:type="gramStart"/>
+      <w:r>
+        <w:rPr>
+          <w:rFonts w:ascii="Cascadia Mono" w:hAnsi="Cascadia Mono" w:cs="Cascadia Mono"/>
+          <w:color w:val="000000"/>
+          <w:sz w:val="19"/>
+          <w:szCs w:val="19"/>
+        </w:rPr>
+        <w:t>2 }</w:t>
+      </w:r>
+      <w:proofErr w:type="gramEnd"/>
+      <w:r>
+        <w:rPr>
+          <w:rFonts w:ascii="Cascadia Mono" w:hAnsi="Cascadia Mono" w:cs="Cascadia Mono"/>
+          <w:color w:val="000000"/>
+          <w:sz w:val="19"/>
+          <w:szCs w:val="19"/>
+        </w:rPr>
+        <w:t>,</w:t>
       </w:r>
     </w:p>
     <w:p>
@@ -1393,6 +2027,7 @@
         </w:rPr>
         <w:t xml:space="preserve">    </w:t>
       </w:r>
+      <w:proofErr w:type="gramStart"/>
       <w:r>
         <w:rPr>
           <w:rFonts w:ascii="Cascadia Mono" w:hAnsi="Cascadia Mono" w:cs="Cascadia Mono"/>
@@ -1402,14 +2037,55 @@
         </w:rPr>
         <w:t>new</w:t>
       </w:r>
-      <w:r>
-        <w:rPr>
-          <w:rFonts w:ascii="Cascadia Mono" w:hAnsi="Cascadia Mono" w:cs="Cascadia Mono"/>
-          <w:color w:val="000000"/>
-          <w:sz w:val="19"/>
-          <w:szCs w:val="19"/>
-        </w:rPr>
-        <w:t xml:space="preserve"> Zombie { Id = 4, Point = 2, Force = 5, ShortDesc = </w:t>
+      <w:proofErr w:type="gramEnd"/>
+      <w:r>
+        <w:rPr>
+          <w:rFonts w:ascii="Cascadia Mono" w:hAnsi="Cascadia Mono" w:cs="Cascadia Mono"/>
+          <w:color w:val="000000"/>
+          <w:sz w:val="19"/>
+          <w:szCs w:val="19"/>
+        </w:rPr>
+        <w:t xml:space="preserve"> Zombie </w:t>
+      </w:r>
+      <w:proofErr w:type="gramStart"/>
+      <w:r>
+        <w:rPr>
+          <w:rFonts w:ascii="Cascadia Mono" w:hAnsi="Cascadia Mono" w:cs="Cascadia Mono"/>
+          <w:color w:val="000000"/>
+          <w:sz w:val="19"/>
+          <w:szCs w:val="19"/>
+        </w:rPr>
+        <w:t>{ Id</w:t>
+      </w:r>
+      <w:proofErr w:type="gramEnd"/>
+      <w:r>
+        <w:rPr>
+          <w:rFonts w:ascii="Cascadia Mono" w:hAnsi="Cascadia Mono" w:cs="Cascadia Mono"/>
+          <w:color w:val="000000"/>
+          <w:sz w:val="19"/>
+          <w:szCs w:val="19"/>
+        </w:rPr>
+        <w:t xml:space="preserve"> = 4, Point = 2, Force = 5, </w:t>
+      </w:r>
+      <w:proofErr w:type="spellStart"/>
+      <w:r>
+        <w:rPr>
+          <w:rFonts w:ascii="Cascadia Mono" w:hAnsi="Cascadia Mono" w:cs="Cascadia Mono"/>
+          <w:color w:val="000000"/>
+          <w:sz w:val="19"/>
+          <w:szCs w:val="19"/>
+        </w:rPr>
+        <w:t>ShortDesc</w:t>
+      </w:r>
+      <w:proofErr w:type="spellEnd"/>
+      <w:r>
+        <w:rPr>
+          <w:rFonts w:ascii="Cascadia Mono" w:hAnsi="Cascadia Mono" w:cs="Cascadia Mono"/>
+          <w:color w:val="000000"/>
+          <w:sz w:val="19"/>
+          <w:szCs w:val="19"/>
+        </w:rPr>
+        <w:t xml:space="preserve"> = </w:t>
       </w:r>
       <w:r>
         <w:rPr>
@@ -1463,7 +2139,47 @@
           <w:sz w:val="19"/>
           <w:szCs w:val="19"/>
         </w:rPr>
-        <w:t>, ZombieTypeId = 3 },</w:t>
+        <w:t xml:space="preserve">, </w:t>
+      </w:r>
+      <w:proofErr w:type="spellStart"/>
+      <w:r>
+        <w:rPr>
+          <w:rFonts w:ascii="Cascadia Mono" w:hAnsi="Cascadia Mono" w:cs="Cascadia Mono"/>
+          <w:color w:val="000000"/>
+          <w:sz w:val="19"/>
+          <w:szCs w:val="19"/>
+        </w:rPr>
+        <w:t>ZombieTypeId</w:t>
+      </w:r>
+      <w:proofErr w:type="spellEnd"/>
+      <w:r>
+        <w:rPr>
+          <w:rFonts w:ascii="Cascadia Mono" w:hAnsi="Cascadia Mono" w:cs="Cascadia Mono"/>
+          <w:color w:val="000000"/>
+          <w:sz w:val="19"/>
+          <w:szCs w:val="19"/>
+        </w:rPr>
+        <w:t xml:space="preserve"> = </w:t>
+      </w:r>
+      <w:proofErr w:type="gramStart"/>
+      <w:r>
+        <w:rPr>
+          <w:rFonts w:ascii="Cascadia Mono" w:hAnsi="Cascadia Mono" w:cs="Cascadia Mono"/>
+          <w:color w:val="000000"/>
+          <w:sz w:val="19"/>
+          <w:szCs w:val="19"/>
+        </w:rPr>
+        <w:t>3 }</w:t>
+      </w:r>
+      <w:proofErr w:type="gramEnd"/>
+      <w:r>
+        <w:rPr>
+          <w:rFonts w:ascii="Cascadia Mono" w:hAnsi="Cascadia Mono" w:cs="Cascadia Mono"/>
+          <w:color w:val="000000"/>
+          <w:sz w:val="19"/>
+          <w:szCs w:val="19"/>
+        </w:rPr>
+        <w:t>,</w:t>
       </w:r>
     </w:p>
     <w:p>
@@ -1496,6 +2212,7 @@
         </w:rPr>
         <w:t xml:space="preserve">    </w:t>
       </w:r>
+      <w:proofErr w:type="gramStart"/>
       <w:r>
         <w:rPr>
           <w:rFonts w:ascii="Cascadia Mono" w:hAnsi="Cascadia Mono" w:cs="Cascadia Mono"/>
@@ -1505,14 +2222,55 @@
         </w:rPr>
         <w:t>new</w:t>
       </w:r>
-      <w:r>
-        <w:rPr>
-          <w:rFonts w:ascii="Cascadia Mono" w:hAnsi="Cascadia Mono" w:cs="Cascadia Mono"/>
-          <w:color w:val="000000"/>
-          <w:sz w:val="19"/>
-          <w:szCs w:val="19"/>
-        </w:rPr>
-        <w:t xml:space="preserve"> Zombie { Id = 5, Point = 5, Force = 20, ShortDesc = </w:t>
+      <w:proofErr w:type="gramEnd"/>
+      <w:r>
+        <w:rPr>
+          <w:rFonts w:ascii="Cascadia Mono" w:hAnsi="Cascadia Mono" w:cs="Cascadia Mono"/>
+          <w:color w:val="000000"/>
+          <w:sz w:val="19"/>
+          <w:szCs w:val="19"/>
+        </w:rPr>
+        <w:t xml:space="preserve"> Zombie </w:t>
+      </w:r>
+      <w:proofErr w:type="gramStart"/>
+      <w:r>
+        <w:rPr>
+          <w:rFonts w:ascii="Cascadia Mono" w:hAnsi="Cascadia Mono" w:cs="Cascadia Mono"/>
+          <w:color w:val="000000"/>
+          <w:sz w:val="19"/>
+          <w:szCs w:val="19"/>
+        </w:rPr>
+        <w:t>{ Id</w:t>
+      </w:r>
+      <w:proofErr w:type="gramEnd"/>
+      <w:r>
+        <w:rPr>
+          <w:rFonts w:ascii="Cascadia Mono" w:hAnsi="Cascadia Mono" w:cs="Cascadia Mono"/>
+          <w:color w:val="000000"/>
+          <w:sz w:val="19"/>
+          <w:szCs w:val="19"/>
+        </w:rPr>
+        <w:t xml:space="preserve"> = 5, Point = 5, Force = 20, </w:t>
+      </w:r>
+      <w:proofErr w:type="spellStart"/>
+      <w:r>
+        <w:rPr>
+          <w:rFonts w:ascii="Cascadia Mono" w:hAnsi="Cascadia Mono" w:cs="Cascadia Mono"/>
+          <w:color w:val="000000"/>
+          <w:sz w:val="19"/>
+          <w:szCs w:val="19"/>
+        </w:rPr>
+        <w:t>ShortDesc</w:t>
+      </w:r>
+      <w:proofErr w:type="spellEnd"/>
+      <w:r>
+        <w:rPr>
+          <w:rFonts w:ascii="Cascadia Mono" w:hAnsi="Cascadia Mono" w:cs="Cascadia Mono"/>
+          <w:color w:val="000000"/>
+          <w:sz w:val="19"/>
+          <w:szCs w:val="19"/>
+        </w:rPr>
+        <w:t xml:space="preserve"> = </w:t>
       </w:r>
       <w:r>
         <w:rPr>
@@ -1548,7 +2306,47 @@
           <w:sz w:val="19"/>
           <w:szCs w:val="19"/>
         </w:rPr>
-        <w:t>, ZombieTypeId = 2 },</w:t>
+        <w:t xml:space="preserve">, </w:t>
+      </w:r>
+      <w:proofErr w:type="spellStart"/>
+      <w:r>
+        <w:rPr>
+          <w:rFonts w:ascii="Cascadia Mono" w:hAnsi="Cascadia Mono" w:cs="Cascadia Mono"/>
+          <w:color w:val="000000"/>
+          <w:sz w:val="19"/>
+          <w:szCs w:val="19"/>
+        </w:rPr>
+        <w:t>ZombieTypeId</w:t>
+      </w:r>
+      <w:proofErr w:type="spellEnd"/>
+      <w:r>
+        <w:rPr>
+          <w:rFonts w:ascii="Cascadia Mono" w:hAnsi="Cascadia Mono" w:cs="Cascadia Mono"/>
+          <w:color w:val="000000"/>
+          <w:sz w:val="19"/>
+          <w:szCs w:val="19"/>
+        </w:rPr>
+        <w:t xml:space="preserve"> = </w:t>
+      </w:r>
+      <w:proofErr w:type="gramStart"/>
+      <w:r>
+        <w:rPr>
+          <w:rFonts w:ascii="Cascadia Mono" w:hAnsi="Cascadia Mono" w:cs="Cascadia Mono"/>
+          <w:color w:val="000000"/>
+          <w:sz w:val="19"/>
+          <w:szCs w:val="19"/>
+        </w:rPr>
+        <w:t>2 }</w:t>
+      </w:r>
+      <w:proofErr w:type="gramEnd"/>
+      <w:r>
+        <w:rPr>
+          <w:rFonts w:ascii="Cascadia Mono" w:hAnsi="Cascadia Mono" w:cs="Cascadia Mono"/>
+          <w:color w:val="000000"/>
+          <w:sz w:val="19"/>
+          <w:szCs w:val="19"/>
+        </w:rPr>
+        <w:t>,</w:t>
       </w:r>
     </w:p>
     <w:p>
@@ -1581,6 +2379,7 @@
         </w:rPr>
         <w:t xml:space="preserve">    </w:t>
       </w:r>
+      <w:proofErr w:type="gramStart"/>
       <w:r>
         <w:rPr>
           <w:rFonts w:ascii="Cascadia Mono" w:hAnsi="Cascadia Mono" w:cs="Cascadia Mono"/>
@@ -1590,14 +2389,55 @@
         </w:rPr>
         <w:t>new</w:t>
       </w:r>
-      <w:r>
-        <w:rPr>
-          <w:rFonts w:ascii="Cascadia Mono" w:hAnsi="Cascadia Mono" w:cs="Cascadia Mono"/>
-          <w:color w:val="000000"/>
-          <w:sz w:val="19"/>
-          <w:szCs w:val="19"/>
-        </w:rPr>
-        <w:t xml:space="preserve"> Zombie { Id = 6, Point = 6, Force = 5, ShortDesc = </w:t>
+      <w:proofErr w:type="gramEnd"/>
+      <w:r>
+        <w:rPr>
+          <w:rFonts w:ascii="Cascadia Mono" w:hAnsi="Cascadia Mono" w:cs="Cascadia Mono"/>
+          <w:color w:val="000000"/>
+          <w:sz w:val="19"/>
+          <w:szCs w:val="19"/>
+        </w:rPr>
+        <w:t xml:space="preserve"> Zombie </w:t>
+      </w:r>
+      <w:proofErr w:type="gramStart"/>
+      <w:r>
+        <w:rPr>
+          <w:rFonts w:ascii="Cascadia Mono" w:hAnsi="Cascadia Mono" w:cs="Cascadia Mono"/>
+          <w:color w:val="000000"/>
+          <w:sz w:val="19"/>
+          <w:szCs w:val="19"/>
+        </w:rPr>
+        <w:t>{ Id</w:t>
+      </w:r>
+      <w:proofErr w:type="gramEnd"/>
+      <w:r>
+        <w:rPr>
+          <w:rFonts w:ascii="Cascadia Mono" w:hAnsi="Cascadia Mono" w:cs="Cascadia Mono"/>
+          <w:color w:val="000000"/>
+          <w:sz w:val="19"/>
+          <w:szCs w:val="19"/>
+        </w:rPr>
+        <w:t xml:space="preserve"> = 6, Point = 6, Force = 5, </w:t>
+      </w:r>
+      <w:proofErr w:type="spellStart"/>
+      <w:r>
+        <w:rPr>
+          <w:rFonts w:ascii="Cascadia Mono" w:hAnsi="Cascadia Mono" w:cs="Cascadia Mono"/>
+          <w:color w:val="000000"/>
+          <w:sz w:val="19"/>
+          <w:szCs w:val="19"/>
+        </w:rPr>
+        <w:t>ShortDesc</w:t>
+      </w:r>
+      <w:proofErr w:type="spellEnd"/>
+      <w:r>
+        <w:rPr>
+          <w:rFonts w:ascii="Cascadia Mono" w:hAnsi="Cascadia Mono" w:cs="Cascadia Mono"/>
+          <w:color w:val="000000"/>
+          <w:sz w:val="19"/>
+          <w:szCs w:val="19"/>
+        </w:rPr>
+        <w:t xml:space="preserve"> = </w:t>
       </w:r>
       <w:r>
         <w:rPr>
@@ -1633,7 +2473,47 @@
           <w:sz w:val="19"/>
           <w:szCs w:val="19"/>
         </w:rPr>
-        <w:t>, ZombieTypeId = 1 },</w:t>
+        <w:t xml:space="preserve">, </w:t>
+      </w:r>
+      <w:proofErr w:type="spellStart"/>
+      <w:r>
+        <w:rPr>
+          <w:rFonts w:ascii="Cascadia Mono" w:hAnsi="Cascadia Mono" w:cs="Cascadia Mono"/>
+          <w:color w:val="000000"/>
+          <w:sz w:val="19"/>
+          <w:szCs w:val="19"/>
+        </w:rPr>
+        <w:t>ZombieTypeId</w:t>
+      </w:r>
+      <w:proofErr w:type="spellEnd"/>
+      <w:r>
+        <w:rPr>
+          <w:rFonts w:ascii="Cascadia Mono" w:hAnsi="Cascadia Mono" w:cs="Cascadia Mono"/>
+          <w:color w:val="000000"/>
+          <w:sz w:val="19"/>
+          <w:szCs w:val="19"/>
+        </w:rPr>
+        <w:t xml:space="preserve"> = </w:t>
+      </w:r>
+      <w:proofErr w:type="gramStart"/>
+      <w:r>
+        <w:rPr>
+          <w:rFonts w:ascii="Cascadia Mono" w:hAnsi="Cascadia Mono" w:cs="Cascadia Mono"/>
+          <w:color w:val="000000"/>
+          <w:sz w:val="19"/>
+          <w:szCs w:val="19"/>
+        </w:rPr>
+        <w:t>1 }</w:t>
+      </w:r>
+      <w:proofErr w:type="gramEnd"/>
+      <w:r>
+        <w:rPr>
+          <w:rFonts w:ascii="Cascadia Mono" w:hAnsi="Cascadia Mono" w:cs="Cascadia Mono"/>
+          <w:color w:val="000000"/>
+          <w:sz w:val="19"/>
+          <w:szCs w:val="19"/>
+        </w:rPr>
+        <w:t>,</w:t>
       </w:r>
     </w:p>
     <w:p>
@@ -1666,6 +2546,7 @@
         </w:rPr>
         <w:t xml:space="preserve">    </w:t>
       </w:r>
+      <w:proofErr w:type="gramStart"/>
       <w:r>
         <w:rPr>
           <w:rFonts w:ascii="Cascadia Mono" w:hAnsi="Cascadia Mono" w:cs="Cascadia Mono"/>
@@ -1675,14 +2556,55 @@
         </w:rPr>
         <w:t>new</w:t>
       </w:r>
-      <w:r>
-        <w:rPr>
-          <w:rFonts w:ascii="Cascadia Mono" w:hAnsi="Cascadia Mono" w:cs="Cascadia Mono"/>
-          <w:color w:val="000000"/>
-          <w:sz w:val="19"/>
-          <w:szCs w:val="19"/>
-        </w:rPr>
-        <w:t xml:space="preserve"> Zombie { Id = 7, Point = 1, Force = 12, ShortDesc = </w:t>
+      <w:proofErr w:type="gramEnd"/>
+      <w:r>
+        <w:rPr>
+          <w:rFonts w:ascii="Cascadia Mono" w:hAnsi="Cascadia Mono" w:cs="Cascadia Mono"/>
+          <w:color w:val="000000"/>
+          <w:sz w:val="19"/>
+          <w:szCs w:val="19"/>
+        </w:rPr>
+        <w:t xml:space="preserve"> Zombie </w:t>
+      </w:r>
+      <w:proofErr w:type="gramStart"/>
+      <w:r>
+        <w:rPr>
+          <w:rFonts w:ascii="Cascadia Mono" w:hAnsi="Cascadia Mono" w:cs="Cascadia Mono"/>
+          <w:color w:val="000000"/>
+          <w:sz w:val="19"/>
+          <w:szCs w:val="19"/>
+        </w:rPr>
+        <w:t>{ Id</w:t>
+      </w:r>
+      <w:proofErr w:type="gramEnd"/>
+      <w:r>
+        <w:rPr>
+          <w:rFonts w:ascii="Cascadia Mono" w:hAnsi="Cascadia Mono" w:cs="Cascadia Mono"/>
+          <w:color w:val="000000"/>
+          <w:sz w:val="19"/>
+          <w:szCs w:val="19"/>
+        </w:rPr>
+        <w:t xml:space="preserve"> = 7, Point = 1, Force = 12, </w:t>
+      </w:r>
+      <w:proofErr w:type="spellStart"/>
+      <w:r>
+        <w:rPr>
+          <w:rFonts w:ascii="Cascadia Mono" w:hAnsi="Cascadia Mono" w:cs="Cascadia Mono"/>
+          <w:color w:val="000000"/>
+          <w:sz w:val="19"/>
+          <w:szCs w:val="19"/>
+        </w:rPr>
+        <w:t>ShortDesc</w:t>
+      </w:r>
+      <w:proofErr w:type="spellEnd"/>
+      <w:r>
+        <w:rPr>
+          <w:rFonts w:ascii="Cascadia Mono" w:hAnsi="Cascadia Mono" w:cs="Cascadia Mono"/>
+          <w:color w:val="000000"/>
+          <w:sz w:val="19"/>
+          <w:szCs w:val="19"/>
+        </w:rPr>
+        <w:t xml:space="preserve"> = </w:t>
       </w:r>
       <w:r>
         <w:rPr>
@@ -1709,16 +2631,76 @@
           <w:sz w:val="19"/>
           <w:szCs w:val="19"/>
         </w:rPr>
-        <w:t>"Taxidermy "</w:t>
-      </w:r>
-      <w:r>
-        <w:rPr>
-          <w:rFonts w:ascii="Cascadia Mono" w:hAnsi="Cascadia Mono" w:cs="Cascadia Mono"/>
-          <w:color w:val="000000"/>
-          <w:sz w:val="19"/>
-          <w:szCs w:val="19"/>
-        </w:rPr>
-        <w:t>, ZombieTypeId = 3 },</w:t>
+        <w:t>"</w:t>
+      </w:r>
+      <w:proofErr w:type="spellStart"/>
+      <w:r>
+        <w:rPr>
+          <w:rFonts w:ascii="Cascadia Mono" w:hAnsi="Cascadia Mono" w:cs="Cascadia Mono"/>
+          <w:color w:val="A31515"/>
+          <w:sz w:val="19"/>
+          <w:szCs w:val="19"/>
+        </w:rPr>
+        <w:t>Taxidermy</w:t>
+      </w:r>
+      <w:proofErr w:type="spellEnd"/>
+      <w:r>
+        <w:rPr>
+          <w:rFonts w:ascii="Cascadia Mono" w:hAnsi="Cascadia Mono" w:cs="Cascadia Mono"/>
+          <w:color w:val="A31515"/>
+          <w:sz w:val="19"/>
+          <w:szCs w:val="19"/>
+        </w:rPr>
+        <w:t> "</w:t>
+      </w:r>
+      <w:r>
+        <w:rPr>
+          <w:rFonts w:ascii="Cascadia Mono" w:hAnsi="Cascadia Mono" w:cs="Cascadia Mono"/>
+          <w:color w:val="000000"/>
+          <w:sz w:val="19"/>
+          <w:szCs w:val="19"/>
+        </w:rPr>
+        <w:t xml:space="preserve">, </w:t>
+      </w:r>
+      <w:proofErr w:type="spellStart"/>
+      <w:r>
+        <w:rPr>
+          <w:rFonts w:ascii="Cascadia Mono" w:hAnsi="Cascadia Mono" w:cs="Cascadia Mono"/>
+          <w:color w:val="000000"/>
+          <w:sz w:val="19"/>
+          <w:szCs w:val="19"/>
+        </w:rPr>
+        <w:t>ZombieTypeId</w:t>
+      </w:r>
+      <w:proofErr w:type="spellEnd"/>
+      <w:r>
+        <w:rPr>
+          <w:rFonts w:ascii="Cascadia Mono" w:hAnsi="Cascadia Mono" w:cs="Cascadia Mono"/>
+          <w:color w:val="000000"/>
+          <w:sz w:val="19"/>
+          <w:szCs w:val="19"/>
+        </w:rPr>
+        <w:t xml:space="preserve"> = </w:t>
+      </w:r>
+      <w:proofErr w:type="gramStart"/>
+      <w:r>
+        <w:rPr>
+          <w:rFonts w:ascii="Cascadia Mono" w:hAnsi="Cascadia Mono" w:cs="Cascadia Mono"/>
+          <w:color w:val="000000"/>
+          <w:sz w:val="19"/>
+          <w:szCs w:val="19"/>
+        </w:rPr>
+        <w:t>3 }</w:t>
+      </w:r>
+      <w:proofErr w:type="gramEnd"/>
+      <w:r>
+        <w:rPr>
+          <w:rFonts w:ascii="Cascadia Mono" w:hAnsi="Cascadia Mono" w:cs="Cascadia Mono"/>
+          <w:color w:val="000000"/>
+          <w:sz w:val="19"/>
+          <w:szCs w:val="19"/>
+        </w:rPr>
+        <w:t>,</w:t>
       </w:r>
     </w:p>
     <w:p>
@@ -1751,6 +2733,7 @@
         </w:rPr>
         <w:t xml:space="preserve">    </w:t>
       </w:r>
+      <w:proofErr w:type="gramStart"/>
       <w:r>
         <w:rPr>
           <w:rFonts w:ascii="Cascadia Mono" w:hAnsi="Cascadia Mono" w:cs="Cascadia Mono"/>
@@ -1760,14 +2743,55 @@
         </w:rPr>
         <w:t>new</w:t>
       </w:r>
-      <w:r>
-        <w:rPr>
-          <w:rFonts w:ascii="Cascadia Mono" w:hAnsi="Cascadia Mono" w:cs="Cascadia Mono"/>
-          <w:color w:val="000000"/>
-          <w:sz w:val="19"/>
-          <w:szCs w:val="19"/>
-        </w:rPr>
-        <w:t xml:space="preserve"> Zombie { Id = 8, Point = 3, Force = 10, ShortDesc = </w:t>
+      <w:proofErr w:type="gramEnd"/>
+      <w:r>
+        <w:rPr>
+          <w:rFonts w:ascii="Cascadia Mono" w:hAnsi="Cascadia Mono" w:cs="Cascadia Mono"/>
+          <w:color w:val="000000"/>
+          <w:sz w:val="19"/>
+          <w:szCs w:val="19"/>
+        </w:rPr>
+        <w:t xml:space="preserve"> Zombie </w:t>
+      </w:r>
+      <w:proofErr w:type="gramStart"/>
+      <w:r>
+        <w:rPr>
+          <w:rFonts w:ascii="Cascadia Mono" w:hAnsi="Cascadia Mono" w:cs="Cascadia Mono"/>
+          <w:color w:val="000000"/>
+          <w:sz w:val="19"/>
+          <w:szCs w:val="19"/>
+        </w:rPr>
+        <w:t>{ Id</w:t>
+      </w:r>
+      <w:proofErr w:type="gramEnd"/>
+      <w:r>
+        <w:rPr>
+          <w:rFonts w:ascii="Cascadia Mono" w:hAnsi="Cascadia Mono" w:cs="Cascadia Mono"/>
+          <w:color w:val="000000"/>
+          <w:sz w:val="19"/>
+          <w:szCs w:val="19"/>
+        </w:rPr>
+        <w:t xml:space="preserve"> = 8, Point = 3, Force = 10, </w:t>
+      </w:r>
+      <w:proofErr w:type="spellStart"/>
+      <w:r>
+        <w:rPr>
+          <w:rFonts w:ascii="Cascadia Mono" w:hAnsi="Cascadia Mono" w:cs="Cascadia Mono"/>
+          <w:color w:val="000000"/>
+          <w:sz w:val="19"/>
+          <w:szCs w:val="19"/>
+        </w:rPr>
+        <w:t>ShortDesc</w:t>
+      </w:r>
+      <w:proofErr w:type="spellEnd"/>
+      <w:r>
+        <w:rPr>
+          <w:rFonts w:ascii="Cascadia Mono" w:hAnsi="Cascadia Mono" w:cs="Cascadia Mono"/>
+          <w:color w:val="000000"/>
+          <w:sz w:val="19"/>
+          <w:szCs w:val="19"/>
+        </w:rPr>
+        <w:t xml:space="preserve"> = </w:t>
       </w:r>
       <w:r>
         <w:rPr>
@@ -1803,7 +2827,47 @@
           <w:sz w:val="19"/>
           <w:szCs w:val="19"/>
         </w:rPr>
-        <w:t>, ZombieTypeId = 1 },</w:t>
+        <w:t xml:space="preserve">, </w:t>
+      </w:r>
+      <w:proofErr w:type="spellStart"/>
+      <w:r>
+        <w:rPr>
+          <w:rFonts w:ascii="Cascadia Mono" w:hAnsi="Cascadia Mono" w:cs="Cascadia Mono"/>
+          <w:color w:val="000000"/>
+          <w:sz w:val="19"/>
+          <w:szCs w:val="19"/>
+        </w:rPr>
+        <w:t>ZombieTypeId</w:t>
+      </w:r>
+      <w:proofErr w:type="spellEnd"/>
+      <w:r>
+        <w:rPr>
+          <w:rFonts w:ascii="Cascadia Mono" w:hAnsi="Cascadia Mono" w:cs="Cascadia Mono"/>
+          <w:color w:val="000000"/>
+          <w:sz w:val="19"/>
+          <w:szCs w:val="19"/>
+        </w:rPr>
+        <w:t xml:space="preserve"> = </w:t>
+      </w:r>
+      <w:proofErr w:type="gramStart"/>
+      <w:r>
+        <w:rPr>
+          <w:rFonts w:ascii="Cascadia Mono" w:hAnsi="Cascadia Mono" w:cs="Cascadia Mono"/>
+          <w:color w:val="000000"/>
+          <w:sz w:val="19"/>
+          <w:szCs w:val="19"/>
+        </w:rPr>
+        <w:t>1 }</w:t>
+      </w:r>
+      <w:proofErr w:type="gramEnd"/>
+      <w:r>
+        <w:rPr>
+          <w:rFonts w:ascii="Cascadia Mono" w:hAnsi="Cascadia Mono" w:cs="Cascadia Mono"/>
+          <w:color w:val="000000"/>
+          <w:sz w:val="19"/>
+          <w:szCs w:val="19"/>
+        </w:rPr>
+        <w:t>,</w:t>
       </w:r>
     </w:p>
     <w:p>
@@ -1836,6 +2900,7 @@
         </w:rPr>
         <w:t xml:space="preserve">    </w:t>
       </w:r>
+      <w:proofErr w:type="gramStart"/>
       <w:r>
         <w:rPr>
           <w:rFonts w:ascii="Cascadia Mono" w:hAnsi="Cascadia Mono" w:cs="Cascadia Mono"/>
@@ -1845,14 +2910,55 @@
         </w:rPr>
         <w:t>new</w:t>
       </w:r>
-      <w:r>
-        <w:rPr>
-          <w:rFonts w:ascii="Cascadia Mono" w:hAnsi="Cascadia Mono" w:cs="Cascadia Mono"/>
-          <w:color w:val="000000"/>
-          <w:sz w:val="19"/>
-          <w:szCs w:val="19"/>
-        </w:rPr>
-        <w:t xml:space="preserve"> Zombie { Id = 9, Point = 2, Force = 20, ShortDesc = </w:t>
+      <w:proofErr w:type="gramEnd"/>
+      <w:r>
+        <w:rPr>
+          <w:rFonts w:ascii="Cascadia Mono" w:hAnsi="Cascadia Mono" w:cs="Cascadia Mono"/>
+          <w:color w:val="000000"/>
+          <w:sz w:val="19"/>
+          <w:szCs w:val="19"/>
+        </w:rPr>
+        <w:t xml:space="preserve"> Zombie </w:t>
+      </w:r>
+      <w:proofErr w:type="gramStart"/>
+      <w:r>
+        <w:rPr>
+          <w:rFonts w:ascii="Cascadia Mono" w:hAnsi="Cascadia Mono" w:cs="Cascadia Mono"/>
+          <w:color w:val="000000"/>
+          <w:sz w:val="19"/>
+          <w:szCs w:val="19"/>
+        </w:rPr>
+        <w:t>{ Id</w:t>
+      </w:r>
+      <w:proofErr w:type="gramEnd"/>
+      <w:r>
+        <w:rPr>
+          <w:rFonts w:ascii="Cascadia Mono" w:hAnsi="Cascadia Mono" w:cs="Cascadia Mono"/>
+          <w:color w:val="000000"/>
+          <w:sz w:val="19"/>
+          <w:szCs w:val="19"/>
+        </w:rPr>
+        <w:t xml:space="preserve"> = 9, Point = 2, Force = 20, </w:t>
+      </w:r>
+      <w:proofErr w:type="spellStart"/>
+      <w:r>
+        <w:rPr>
+          <w:rFonts w:ascii="Cascadia Mono" w:hAnsi="Cascadia Mono" w:cs="Cascadia Mono"/>
+          <w:color w:val="000000"/>
+          <w:sz w:val="19"/>
+          <w:szCs w:val="19"/>
+        </w:rPr>
+        <w:t>ShortDesc</w:t>
+      </w:r>
+      <w:proofErr w:type="spellEnd"/>
+      <w:r>
+        <w:rPr>
+          <w:rFonts w:ascii="Cascadia Mono" w:hAnsi="Cascadia Mono" w:cs="Cascadia Mono"/>
+          <w:color w:val="000000"/>
+          <w:sz w:val="19"/>
+          <w:szCs w:val="19"/>
+        </w:rPr>
+        <w:t xml:space="preserve"> = </w:t>
       </w:r>
       <w:r>
         <w:rPr>
@@ -1888,7 +2994,47 @@
           <w:sz w:val="19"/>
           <w:szCs w:val="19"/>
         </w:rPr>
-        <w:t>, ZombieTypeId = 3 },</w:t>
+        <w:t xml:space="preserve">, </w:t>
+      </w:r>
+      <w:proofErr w:type="spellStart"/>
+      <w:r>
+        <w:rPr>
+          <w:rFonts w:ascii="Cascadia Mono" w:hAnsi="Cascadia Mono" w:cs="Cascadia Mono"/>
+          <w:color w:val="000000"/>
+          <w:sz w:val="19"/>
+          <w:szCs w:val="19"/>
+        </w:rPr>
+        <w:t>ZombieTypeId</w:t>
+      </w:r>
+      <w:proofErr w:type="spellEnd"/>
+      <w:r>
+        <w:rPr>
+          <w:rFonts w:ascii="Cascadia Mono" w:hAnsi="Cascadia Mono" w:cs="Cascadia Mono"/>
+          <w:color w:val="000000"/>
+          <w:sz w:val="19"/>
+          <w:szCs w:val="19"/>
+        </w:rPr>
+        <w:t xml:space="preserve"> = </w:t>
+      </w:r>
+      <w:proofErr w:type="gramStart"/>
+      <w:r>
+        <w:rPr>
+          <w:rFonts w:ascii="Cascadia Mono" w:hAnsi="Cascadia Mono" w:cs="Cascadia Mono"/>
+          <w:color w:val="000000"/>
+          <w:sz w:val="19"/>
+          <w:szCs w:val="19"/>
+        </w:rPr>
+        <w:t>3 }</w:t>
+      </w:r>
+      <w:proofErr w:type="gramEnd"/>
+      <w:r>
+        <w:rPr>
+          <w:rFonts w:ascii="Cascadia Mono" w:hAnsi="Cascadia Mono" w:cs="Cascadia Mono"/>
+          <w:color w:val="000000"/>
+          <w:sz w:val="19"/>
+          <w:szCs w:val="19"/>
+        </w:rPr>
+        <w:t>,</w:t>
       </w:r>
     </w:p>
     <w:p>
@@ -1921,6 +3067,7 @@
         </w:rPr>
         <w:t xml:space="preserve">    </w:t>
       </w:r>
+      <w:proofErr w:type="gramStart"/>
       <w:r>
         <w:rPr>
           <w:rFonts w:ascii="Cascadia Mono" w:hAnsi="Cascadia Mono" w:cs="Cascadia Mono"/>
@@ -1930,14 +3077,55 @@
         </w:rPr>
         <w:t>new</w:t>
       </w:r>
-      <w:r>
-        <w:rPr>
-          <w:rFonts w:ascii="Cascadia Mono" w:hAnsi="Cascadia Mono" w:cs="Cascadia Mono"/>
-          <w:color w:val="000000"/>
-          <w:sz w:val="19"/>
-          <w:szCs w:val="19"/>
-        </w:rPr>
-        <w:t xml:space="preserve"> Zombie { Id = 10, Point = 7, Force = 23, ShortDesc = </w:t>
+      <w:proofErr w:type="gramEnd"/>
+      <w:r>
+        <w:rPr>
+          <w:rFonts w:ascii="Cascadia Mono" w:hAnsi="Cascadia Mono" w:cs="Cascadia Mono"/>
+          <w:color w:val="000000"/>
+          <w:sz w:val="19"/>
+          <w:szCs w:val="19"/>
+        </w:rPr>
+        <w:t xml:space="preserve"> Zombie </w:t>
+      </w:r>
+      <w:proofErr w:type="gramStart"/>
+      <w:r>
+        <w:rPr>
+          <w:rFonts w:ascii="Cascadia Mono" w:hAnsi="Cascadia Mono" w:cs="Cascadia Mono"/>
+          <w:color w:val="000000"/>
+          <w:sz w:val="19"/>
+          <w:szCs w:val="19"/>
+        </w:rPr>
+        <w:t>{ Id</w:t>
+      </w:r>
+      <w:proofErr w:type="gramEnd"/>
+      <w:r>
+        <w:rPr>
+          <w:rFonts w:ascii="Cascadia Mono" w:hAnsi="Cascadia Mono" w:cs="Cascadia Mono"/>
+          <w:color w:val="000000"/>
+          <w:sz w:val="19"/>
+          <w:szCs w:val="19"/>
+        </w:rPr>
+        <w:t xml:space="preserve"> = 10, Point = 7, Force = 23, </w:t>
+      </w:r>
+      <w:proofErr w:type="spellStart"/>
+      <w:r>
+        <w:rPr>
+          <w:rFonts w:ascii="Cascadia Mono" w:hAnsi="Cascadia Mono" w:cs="Cascadia Mono"/>
+          <w:color w:val="000000"/>
+          <w:sz w:val="19"/>
+          <w:szCs w:val="19"/>
+        </w:rPr>
+        <w:t>ShortDesc</w:t>
+      </w:r>
+      <w:proofErr w:type="spellEnd"/>
+      <w:r>
+        <w:rPr>
+          <w:rFonts w:ascii="Cascadia Mono" w:hAnsi="Cascadia Mono" w:cs="Cascadia Mono"/>
+          <w:color w:val="000000"/>
+          <w:sz w:val="19"/>
+          <w:szCs w:val="19"/>
+        </w:rPr>
+        <w:t xml:space="preserve"> = </w:t>
       </w:r>
       <w:r>
         <w:rPr>
@@ -1973,7 +3161,47 @@
           <w:sz w:val="19"/>
           <w:szCs w:val="19"/>
         </w:rPr>
-        <w:t>, ZombieTypeId = 3 },</w:t>
+        <w:t xml:space="preserve">, </w:t>
+      </w:r>
+      <w:proofErr w:type="spellStart"/>
+      <w:r>
+        <w:rPr>
+          <w:rFonts w:ascii="Cascadia Mono" w:hAnsi="Cascadia Mono" w:cs="Cascadia Mono"/>
+          <w:color w:val="000000"/>
+          <w:sz w:val="19"/>
+          <w:szCs w:val="19"/>
+        </w:rPr>
+        <w:t>ZombieTypeId</w:t>
+      </w:r>
+      <w:proofErr w:type="spellEnd"/>
+      <w:r>
+        <w:rPr>
+          <w:rFonts w:ascii="Cascadia Mono" w:hAnsi="Cascadia Mono" w:cs="Cascadia Mono"/>
+          <w:color w:val="000000"/>
+          <w:sz w:val="19"/>
+          <w:szCs w:val="19"/>
+        </w:rPr>
+        <w:t xml:space="preserve"> = </w:t>
+      </w:r>
+      <w:proofErr w:type="gramStart"/>
+      <w:r>
+        <w:rPr>
+          <w:rFonts w:ascii="Cascadia Mono" w:hAnsi="Cascadia Mono" w:cs="Cascadia Mono"/>
+          <w:color w:val="000000"/>
+          <w:sz w:val="19"/>
+          <w:szCs w:val="19"/>
+        </w:rPr>
+        <w:t>3 }</w:t>
+      </w:r>
+      <w:proofErr w:type="gramEnd"/>
+      <w:r>
+        <w:rPr>
+          <w:rFonts w:ascii="Cascadia Mono" w:hAnsi="Cascadia Mono" w:cs="Cascadia Mono"/>
+          <w:color w:val="000000"/>
+          <w:sz w:val="19"/>
+          <w:szCs w:val="19"/>
+        </w:rPr>
+        <w:t>,</w:t>
       </w:r>
     </w:p>
     <w:p>
@@ -2006,6 +3234,7 @@
         </w:rPr>
         <w:t xml:space="preserve">    </w:t>
       </w:r>
+      <w:proofErr w:type="gramStart"/>
       <w:r>
         <w:rPr>
           <w:rFonts w:ascii="Cascadia Mono" w:hAnsi="Cascadia Mono" w:cs="Cascadia Mono"/>
@@ -2015,14 +3244,55 @@
         </w:rPr>
         <w:t>new</w:t>
       </w:r>
-      <w:r>
-        <w:rPr>
-          <w:rFonts w:ascii="Cascadia Mono" w:hAnsi="Cascadia Mono" w:cs="Cascadia Mono"/>
-          <w:color w:val="000000"/>
-          <w:sz w:val="19"/>
-          <w:szCs w:val="19"/>
-        </w:rPr>
-        <w:t xml:space="preserve"> Zombie { Id = 11, Point = 9, Force = 15, ShortDesc = </w:t>
+      <w:proofErr w:type="gramEnd"/>
+      <w:r>
+        <w:rPr>
+          <w:rFonts w:ascii="Cascadia Mono" w:hAnsi="Cascadia Mono" w:cs="Cascadia Mono"/>
+          <w:color w:val="000000"/>
+          <w:sz w:val="19"/>
+          <w:szCs w:val="19"/>
+        </w:rPr>
+        <w:t xml:space="preserve"> Zombie </w:t>
+      </w:r>
+      <w:proofErr w:type="gramStart"/>
+      <w:r>
+        <w:rPr>
+          <w:rFonts w:ascii="Cascadia Mono" w:hAnsi="Cascadia Mono" w:cs="Cascadia Mono"/>
+          <w:color w:val="000000"/>
+          <w:sz w:val="19"/>
+          <w:szCs w:val="19"/>
+        </w:rPr>
+        <w:t>{ Id</w:t>
+      </w:r>
+      <w:proofErr w:type="gramEnd"/>
+      <w:r>
+        <w:rPr>
+          <w:rFonts w:ascii="Cascadia Mono" w:hAnsi="Cascadia Mono" w:cs="Cascadia Mono"/>
+          <w:color w:val="000000"/>
+          <w:sz w:val="19"/>
+          <w:szCs w:val="19"/>
+        </w:rPr>
+        <w:t xml:space="preserve"> = 11, Point = 9, Force = 15, </w:t>
+      </w:r>
+      <w:proofErr w:type="spellStart"/>
+      <w:r>
+        <w:rPr>
+          <w:rFonts w:ascii="Cascadia Mono" w:hAnsi="Cascadia Mono" w:cs="Cascadia Mono"/>
+          <w:color w:val="000000"/>
+          <w:sz w:val="19"/>
+          <w:szCs w:val="19"/>
+        </w:rPr>
+        <w:t>ShortDesc</w:t>
+      </w:r>
+      <w:proofErr w:type="spellEnd"/>
+      <w:r>
+        <w:rPr>
+          <w:rFonts w:ascii="Cascadia Mono" w:hAnsi="Cascadia Mono" w:cs="Cascadia Mono"/>
+          <w:color w:val="000000"/>
+          <w:sz w:val="19"/>
+          <w:szCs w:val="19"/>
+        </w:rPr>
+        <w:t xml:space="preserve"> = </w:t>
       </w:r>
       <w:r>
         <w:rPr>
@@ -2031,7 +3301,27 @@
           <w:sz w:val="19"/>
           <w:szCs w:val="19"/>
         </w:rPr>
-        <w:t>"Attaque avec des éclairs suite à un orage"</w:t>
+        <w:t xml:space="preserve">"Attaque avec des éclairs </w:t>
+      </w:r>
+      <w:proofErr w:type="gramStart"/>
+      <w:r>
+        <w:rPr>
+          <w:rFonts w:ascii="Cascadia Mono" w:hAnsi="Cascadia Mono" w:cs="Cascadia Mono"/>
+          <w:color w:val="A31515"/>
+          <w:sz w:val="19"/>
+          <w:szCs w:val="19"/>
+        </w:rPr>
+        <w:t>suite à un</w:t>
+      </w:r>
+      <w:proofErr w:type="gramEnd"/>
+      <w:r>
+        <w:rPr>
+          <w:rFonts w:ascii="Cascadia Mono" w:hAnsi="Cascadia Mono" w:cs="Cascadia Mono"/>
+          <w:color w:val="A31515"/>
+          <w:sz w:val="19"/>
+          <w:szCs w:val="19"/>
+        </w:rPr>
+        <w:t xml:space="preserve"> orage"</w:t>
       </w:r>
       <w:r>
         <w:rPr>
@@ -2058,7 +3348,47 @@
           <w:sz w:val="19"/>
           <w:szCs w:val="19"/>
         </w:rPr>
-        <w:t>, ZombieTypeId = 3 },</w:t>
+        <w:t xml:space="preserve">, </w:t>
+      </w:r>
+      <w:proofErr w:type="spellStart"/>
+      <w:r>
+        <w:rPr>
+          <w:rFonts w:ascii="Cascadia Mono" w:hAnsi="Cascadia Mono" w:cs="Cascadia Mono"/>
+          <w:color w:val="000000"/>
+          <w:sz w:val="19"/>
+          <w:szCs w:val="19"/>
+        </w:rPr>
+        <w:t>ZombieTypeId</w:t>
+      </w:r>
+      <w:proofErr w:type="spellEnd"/>
+      <w:r>
+        <w:rPr>
+          <w:rFonts w:ascii="Cascadia Mono" w:hAnsi="Cascadia Mono" w:cs="Cascadia Mono"/>
+          <w:color w:val="000000"/>
+          <w:sz w:val="19"/>
+          <w:szCs w:val="19"/>
+        </w:rPr>
+        <w:t xml:space="preserve"> = </w:t>
+      </w:r>
+      <w:proofErr w:type="gramStart"/>
+      <w:r>
+        <w:rPr>
+          <w:rFonts w:ascii="Cascadia Mono" w:hAnsi="Cascadia Mono" w:cs="Cascadia Mono"/>
+          <w:color w:val="000000"/>
+          <w:sz w:val="19"/>
+          <w:szCs w:val="19"/>
+        </w:rPr>
+        <w:t>3 }</w:t>
+      </w:r>
+      <w:proofErr w:type="gramEnd"/>
+      <w:r>
+        <w:rPr>
+          <w:rFonts w:ascii="Cascadia Mono" w:hAnsi="Cascadia Mono" w:cs="Cascadia Mono"/>
+          <w:color w:val="000000"/>
+          <w:sz w:val="19"/>
+          <w:szCs w:val="19"/>
+        </w:rPr>
+        <w:t>,</w:t>
       </w:r>
     </w:p>
     <w:p>
@@ -2110,7 +3440,51 @@
           <w:szCs w:val="19"/>
           <w:lang w:val="en-CA"/>
         </w:rPr>
-        <w:t xml:space="preserve"> Zombie { Id = 12, Point = 6, Force = 10, ShortDesc = </w:t>
+        <w:t xml:space="preserve"> Zombie </w:t>
+      </w:r>
+      <w:proofErr w:type="gramStart"/>
+      <w:r>
+        <w:rPr>
+          <w:rFonts w:ascii="Cascadia Mono" w:hAnsi="Cascadia Mono" w:cs="Cascadia Mono"/>
+          <w:color w:val="000000"/>
+          <w:sz w:val="19"/>
+          <w:szCs w:val="19"/>
+          <w:lang w:val="en-CA"/>
+        </w:rPr>
+        <w:t>{ Id</w:t>
+      </w:r>
+      <w:proofErr w:type="gramEnd"/>
+      <w:r>
+        <w:rPr>
+          <w:rFonts w:ascii="Cascadia Mono" w:hAnsi="Cascadia Mono" w:cs="Cascadia Mono"/>
+          <w:color w:val="000000"/>
+          <w:sz w:val="19"/>
+          <w:szCs w:val="19"/>
+          <w:lang w:val="en-CA"/>
+        </w:rPr>
+        <w:t xml:space="preserve"> = 12, Point = 6, Force = 10, </w:t>
+      </w:r>
+      <w:proofErr w:type="spellStart"/>
+      <w:r>
+        <w:rPr>
+          <w:rFonts w:ascii="Cascadia Mono" w:hAnsi="Cascadia Mono" w:cs="Cascadia Mono"/>
+          <w:color w:val="000000"/>
+          <w:sz w:val="19"/>
+          <w:szCs w:val="19"/>
+          <w:lang w:val="en-CA"/>
+        </w:rPr>
+        <w:t>ShortDesc</w:t>
+      </w:r>
+      <w:proofErr w:type="spellEnd"/>
+      <w:r>
+        <w:rPr>
+          <w:rFonts w:ascii="Cascadia Mono" w:hAnsi="Cascadia Mono" w:cs="Cascadia Mono"/>
+          <w:color w:val="000000"/>
+          <w:sz w:val="19"/>
+          <w:szCs w:val="19"/>
+          <w:lang w:val="en-CA"/>
+        </w:rPr>
+        <w:t xml:space="preserve"> = </w:t>
       </w:r>
       <w:r>
         <w:rPr>
@@ -2150,7 +3524,51 @@
           <w:szCs w:val="19"/>
           <w:lang w:val="en-CA"/>
         </w:rPr>
-        <w:t>, ZombieTypeId = 3 },</w:t>
+        <w:t xml:space="preserve">, </w:t>
+      </w:r>
+      <w:proofErr w:type="spellStart"/>
+      <w:r>
+        <w:rPr>
+          <w:rFonts w:ascii="Cascadia Mono" w:hAnsi="Cascadia Mono" w:cs="Cascadia Mono"/>
+          <w:color w:val="000000"/>
+          <w:sz w:val="19"/>
+          <w:szCs w:val="19"/>
+          <w:lang w:val="en-CA"/>
+        </w:rPr>
+        <w:t>ZombieTypeId</w:t>
+      </w:r>
+      <w:proofErr w:type="spellEnd"/>
+      <w:r>
+        <w:rPr>
+          <w:rFonts w:ascii="Cascadia Mono" w:hAnsi="Cascadia Mono" w:cs="Cascadia Mono"/>
+          <w:color w:val="000000"/>
+          <w:sz w:val="19"/>
+          <w:szCs w:val="19"/>
+          <w:lang w:val="en-CA"/>
+        </w:rPr>
+        <w:t xml:space="preserve"> = </w:t>
+      </w:r>
+      <w:proofErr w:type="gramStart"/>
+      <w:r>
+        <w:rPr>
+          <w:rFonts w:ascii="Cascadia Mono" w:hAnsi="Cascadia Mono" w:cs="Cascadia Mono"/>
+          <w:color w:val="000000"/>
+          <w:sz w:val="19"/>
+          <w:szCs w:val="19"/>
+          <w:lang w:val="en-CA"/>
+        </w:rPr>
+        <w:t>3 }</w:t>
+      </w:r>
+      <w:proofErr w:type="gramEnd"/>
+      <w:r>
+        <w:rPr>
+          <w:rFonts w:ascii="Cascadia Mono" w:hAnsi="Cascadia Mono" w:cs="Cascadia Mono"/>
+          <w:color w:val="000000"/>
+          <w:sz w:val="19"/>
+          <w:szCs w:val="19"/>
+          <w:lang w:val="en-CA"/>
+        </w:rPr>
+        <w:t>,</w:t>
       </w:r>
     </w:p>
     <w:p>
@@ -2184,6 +3602,7 @@
         </w:rPr>
         <w:t xml:space="preserve">    </w:t>
       </w:r>
+      <w:proofErr w:type="gramStart"/>
       <w:r>
         <w:rPr>
           <w:rFonts w:ascii="Cascadia Mono" w:hAnsi="Cascadia Mono" w:cs="Cascadia Mono"/>
@@ -2193,14 +3612,55 @@
         </w:rPr>
         <w:t>new</w:t>
       </w:r>
-      <w:r>
-        <w:rPr>
-          <w:rFonts w:ascii="Cascadia Mono" w:hAnsi="Cascadia Mono" w:cs="Cascadia Mono"/>
-          <w:color w:val="000000"/>
-          <w:sz w:val="19"/>
-          <w:szCs w:val="19"/>
-        </w:rPr>
-        <w:t xml:space="preserve"> Zombie { Id = 13, Point = 2, Force = 4, ShortDesc = </w:t>
+      <w:proofErr w:type="gramEnd"/>
+      <w:r>
+        <w:rPr>
+          <w:rFonts w:ascii="Cascadia Mono" w:hAnsi="Cascadia Mono" w:cs="Cascadia Mono"/>
+          <w:color w:val="000000"/>
+          <w:sz w:val="19"/>
+          <w:szCs w:val="19"/>
+        </w:rPr>
+        <w:t xml:space="preserve"> Zombie </w:t>
+      </w:r>
+      <w:proofErr w:type="gramStart"/>
+      <w:r>
+        <w:rPr>
+          <w:rFonts w:ascii="Cascadia Mono" w:hAnsi="Cascadia Mono" w:cs="Cascadia Mono"/>
+          <w:color w:val="000000"/>
+          <w:sz w:val="19"/>
+          <w:szCs w:val="19"/>
+        </w:rPr>
+        <w:t>{ Id</w:t>
+      </w:r>
+      <w:proofErr w:type="gramEnd"/>
+      <w:r>
+        <w:rPr>
+          <w:rFonts w:ascii="Cascadia Mono" w:hAnsi="Cascadia Mono" w:cs="Cascadia Mono"/>
+          <w:color w:val="000000"/>
+          <w:sz w:val="19"/>
+          <w:szCs w:val="19"/>
+        </w:rPr>
+        <w:t xml:space="preserve"> = 13, Point = 2, Force = 4, </w:t>
+      </w:r>
+      <w:proofErr w:type="spellStart"/>
+      <w:r>
+        <w:rPr>
+          <w:rFonts w:ascii="Cascadia Mono" w:hAnsi="Cascadia Mono" w:cs="Cascadia Mono"/>
+          <w:color w:val="000000"/>
+          <w:sz w:val="19"/>
+          <w:szCs w:val="19"/>
+        </w:rPr>
+        <w:t>ShortDesc</w:t>
+      </w:r>
+      <w:proofErr w:type="spellEnd"/>
+      <w:r>
+        <w:rPr>
+          <w:rFonts w:ascii="Cascadia Mono" w:hAnsi="Cascadia Mono" w:cs="Cascadia Mono"/>
+          <w:color w:val="000000"/>
+          <w:sz w:val="19"/>
+          <w:szCs w:val="19"/>
+        </w:rPr>
+        <w:t xml:space="preserve"> = </w:t>
       </w:r>
       <w:r>
         <w:rPr>
@@ -2227,16 +3687,76 @@
           <w:sz w:val="19"/>
           <w:szCs w:val="19"/>
         </w:rPr>
-        <w:t>"Matbeth"</w:t>
-      </w:r>
-      <w:r>
-        <w:rPr>
-          <w:rFonts w:ascii="Cascadia Mono" w:hAnsi="Cascadia Mono" w:cs="Cascadia Mono"/>
-          <w:color w:val="000000"/>
-          <w:sz w:val="19"/>
-          <w:szCs w:val="19"/>
-        </w:rPr>
-        <w:t>, ZombieTypeId = 2 },</w:t>
+        <w:t>"</w:t>
+      </w:r>
+      <w:proofErr w:type="spellStart"/>
+      <w:r>
+        <w:rPr>
+          <w:rFonts w:ascii="Cascadia Mono" w:hAnsi="Cascadia Mono" w:cs="Cascadia Mono"/>
+          <w:color w:val="A31515"/>
+          <w:sz w:val="19"/>
+          <w:szCs w:val="19"/>
+        </w:rPr>
+        <w:t>Matbeth</w:t>
+      </w:r>
+      <w:proofErr w:type="spellEnd"/>
+      <w:r>
+        <w:rPr>
+          <w:rFonts w:ascii="Cascadia Mono" w:hAnsi="Cascadia Mono" w:cs="Cascadia Mono"/>
+          <w:color w:val="A31515"/>
+          <w:sz w:val="19"/>
+          <w:szCs w:val="19"/>
+        </w:rPr>
+        <w:t>"</w:t>
+      </w:r>
+      <w:r>
+        <w:rPr>
+          <w:rFonts w:ascii="Cascadia Mono" w:hAnsi="Cascadia Mono" w:cs="Cascadia Mono"/>
+          <w:color w:val="000000"/>
+          <w:sz w:val="19"/>
+          <w:szCs w:val="19"/>
+        </w:rPr>
+        <w:t xml:space="preserve">, </w:t>
+      </w:r>
+      <w:proofErr w:type="spellStart"/>
+      <w:r>
+        <w:rPr>
+          <w:rFonts w:ascii="Cascadia Mono" w:hAnsi="Cascadia Mono" w:cs="Cascadia Mono"/>
+          <w:color w:val="000000"/>
+          <w:sz w:val="19"/>
+          <w:szCs w:val="19"/>
+        </w:rPr>
+        <w:t>ZombieTypeId</w:t>
+      </w:r>
+      <w:proofErr w:type="spellEnd"/>
+      <w:r>
+        <w:rPr>
+          <w:rFonts w:ascii="Cascadia Mono" w:hAnsi="Cascadia Mono" w:cs="Cascadia Mono"/>
+          <w:color w:val="000000"/>
+          <w:sz w:val="19"/>
+          <w:szCs w:val="19"/>
+        </w:rPr>
+        <w:t xml:space="preserve"> = </w:t>
+      </w:r>
+      <w:proofErr w:type="gramStart"/>
+      <w:r>
+        <w:rPr>
+          <w:rFonts w:ascii="Cascadia Mono" w:hAnsi="Cascadia Mono" w:cs="Cascadia Mono"/>
+          <w:color w:val="000000"/>
+          <w:sz w:val="19"/>
+          <w:szCs w:val="19"/>
+        </w:rPr>
+        <w:t>2 }</w:t>
+      </w:r>
+      <w:proofErr w:type="gramEnd"/>
+      <w:r>
+        <w:rPr>
+          <w:rFonts w:ascii="Cascadia Mono" w:hAnsi="Cascadia Mono" w:cs="Cascadia Mono"/>
+          <w:color w:val="000000"/>
+          <w:sz w:val="19"/>
+          <w:szCs w:val="19"/>
+        </w:rPr>
+        <w:t>,</w:t>
       </w:r>
     </w:p>
     <w:p>
@@ -2269,6 +3789,7 @@
         </w:rPr>
         <w:t xml:space="preserve">    </w:t>
       </w:r>
+      <w:proofErr w:type="gramStart"/>
       <w:r>
         <w:rPr>
           <w:rFonts w:ascii="Cascadia Mono" w:hAnsi="Cascadia Mono" w:cs="Cascadia Mono"/>
@@ -2278,14 +3799,55 @@
         </w:rPr>
         <w:t>new</w:t>
       </w:r>
-      <w:r>
-        <w:rPr>
-          <w:rFonts w:ascii="Cascadia Mono" w:hAnsi="Cascadia Mono" w:cs="Cascadia Mono"/>
-          <w:color w:val="000000"/>
-          <w:sz w:val="19"/>
-          <w:szCs w:val="19"/>
-        </w:rPr>
-        <w:t xml:space="preserve"> Zombie { Id = 14, Point = 5, Force = 5, ShortDesc = </w:t>
+      <w:proofErr w:type="gramEnd"/>
+      <w:r>
+        <w:rPr>
+          <w:rFonts w:ascii="Cascadia Mono" w:hAnsi="Cascadia Mono" w:cs="Cascadia Mono"/>
+          <w:color w:val="000000"/>
+          <w:sz w:val="19"/>
+          <w:szCs w:val="19"/>
+        </w:rPr>
+        <w:t xml:space="preserve"> Zombie </w:t>
+      </w:r>
+      <w:proofErr w:type="gramStart"/>
+      <w:r>
+        <w:rPr>
+          <w:rFonts w:ascii="Cascadia Mono" w:hAnsi="Cascadia Mono" w:cs="Cascadia Mono"/>
+          <w:color w:val="000000"/>
+          <w:sz w:val="19"/>
+          <w:szCs w:val="19"/>
+        </w:rPr>
+        <w:t>{ Id</w:t>
+      </w:r>
+      <w:proofErr w:type="gramEnd"/>
+      <w:r>
+        <w:rPr>
+          <w:rFonts w:ascii="Cascadia Mono" w:hAnsi="Cascadia Mono" w:cs="Cascadia Mono"/>
+          <w:color w:val="000000"/>
+          <w:sz w:val="19"/>
+          <w:szCs w:val="19"/>
+        </w:rPr>
+        <w:t xml:space="preserve"> = 14, Point = 5, Force = 5, </w:t>
+      </w:r>
+      <w:proofErr w:type="spellStart"/>
+      <w:r>
+        <w:rPr>
+          <w:rFonts w:ascii="Cascadia Mono" w:hAnsi="Cascadia Mono" w:cs="Cascadia Mono"/>
+          <w:color w:val="000000"/>
+          <w:sz w:val="19"/>
+          <w:szCs w:val="19"/>
+        </w:rPr>
+        <w:t>ShortDesc</w:t>
+      </w:r>
+      <w:proofErr w:type="spellEnd"/>
+      <w:r>
+        <w:rPr>
+          <w:rFonts w:ascii="Cascadia Mono" w:hAnsi="Cascadia Mono" w:cs="Cascadia Mono"/>
+          <w:color w:val="000000"/>
+          <w:sz w:val="19"/>
+          <w:szCs w:val="19"/>
+        </w:rPr>
+        <w:t xml:space="preserve"> = </w:t>
       </w:r>
       <w:r>
         <w:rPr>
@@ -2321,7 +3883,47 @@
           <w:sz w:val="19"/>
           <w:szCs w:val="19"/>
         </w:rPr>
-        <w:t>, ZombieTypeId = 3 },</w:t>
+        <w:t xml:space="preserve">, </w:t>
+      </w:r>
+      <w:proofErr w:type="spellStart"/>
+      <w:r>
+        <w:rPr>
+          <w:rFonts w:ascii="Cascadia Mono" w:hAnsi="Cascadia Mono" w:cs="Cascadia Mono"/>
+          <w:color w:val="000000"/>
+          <w:sz w:val="19"/>
+          <w:szCs w:val="19"/>
+        </w:rPr>
+        <w:t>ZombieTypeId</w:t>
+      </w:r>
+      <w:proofErr w:type="spellEnd"/>
+      <w:r>
+        <w:rPr>
+          <w:rFonts w:ascii="Cascadia Mono" w:hAnsi="Cascadia Mono" w:cs="Cascadia Mono"/>
+          <w:color w:val="000000"/>
+          <w:sz w:val="19"/>
+          <w:szCs w:val="19"/>
+        </w:rPr>
+        <w:t xml:space="preserve"> = </w:t>
+      </w:r>
+      <w:proofErr w:type="gramStart"/>
+      <w:r>
+        <w:rPr>
+          <w:rFonts w:ascii="Cascadia Mono" w:hAnsi="Cascadia Mono" w:cs="Cascadia Mono"/>
+          <w:color w:val="000000"/>
+          <w:sz w:val="19"/>
+          <w:szCs w:val="19"/>
+        </w:rPr>
+        <w:t>3 }</w:t>
+      </w:r>
+      <w:proofErr w:type="gramEnd"/>
+      <w:r>
+        <w:rPr>
+          <w:rFonts w:ascii="Cascadia Mono" w:hAnsi="Cascadia Mono" w:cs="Cascadia Mono"/>
+          <w:color w:val="000000"/>
+          <w:sz w:val="19"/>
+          <w:szCs w:val="19"/>
+        </w:rPr>
+        <w:t>,</w:t>
       </w:r>
     </w:p>
     <w:p>
@@ -2354,6 +3956,7 @@
         </w:rPr>
         <w:t xml:space="preserve">    </w:t>
       </w:r>
+      <w:proofErr w:type="gramStart"/>
       <w:r>
         <w:rPr>
           <w:rFonts w:ascii="Cascadia Mono" w:hAnsi="Cascadia Mono" w:cs="Cascadia Mono"/>
@@ -2363,14 +3966,55 @@
         </w:rPr>
         <w:t>new</w:t>
       </w:r>
-      <w:r>
-        <w:rPr>
-          <w:rFonts w:ascii="Cascadia Mono" w:hAnsi="Cascadia Mono" w:cs="Cascadia Mono"/>
-          <w:color w:val="000000"/>
-          <w:sz w:val="19"/>
-          <w:szCs w:val="19"/>
-        </w:rPr>
-        <w:t xml:space="preserve"> Zombie { Id = 15, Point = 4, Force = 10, ShortDesc = </w:t>
+      <w:proofErr w:type="gramEnd"/>
+      <w:r>
+        <w:rPr>
+          <w:rFonts w:ascii="Cascadia Mono" w:hAnsi="Cascadia Mono" w:cs="Cascadia Mono"/>
+          <w:color w:val="000000"/>
+          <w:sz w:val="19"/>
+          <w:szCs w:val="19"/>
+        </w:rPr>
+        <w:t xml:space="preserve"> Zombie </w:t>
+      </w:r>
+      <w:proofErr w:type="gramStart"/>
+      <w:r>
+        <w:rPr>
+          <w:rFonts w:ascii="Cascadia Mono" w:hAnsi="Cascadia Mono" w:cs="Cascadia Mono"/>
+          <w:color w:val="000000"/>
+          <w:sz w:val="19"/>
+          <w:szCs w:val="19"/>
+        </w:rPr>
+        <w:t>{ Id</w:t>
+      </w:r>
+      <w:proofErr w:type="gramEnd"/>
+      <w:r>
+        <w:rPr>
+          <w:rFonts w:ascii="Cascadia Mono" w:hAnsi="Cascadia Mono" w:cs="Cascadia Mono"/>
+          <w:color w:val="000000"/>
+          <w:sz w:val="19"/>
+          <w:szCs w:val="19"/>
+        </w:rPr>
+        <w:t xml:space="preserve"> = 15, Point = 4, Force = 10, </w:t>
+      </w:r>
+      <w:proofErr w:type="spellStart"/>
+      <w:r>
+        <w:rPr>
+          <w:rFonts w:ascii="Cascadia Mono" w:hAnsi="Cascadia Mono" w:cs="Cascadia Mono"/>
+          <w:color w:val="000000"/>
+          <w:sz w:val="19"/>
+          <w:szCs w:val="19"/>
+        </w:rPr>
+        <w:t>ShortDesc</w:t>
+      </w:r>
+      <w:proofErr w:type="spellEnd"/>
+      <w:r>
+        <w:rPr>
+          <w:rFonts w:ascii="Cascadia Mono" w:hAnsi="Cascadia Mono" w:cs="Cascadia Mono"/>
+          <w:color w:val="000000"/>
+          <w:sz w:val="19"/>
+          <w:szCs w:val="19"/>
+        </w:rPr>
+        <w:t xml:space="preserve"> = </w:t>
       </w:r>
       <w:r>
         <w:rPr>
@@ -2397,16 +4041,76 @@
           <w:sz w:val="19"/>
           <w:szCs w:val="19"/>
         </w:rPr>
-        <w:t>"Clicker"</w:t>
-      </w:r>
-      <w:r>
-        <w:rPr>
-          <w:rFonts w:ascii="Cascadia Mono" w:hAnsi="Cascadia Mono" w:cs="Cascadia Mono"/>
-          <w:color w:val="000000"/>
-          <w:sz w:val="19"/>
-          <w:szCs w:val="19"/>
-        </w:rPr>
-        <w:t>, ZombieTypeId = 2 },</w:t>
+        <w:t>"</w:t>
+      </w:r>
+      <w:proofErr w:type="spellStart"/>
+      <w:r>
+        <w:rPr>
+          <w:rFonts w:ascii="Cascadia Mono" w:hAnsi="Cascadia Mono" w:cs="Cascadia Mono"/>
+          <w:color w:val="A31515"/>
+          <w:sz w:val="19"/>
+          <w:szCs w:val="19"/>
+        </w:rPr>
+        <w:t>Clicker</w:t>
+      </w:r>
+      <w:proofErr w:type="spellEnd"/>
+      <w:r>
+        <w:rPr>
+          <w:rFonts w:ascii="Cascadia Mono" w:hAnsi="Cascadia Mono" w:cs="Cascadia Mono"/>
+          <w:color w:val="A31515"/>
+          <w:sz w:val="19"/>
+          <w:szCs w:val="19"/>
+        </w:rPr>
+        <w:t>"</w:t>
+      </w:r>
+      <w:r>
+        <w:rPr>
+          <w:rFonts w:ascii="Cascadia Mono" w:hAnsi="Cascadia Mono" w:cs="Cascadia Mono"/>
+          <w:color w:val="000000"/>
+          <w:sz w:val="19"/>
+          <w:szCs w:val="19"/>
+        </w:rPr>
+        <w:t xml:space="preserve">, </w:t>
+      </w:r>
+      <w:proofErr w:type="spellStart"/>
+      <w:r>
+        <w:rPr>
+          <w:rFonts w:ascii="Cascadia Mono" w:hAnsi="Cascadia Mono" w:cs="Cascadia Mono"/>
+          <w:color w:val="000000"/>
+          <w:sz w:val="19"/>
+          <w:szCs w:val="19"/>
+        </w:rPr>
+        <w:t>ZombieTypeId</w:t>
+      </w:r>
+      <w:proofErr w:type="spellEnd"/>
+      <w:r>
+        <w:rPr>
+          <w:rFonts w:ascii="Cascadia Mono" w:hAnsi="Cascadia Mono" w:cs="Cascadia Mono"/>
+          <w:color w:val="000000"/>
+          <w:sz w:val="19"/>
+          <w:szCs w:val="19"/>
+        </w:rPr>
+        <w:t xml:space="preserve"> = </w:t>
+      </w:r>
+      <w:proofErr w:type="gramStart"/>
+      <w:r>
+        <w:rPr>
+          <w:rFonts w:ascii="Cascadia Mono" w:hAnsi="Cascadia Mono" w:cs="Cascadia Mono"/>
+          <w:color w:val="000000"/>
+          <w:sz w:val="19"/>
+          <w:szCs w:val="19"/>
+        </w:rPr>
+        <w:t>2 }</w:t>
+      </w:r>
+      <w:proofErr w:type="gramEnd"/>
+      <w:r>
+        <w:rPr>
+          <w:rFonts w:ascii="Cascadia Mono" w:hAnsi="Cascadia Mono" w:cs="Cascadia Mono"/>
+          <w:color w:val="000000"/>
+          <w:sz w:val="19"/>
+          <w:szCs w:val="19"/>
+        </w:rPr>
+        <w:t>,</w:t>
       </w:r>
     </w:p>
     <w:p>
@@ -2439,6 +4143,7 @@
         </w:rPr>
         <w:t xml:space="preserve">    </w:t>
       </w:r>
+      <w:proofErr w:type="gramStart"/>
       <w:r>
         <w:rPr>
           <w:rFonts w:ascii="Cascadia Mono" w:hAnsi="Cascadia Mono" w:cs="Cascadia Mono"/>
@@ -2448,14 +4153,55 @@
         </w:rPr>
         <w:t>new</w:t>
       </w:r>
-      <w:r>
-        <w:rPr>
-          <w:rFonts w:ascii="Cascadia Mono" w:hAnsi="Cascadia Mono" w:cs="Cascadia Mono"/>
-          <w:color w:val="000000"/>
-          <w:sz w:val="19"/>
-          <w:szCs w:val="19"/>
-        </w:rPr>
-        <w:t xml:space="preserve"> Zombie { Id = 16, Point = 10, Force = 12, ShortDesc = </w:t>
+      <w:proofErr w:type="gramEnd"/>
+      <w:r>
+        <w:rPr>
+          <w:rFonts w:ascii="Cascadia Mono" w:hAnsi="Cascadia Mono" w:cs="Cascadia Mono"/>
+          <w:color w:val="000000"/>
+          <w:sz w:val="19"/>
+          <w:szCs w:val="19"/>
+        </w:rPr>
+        <w:t xml:space="preserve"> Zombie </w:t>
+      </w:r>
+      <w:proofErr w:type="gramStart"/>
+      <w:r>
+        <w:rPr>
+          <w:rFonts w:ascii="Cascadia Mono" w:hAnsi="Cascadia Mono" w:cs="Cascadia Mono"/>
+          <w:color w:val="000000"/>
+          <w:sz w:val="19"/>
+          <w:szCs w:val="19"/>
+        </w:rPr>
+        <w:t>{ Id</w:t>
+      </w:r>
+      <w:proofErr w:type="gramEnd"/>
+      <w:r>
+        <w:rPr>
+          <w:rFonts w:ascii="Cascadia Mono" w:hAnsi="Cascadia Mono" w:cs="Cascadia Mono"/>
+          <w:color w:val="000000"/>
+          <w:sz w:val="19"/>
+          <w:szCs w:val="19"/>
+        </w:rPr>
+        <w:t xml:space="preserve"> = 16, Point = 10, Force = 12, </w:t>
+      </w:r>
+      <w:proofErr w:type="spellStart"/>
+      <w:r>
+        <w:rPr>
+          <w:rFonts w:ascii="Cascadia Mono" w:hAnsi="Cascadia Mono" w:cs="Cascadia Mono"/>
+          <w:color w:val="000000"/>
+          <w:sz w:val="19"/>
+          <w:szCs w:val="19"/>
+        </w:rPr>
+        <w:t>ShortDesc</w:t>
+      </w:r>
+      <w:proofErr w:type="spellEnd"/>
+      <w:r>
+        <w:rPr>
+          <w:rFonts w:ascii="Cascadia Mono" w:hAnsi="Cascadia Mono" w:cs="Cascadia Mono"/>
+          <w:color w:val="000000"/>
+          <w:sz w:val="19"/>
+          <w:szCs w:val="19"/>
+        </w:rPr>
+        <w:t xml:space="preserve"> = </w:t>
       </w:r>
       <w:r>
         <w:rPr>
@@ -2482,16 +4228,76 @@
           <w:sz w:val="19"/>
           <w:szCs w:val="19"/>
         </w:rPr>
-        <w:t>"TeamsZombie"</w:t>
-      </w:r>
-      <w:r>
-        <w:rPr>
-          <w:rFonts w:ascii="Cascadia Mono" w:hAnsi="Cascadia Mono" w:cs="Cascadia Mono"/>
-          <w:color w:val="000000"/>
-          <w:sz w:val="19"/>
-          <w:szCs w:val="19"/>
-        </w:rPr>
-        <w:t>, ZombieTypeId = 3 },</w:t>
+        <w:t>"</w:t>
+      </w:r>
+      <w:proofErr w:type="spellStart"/>
+      <w:r>
+        <w:rPr>
+          <w:rFonts w:ascii="Cascadia Mono" w:hAnsi="Cascadia Mono" w:cs="Cascadia Mono"/>
+          <w:color w:val="A31515"/>
+          <w:sz w:val="19"/>
+          <w:szCs w:val="19"/>
+        </w:rPr>
+        <w:t>TeamsZombie</w:t>
+      </w:r>
+      <w:proofErr w:type="spellEnd"/>
+      <w:r>
+        <w:rPr>
+          <w:rFonts w:ascii="Cascadia Mono" w:hAnsi="Cascadia Mono" w:cs="Cascadia Mono"/>
+          <w:color w:val="A31515"/>
+          <w:sz w:val="19"/>
+          <w:szCs w:val="19"/>
+        </w:rPr>
+        <w:t>"</w:t>
+      </w:r>
+      <w:r>
+        <w:rPr>
+          <w:rFonts w:ascii="Cascadia Mono" w:hAnsi="Cascadia Mono" w:cs="Cascadia Mono"/>
+          <w:color w:val="000000"/>
+          <w:sz w:val="19"/>
+          <w:szCs w:val="19"/>
+        </w:rPr>
+        <w:t xml:space="preserve">, </w:t>
+      </w:r>
+      <w:proofErr w:type="spellStart"/>
+      <w:r>
+        <w:rPr>
+          <w:rFonts w:ascii="Cascadia Mono" w:hAnsi="Cascadia Mono" w:cs="Cascadia Mono"/>
+          <w:color w:val="000000"/>
+          <w:sz w:val="19"/>
+          <w:szCs w:val="19"/>
+        </w:rPr>
+        <w:t>ZombieTypeId</w:t>
+      </w:r>
+      <w:proofErr w:type="spellEnd"/>
+      <w:r>
+        <w:rPr>
+          <w:rFonts w:ascii="Cascadia Mono" w:hAnsi="Cascadia Mono" w:cs="Cascadia Mono"/>
+          <w:color w:val="000000"/>
+          <w:sz w:val="19"/>
+          <w:szCs w:val="19"/>
+        </w:rPr>
+        <w:t xml:space="preserve"> = </w:t>
+      </w:r>
+      <w:proofErr w:type="gramStart"/>
+      <w:r>
+        <w:rPr>
+          <w:rFonts w:ascii="Cascadia Mono" w:hAnsi="Cascadia Mono" w:cs="Cascadia Mono"/>
+          <w:color w:val="000000"/>
+          <w:sz w:val="19"/>
+          <w:szCs w:val="19"/>
+        </w:rPr>
+        <w:t>3 }</w:t>
+      </w:r>
+      <w:proofErr w:type="gramEnd"/>
+      <w:r>
+        <w:rPr>
+          <w:rFonts w:ascii="Cascadia Mono" w:hAnsi="Cascadia Mono" w:cs="Cascadia Mono"/>
+          <w:color w:val="000000"/>
+          <w:sz w:val="19"/>
+          <w:szCs w:val="19"/>
+        </w:rPr>
+        <w:t>,</w:t>
       </w:r>
     </w:p>
     <w:p>
@@ -2524,6 +4330,7 @@
         </w:rPr>
         <w:t xml:space="preserve">    </w:t>
       </w:r>
+      <w:proofErr w:type="gramStart"/>
       <w:r>
         <w:rPr>
           <w:rFonts w:ascii="Cascadia Mono" w:hAnsi="Cascadia Mono" w:cs="Cascadia Mono"/>
@@ -2533,14 +4340,55 @@
         </w:rPr>
         <w:t>new</w:t>
       </w:r>
-      <w:r>
-        <w:rPr>
-          <w:rFonts w:ascii="Cascadia Mono" w:hAnsi="Cascadia Mono" w:cs="Cascadia Mono"/>
-          <w:color w:val="000000"/>
-          <w:sz w:val="19"/>
-          <w:szCs w:val="19"/>
-        </w:rPr>
-        <w:t xml:space="preserve"> Zombie { Id = 17, Point = 4, Force = 20, ShortDesc = </w:t>
+      <w:proofErr w:type="gramEnd"/>
+      <w:r>
+        <w:rPr>
+          <w:rFonts w:ascii="Cascadia Mono" w:hAnsi="Cascadia Mono" w:cs="Cascadia Mono"/>
+          <w:color w:val="000000"/>
+          <w:sz w:val="19"/>
+          <w:szCs w:val="19"/>
+        </w:rPr>
+        <w:t xml:space="preserve"> Zombie </w:t>
+      </w:r>
+      <w:proofErr w:type="gramStart"/>
+      <w:r>
+        <w:rPr>
+          <w:rFonts w:ascii="Cascadia Mono" w:hAnsi="Cascadia Mono" w:cs="Cascadia Mono"/>
+          <w:color w:val="000000"/>
+          <w:sz w:val="19"/>
+          <w:szCs w:val="19"/>
+        </w:rPr>
+        <w:t>{ Id</w:t>
+      </w:r>
+      <w:proofErr w:type="gramEnd"/>
+      <w:r>
+        <w:rPr>
+          <w:rFonts w:ascii="Cascadia Mono" w:hAnsi="Cascadia Mono" w:cs="Cascadia Mono"/>
+          <w:color w:val="000000"/>
+          <w:sz w:val="19"/>
+          <w:szCs w:val="19"/>
+        </w:rPr>
+        <w:t xml:space="preserve"> = 17, Point = 4, Force = 20, </w:t>
+      </w:r>
+      <w:proofErr w:type="spellStart"/>
+      <w:r>
+        <w:rPr>
+          <w:rFonts w:ascii="Cascadia Mono" w:hAnsi="Cascadia Mono" w:cs="Cascadia Mono"/>
+          <w:color w:val="000000"/>
+          <w:sz w:val="19"/>
+          <w:szCs w:val="19"/>
+        </w:rPr>
+        <w:t>ShortDesc</w:t>
+      </w:r>
+      <w:proofErr w:type="spellEnd"/>
+      <w:r>
+        <w:rPr>
+          <w:rFonts w:ascii="Cascadia Mono" w:hAnsi="Cascadia Mono" w:cs="Cascadia Mono"/>
+          <w:color w:val="000000"/>
+          <w:sz w:val="19"/>
+          <w:szCs w:val="19"/>
+        </w:rPr>
+        <w:t xml:space="preserve"> = </w:t>
       </w:r>
       <w:r>
         <w:rPr>
@@ -2576,8 +4424,39 @@
           <w:sz w:val="19"/>
           <w:szCs w:val="19"/>
         </w:rPr>
-        <w:t>, ZombieTypeId = 3 }</w:t>
-      </w:r>
+        <w:t xml:space="preserve">, </w:t>
+      </w:r>
+      <w:proofErr w:type="spellStart"/>
+      <w:r>
+        <w:rPr>
+          <w:rFonts w:ascii="Cascadia Mono" w:hAnsi="Cascadia Mono" w:cs="Cascadia Mono"/>
+          <w:color w:val="000000"/>
+          <w:sz w:val="19"/>
+          <w:szCs w:val="19"/>
+        </w:rPr>
+        <w:t>ZombieTypeId</w:t>
+      </w:r>
+      <w:proofErr w:type="spellEnd"/>
+      <w:r>
+        <w:rPr>
+          <w:rFonts w:ascii="Cascadia Mono" w:hAnsi="Cascadia Mono" w:cs="Cascadia Mono"/>
+          <w:color w:val="000000"/>
+          <w:sz w:val="19"/>
+          <w:szCs w:val="19"/>
+        </w:rPr>
+        <w:t xml:space="preserve"> = </w:t>
+      </w:r>
+      <w:proofErr w:type="gramStart"/>
+      <w:r>
+        <w:rPr>
+          <w:rFonts w:ascii="Cascadia Mono" w:hAnsi="Cascadia Mono" w:cs="Cascadia Mono"/>
+          <w:color w:val="000000"/>
+          <w:sz w:val="19"/>
+          <w:szCs w:val="19"/>
+        </w:rPr>
+        <w:t>3 }</w:t>
+      </w:r>
+      <w:proofErr w:type="gramEnd"/>
     </w:p>
     <w:p>
       <w:pPr>
@@ -2616,6 +4495,7 @@
       <w:r>
         <w:t xml:space="preserve"> </w:t>
       </w:r>
+      <w:proofErr w:type="spellStart"/>
       <w:r>
         <w:rPr>
           <w:b/>
@@ -2630,6 +4510,7 @@
         </w:rPr>
         <w:t>ZombieForce_Seed</w:t>
       </w:r>
+      <w:proofErr w:type="spellEnd"/>
       <w:r>
         <w:t>, mettez à jour votre base de données</w:t>
       </w:r>
@@ -2659,6 +4540,7 @@
       <w:r>
         <w:t xml:space="preserve">ou </w:t>
       </w:r>
+      <w:proofErr w:type="spellStart"/>
       <w:r>
         <w:rPr>
           <w:b/>
@@ -2666,6 +4548,7 @@
         </w:rPr>
         <w:t>ZombieVM</w:t>
       </w:r>
+      <w:proofErr w:type="spellEnd"/>
       <w:r>
         <w:t xml:space="preserve"> </w:t>
       </w:r>
@@ -2760,12 +4643,21 @@
       <w:r>
         <w:t xml:space="preserve">Cliquez sur </w:t>
       </w:r>
+      <w:proofErr w:type="spellStart"/>
       <w:r>
         <w:rPr>
           <w:b/>
           <w:bCs/>
         </w:rPr>
-        <w:t>View changes</w:t>
+        <w:t>View</w:t>
+      </w:r>
+      <w:proofErr w:type="spellEnd"/>
+      <w:r>
+        <w:rPr>
+          <w:b/>
+          <w:bCs/>
+        </w:rPr>
+        <w:t xml:space="preserve"> changes</w:t>
       </w:r>
     </w:p>
     <w:p>
@@ -2816,6 +4708,7 @@
         </w:numPr>
         <w:spacing w:before="0" w:after="160" w:line="259" w:lineRule="auto"/>
       </w:pPr>
+      <w:proofErr w:type="spellStart"/>
       <w:r>
         <w:rPr>
           <w:b/>
@@ -2823,6 +4716,7 @@
         </w:rPr>
         <w:t>Summary</w:t>
       </w:r>
+      <w:proofErr w:type="spellEnd"/>
       <w:r>
         <w:t>: FCT Ajout Zombie Force</w:t>
       </w:r>
@@ -2830,8 +4724,13 @@
         <w:t xml:space="preserve"> et</w:t>
       </w:r>
       <w:r>
-        <w:t xml:space="preserve"> seed</w:t>
-      </w:r>
+        <w:t xml:space="preserve"> </w:t>
+      </w:r>
+      <w:proofErr w:type="spellStart"/>
+      <w:r>
+        <w:t>seed</w:t>
+      </w:r>
+      <w:proofErr w:type="spellEnd"/>
     </w:p>
     <w:p>
       <w:pPr>
@@ -2862,7 +4761,15 @@
         <w:t>modification du Seed</w:t>
       </w:r>
       <w:r>
-        <w:t xml:space="preserve"> et des vues Create, Update et Details</w:t>
+        <w:t xml:space="preserve"> et des vues </w:t>
+      </w:r>
+      <w:proofErr w:type="spellStart"/>
+      <w:r>
+        <w:t>Create</w:t>
+      </w:r>
+      <w:proofErr w:type="spellEnd"/>
+      <w:r>
+        <w:t>, Update et Details</w:t>
       </w:r>
       <w:r>
         <w:t xml:space="preserve"> pour ajouter </w:t>
@@ -2913,6 +4820,7 @@
       <w:r>
         <w:t xml:space="preserve"> les modifications sur le repo en ligne </w:t>
       </w:r>
+      <w:proofErr w:type="spellStart"/>
       <w:r>
         <w:rPr>
           <w:b/>
@@ -2920,6 +4828,7 @@
         </w:rPr>
         <w:t>Remote</w:t>
       </w:r>
+      <w:proofErr w:type="spellEnd"/>
       <w:r>
         <w:t xml:space="preserve">: cliquez sur </w:t>
       </w:r>
@@ -2980,7 +4889,15 @@
         </w:rPr>
       </w:pPr>
       <w:r>
-        <w:t>Nous voulons créer une vue partielle présentant l’information principale d’un zombie sous forme de Card Bootstrap qui pourra être utilisée dans d’autres vues.</w:t>
+        <w:t xml:space="preserve">Nous voulons créer une vue partielle présentant l’information principale d’un zombie sous forme de </w:t>
+      </w:r>
+      <w:proofErr w:type="spellStart"/>
+      <w:r>
+        <w:t>Card</w:t>
+      </w:r>
+      <w:proofErr w:type="spellEnd"/>
+      <w:r>
+        <w:t xml:space="preserve"> Bootstrap qui pourra être utilisée dans d’autres vues.</w:t>
       </w:r>
       <w:r>
         <w:t xml:space="preserve"> Cette vue partielle présente une image générique de zombie qui sera, ultérieurement</w:t>
@@ -3036,32 +4953,64 @@
           <w:b/>
           <w:bCs/>
         </w:rPr>
-        <w:t xml:space="preserve">_ZombieCard </w:t>
-      </w:r>
-      <w:r>
-        <w:t>à partir d</w:t>
-      </w:r>
-      <w:r>
-        <w:t>u code en annexe</w:t>
-      </w:r>
-      <w:r>
-        <w:t xml:space="preserve">. </w:t>
-      </w:r>
-      <w:r>
-        <w:t xml:space="preserve">Les vues partielles vont habituellement </w:t>
-      </w:r>
-      <w:r>
-        <w:t>sous le dossier</w:t>
-      </w:r>
-      <w:r>
-        <w:t xml:space="preserve"> </w:t>
-      </w:r>
+        <w:t>_</w:t>
+      </w:r>
+      <w:proofErr w:type="spellStart"/>
       <w:r>
         <w:rPr>
           <w:b/>
           <w:bCs/>
         </w:rPr>
-        <w:t>/Shared/</w:t>
+        <w:t>ZombieCard</w:t>
+      </w:r>
+      <w:proofErr w:type="spellEnd"/>
+      <w:r>
+        <w:rPr>
+          <w:b/>
+          <w:bCs/>
+        </w:rPr>
+        <w:t xml:space="preserve"> </w:t>
+      </w:r>
+      <w:r>
+        <w:t>à partir d</w:t>
+      </w:r>
+      <w:r>
+        <w:t>u code en annexe</w:t>
+      </w:r>
+      <w:r>
+        <w:t xml:space="preserve">. </w:t>
+      </w:r>
+      <w:r>
+        <w:t xml:space="preserve">Les vues partielles vont habituellement </w:t>
+      </w:r>
+      <w:r>
+        <w:t>sous le dossier</w:t>
+      </w:r>
+      <w:r>
+        <w:t xml:space="preserve"> </w:t>
+      </w:r>
+      <w:r>
+        <w:rPr>
+          <w:b/>
+          <w:bCs/>
+        </w:rPr>
+        <w:t>/</w:t>
+      </w:r>
+      <w:proofErr w:type="spellStart"/>
+      <w:r>
+        <w:rPr>
+          <w:b/>
+          <w:bCs/>
+        </w:rPr>
+        <w:t>Shared</w:t>
+      </w:r>
+      <w:proofErr w:type="spellEnd"/>
+      <w:r>
+        <w:rPr>
+          <w:b/>
+          <w:bCs/>
+        </w:rPr>
+        <w:t>/</w:t>
       </w:r>
       <w:r>
         <w:rPr>
@@ -3247,7 +5196,29 @@
           <w:szCs w:val="21"/>
           <w:lang w:val="en-CA"/>
         </w:rPr>
-        <w:t>"card border-primary rounded shadow-sm"</w:t>
+        <w:t>"card border-primary rounded shadow-</w:t>
+      </w:r>
+      <w:proofErr w:type="spellStart"/>
+      <w:r>
+        <w:rPr>
+          <w:rFonts w:ascii="Consolas" w:eastAsia="Times New Roman" w:hAnsi="Consolas" w:cs="Times New Roman"/>
+          <w:color w:val="0000FF"/>
+          <w:sz w:val="21"/>
+          <w:szCs w:val="21"/>
+          <w:lang w:val="en-CA"/>
+        </w:rPr>
+        <w:t>sm</w:t>
+      </w:r>
+      <w:proofErr w:type="spellEnd"/>
+      <w:r>
+        <w:rPr>
+          <w:rFonts w:ascii="Consolas" w:eastAsia="Times New Roman" w:hAnsi="Consolas" w:cs="Times New Roman"/>
+          <w:color w:val="0000FF"/>
+          <w:sz w:val="21"/>
+          <w:szCs w:val="21"/>
+          <w:lang w:val="en-CA"/>
+        </w:rPr>
+        <w:t>"</w:t>
       </w:r>
       <w:r>
         <w:rPr>
@@ -3287,7 +5258,51 @@
           <w:szCs w:val="21"/>
           <w:lang w:val="en-CA"/>
         </w:rPr>
-        <w:t>"background: url('/images/imagesLayout/fond.png');"</w:t>
+        <w:t xml:space="preserve">"background: </w:t>
+      </w:r>
+      <w:proofErr w:type="spellStart"/>
+      <w:r>
+        <w:rPr>
+          <w:rFonts w:ascii="Consolas" w:eastAsia="Times New Roman" w:hAnsi="Consolas" w:cs="Times New Roman"/>
+          <w:color w:val="0000FF"/>
+          <w:sz w:val="21"/>
+          <w:szCs w:val="21"/>
+          <w:lang w:val="en-CA"/>
+        </w:rPr>
+        <w:t>url</w:t>
+      </w:r>
+      <w:proofErr w:type="spellEnd"/>
+      <w:r>
+        <w:rPr>
+          <w:rFonts w:ascii="Consolas" w:eastAsia="Times New Roman" w:hAnsi="Consolas" w:cs="Times New Roman"/>
+          <w:color w:val="0000FF"/>
+          <w:sz w:val="21"/>
+          <w:szCs w:val="21"/>
+          <w:lang w:val="en-CA"/>
+        </w:rPr>
+        <w:t>('/images/</w:t>
+      </w:r>
+      <w:proofErr w:type="spellStart"/>
+      <w:r>
+        <w:rPr>
+          <w:rFonts w:ascii="Consolas" w:eastAsia="Times New Roman" w:hAnsi="Consolas" w:cs="Times New Roman"/>
+          <w:color w:val="0000FF"/>
+          <w:sz w:val="21"/>
+          <w:szCs w:val="21"/>
+          <w:lang w:val="en-CA"/>
+        </w:rPr>
+        <w:t>imagesLayout</w:t>
+      </w:r>
+      <w:proofErr w:type="spellEnd"/>
+      <w:r>
+        <w:rPr>
+          <w:rFonts w:ascii="Consolas" w:eastAsia="Times New Roman" w:hAnsi="Consolas" w:cs="Times New Roman"/>
+          <w:color w:val="0000FF"/>
+          <w:sz w:val="21"/>
+          <w:szCs w:val="21"/>
+          <w:lang w:val="en-CA"/>
+        </w:rPr>
+        <w:t>/fond.png');"</w:t>
       </w:r>
       <w:r>
         <w:rPr>
@@ -3578,8 +5593,20 @@
           <w:szCs w:val="21"/>
           <w:lang w:val="en-CA"/>
         </w:rPr>
-        <w:t>&lt;img</w:t>
-      </w:r>
+        <w:t>&lt;</w:t>
+      </w:r>
+      <w:proofErr w:type="spellStart"/>
+      <w:r>
+        <w:rPr>
+          <w:rFonts w:ascii="Consolas" w:eastAsia="Times New Roman" w:hAnsi="Consolas" w:cs="Times New Roman"/>
+          <w:color w:val="800000"/>
+          <w:sz w:val="21"/>
+          <w:szCs w:val="21"/>
+          <w:lang w:val="en-CA"/>
+        </w:rPr>
+        <w:t>img</w:t>
+      </w:r>
+      <w:proofErr w:type="spellEnd"/>
       <w:r>
         <w:rPr>
           <w:rFonts w:ascii="Consolas" w:eastAsia="Times New Roman" w:hAnsi="Consolas" w:cs="Times New Roman"/>
@@ -3618,7 +5645,51 @@
           <w:szCs w:val="21"/>
           <w:lang w:val="en-CA"/>
         </w:rPr>
-        <w:t>"card-img-top img-fluid d-block mx-auto mb-3"</w:t>
+        <w:t>"card-</w:t>
+      </w:r>
+      <w:proofErr w:type="spellStart"/>
+      <w:r>
+        <w:rPr>
+          <w:rFonts w:ascii="Consolas" w:eastAsia="Times New Roman" w:hAnsi="Consolas" w:cs="Times New Roman"/>
+          <w:color w:val="0000FF"/>
+          <w:sz w:val="21"/>
+          <w:szCs w:val="21"/>
+          <w:lang w:val="en-CA"/>
+        </w:rPr>
+        <w:t>img</w:t>
+      </w:r>
+      <w:proofErr w:type="spellEnd"/>
+      <w:r>
+        <w:rPr>
+          <w:rFonts w:ascii="Consolas" w:eastAsia="Times New Roman" w:hAnsi="Consolas" w:cs="Times New Roman"/>
+          <w:color w:val="0000FF"/>
+          <w:sz w:val="21"/>
+          <w:szCs w:val="21"/>
+          <w:lang w:val="en-CA"/>
+        </w:rPr>
+        <w:t xml:space="preserve">-top </w:t>
+      </w:r>
+      <w:proofErr w:type="spellStart"/>
+      <w:r>
+        <w:rPr>
+          <w:rFonts w:ascii="Consolas" w:eastAsia="Times New Roman" w:hAnsi="Consolas" w:cs="Times New Roman"/>
+          <w:color w:val="0000FF"/>
+          <w:sz w:val="21"/>
+          <w:szCs w:val="21"/>
+          <w:lang w:val="en-CA"/>
+        </w:rPr>
+        <w:t>img</w:t>
+      </w:r>
+      <w:proofErr w:type="spellEnd"/>
+      <w:r>
+        <w:rPr>
+          <w:rFonts w:ascii="Consolas" w:eastAsia="Times New Roman" w:hAnsi="Consolas" w:cs="Times New Roman"/>
+          <w:color w:val="0000FF"/>
+          <w:sz w:val="21"/>
+          <w:szCs w:val="21"/>
+          <w:lang w:val="en-CA"/>
+        </w:rPr>
+        <w:t>-fluid d-block mx-auto mb-3"</w:t>
       </w:r>
       <w:r>
         <w:rPr>
@@ -3630,6 +5701,7 @@
         </w:rPr>
         <w:t xml:space="preserve"> </w:t>
       </w:r>
+      <w:proofErr w:type="spellStart"/>
       <w:r>
         <w:rPr>
           <w:rFonts w:ascii="Consolas" w:eastAsia="Times New Roman" w:hAnsi="Consolas" w:cs="Times New Roman"/>
@@ -3640,6 +5712,7 @@
         </w:rPr>
         <w:t>src</w:t>
       </w:r>
+      <w:proofErr w:type="spellEnd"/>
       <w:r>
         <w:rPr>
           <w:rFonts w:ascii="Consolas" w:eastAsia="Times New Roman" w:hAnsi="Consolas" w:cs="Times New Roman"/>
@@ -3738,7 +5811,18 @@
           <w:szCs w:val="21"/>
           <w:lang w:val="en-CA"/>
         </w:rPr>
-        <w:t>"Zombie photo"</w:t>
+        <w:t>"Zombie photo</w:t>
+      </w:r>
+      <w:proofErr w:type="gramStart"/>
+      <w:r>
+        <w:rPr>
+          <w:rFonts w:ascii="Consolas" w:eastAsia="Times New Roman" w:hAnsi="Consolas" w:cs="Times New Roman"/>
+          <w:color w:val="0000FF"/>
+          <w:sz w:val="21"/>
+          <w:szCs w:val="21"/>
+          <w:lang w:val="en-CA"/>
+        </w:rPr>
+        <w:t>"</w:t>
       </w:r>
       <w:r>
         <w:rPr>
@@ -3760,6 +5844,7 @@
         </w:rPr>
         <w:t>style</w:t>
       </w:r>
+      <w:proofErr w:type="gramEnd"/>
       <w:r>
         <w:rPr>
           <w:rFonts w:ascii="Consolas" w:eastAsia="Times New Roman" w:hAnsi="Consolas" w:cs="Times New Roman"/>
@@ -4088,7 +6173,29 @@
           <w:szCs w:val="21"/>
           <w:lang w:val="en-CA"/>
         </w:rPr>
-        <w:t>"badge p-2 border w-100 btn-dark"</w:t>
+        <w:t xml:space="preserve">"badge p-2 border w-100 </w:t>
+      </w:r>
+      <w:proofErr w:type="spellStart"/>
+      <w:r>
+        <w:rPr>
+          <w:rFonts w:ascii="Consolas" w:eastAsia="Times New Roman" w:hAnsi="Consolas" w:cs="Times New Roman"/>
+          <w:color w:val="0000FF"/>
+          <w:sz w:val="21"/>
+          <w:szCs w:val="21"/>
+          <w:lang w:val="en-CA"/>
+        </w:rPr>
+        <w:t>btn</w:t>
+      </w:r>
+      <w:proofErr w:type="spellEnd"/>
+      <w:r>
+        <w:rPr>
+          <w:rFonts w:ascii="Consolas" w:eastAsia="Times New Roman" w:hAnsi="Consolas" w:cs="Times New Roman"/>
+          <w:color w:val="0000FF"/>
+          <w:sz w:val="21"/>
+          <w:szCs w:val="21"/>
+          <w:lang w:val="en-CA"/>
+        </w:rPr>
+        <w:t>-dark"</w:t>
       </w:r>
       <w:r>
         <w:rPr>
@@ -4300,7 +6407,29 @@
           <w:szCs w:val="21"/>
           <w:lang w:val="en-CA"/>
         </w:rPr>
-        <w:t>"padding-left:3px;padding-right:25px;"</w:t>
+        <w:t>"padding-left:3</w:t>
+      </w:r>
+      <w:proofErr w:type="gramStart"/>
+      <w:r>
+        <w:rPr>
+          <w:rFonts w:ascii="Consolas" w:eastAsia="Times New Roman" w:hAnsi="Consolas" w:cs="Times New Roman"/>
+          <w:color w:val="0000FF"/>
+          <w:sz w:val="21"/>
+          <w:szCs w:val="21"/>
+          <w:lang w:val="en-CA"/>
+        </w:rPr>
+        <w:t>px;padding</w:t>
+      </w:r>
+      <w:proofErr w:type="gramEnd"/>
+      <w:r>
+        <w:rPr>
+          <w:rFonts w:ascii="Consolas" w:eastAsia="Times New Roman" w:hAnsi="Consolas" w:cs="Times New Roman"/>
+          <w:color w:val="0000FF"/>
+          <w:sz w:val="21"/>
+          <w:szCs w:val="21"/>
+          <w:lang w:val="en-CA"/>
+        </w:rPr>
+        <w:t>-right:25px;"</w:t>
       </w:r>
       <w:r>
         <w:rPr>
@@ -4390,7 +6519,29 @@
           <w:szCs w:val="21"/>
           <w:lang w:val="en-CA"/>
         </w:rPr>
-        <w:t>"badge p-2 border w-100 btn-primary"</w:t>
+        <w:t xml:space="preserve">"badge p-2 border w-100 </w:t>
+      </w:r>
+      <w:proofErr w:type="spellStart"/>
+      <w:r>
+        <w:rPr>
+          <w:rFonts w:ascii="Consolas" w:eastAsia="Times New Roman" w:hAnsi="Consolas" w:cs="Times New Roman"/>
+          <w:color w:val="0000FF"/>
+          <w:sz w:val="21"/>
+          <w:szCs w:val="21"/>
+          <w:lang w:val="en-CA"/>
+        </w:rPr>
+        <w:t>btn</w:t>
+      </w:r>
+      <w:proofErr w:type="spellEnd"/>
+      <w:r>
+        <w:rPr>
+          <w:rFonts w:ascii="Consolas" w:eastAsia="Times New Roman" w:hAnsi="Consolas" w:cs="Times New Roman"/>
+          <w:color w:val="0000FF"/>
+          <w:sz w:val="21"/>
+          <w:szCs w:val="21"/>
+          <w:lang w:val="en-CA"/>
+        </w:rPr>
+        <w:t>-primary"</w:t>
       </w:r>
       <w:r>
         <w:rPr>
@@ -4892,7 +7043,51 @@
           <w:szCs w:val="21"/>
           <w:lang w:val="en-CA"/>
         </w:rPr>
-        <w:t>"p-2 border w-100 btn btn-warning px-3"</w:t>
+        <w:t xml:space="preserve">"p-2 border w-100 </w:t>
+      </w:r>
+      <w:proofErr w:type="spellStart"/>
+      <w:r>
+        <w:rPr>
+          <w:rFonts w:ascii="Consolas" w:eastAsia="Times New Roman" w:hAnsi="Consolas" w:cs="Times New Roman"/>
+          <w:color w:val="0000FF"/>
+          <w:sz w:val="21"/>
+          <w:szCs w:val="21"/>
+          <w:lang w:val="en-CA"/>
+        </w:rPr>
+        <w:t>btn</w:t>
+      </w:r>
+      <w:proofErr w:type="spellEnd"/>
+      <w:r>
+        <w:rPr>
+          <w:rFonts w:ascii="Consolas" w:eastAsia="Times New Roman" w:hAnsi="Consolas" w:cs="Times New Roman"/>
+          <w:color w:val="0000FF"/>
+          <w:sz w:val="21"/>
+          <w:szCs w:val="21"/>
+          <w:lang w:val="en-CA"/>
+        </w:rPr>
+        <w:t xml:space="preserve"> </w:t>
+      </w:r>
+      <w:proofErr w:type="spellStart"/>
+      <w:r>
+        <w:rPr>
+          <w:rFonts w:ascii="Consolas" w:eastAsia="Times New Roman" w:hAnsi="Consolas" w:cs="Times New Roman"/>
+          <w:color w:val="0000FF"/>
+          <w:sz w:val="21"/>
+          <w:szCs w:val="21"/>
+          <w:lang w:val="en-CA"/>
+        </w:rPr>
+        <w:t>btn</w:t>
+      </w:r>
+      <w:proofErr w:type="spellEnd"/>
+      <w:r>
+        <w:rPr>
+          <w:rFonts w:ascii="Consolas" w:eastAsia="Times New Roman" w:hAnsi="Consolas" w:cs="Times New Roman"/>
+          <w:color w:val="0000FF"/>
+          <w:sz w:val="21"/>
+          <w:szCs w:val="21"/>
+          <w:lang w:val="en-CA"/>
+        </w:rPr>
+        <w:t>-warning px-3"</w:t>
       </w:r>
       <w:r>
         <w:rPr>
@@ -5189,7 +7384,15 @@
         <w:t xml:space="preserve"> Zombie/Index </w:t>
       </w:r>
       <w:r>
-        <w:t>(Note : Vous allez perdre les boutons Edit et Delete, mais ne vous inquiétez pas pour ça, on va avoir une solution dans un autre laboratoire)</w:t>
+        <w:t xml:space="preserve">(Note : Vous allez perdre les boutons Edit et </w:t>
+      </w:r>
+      <w:proofErr w:type="spellStart"/>
+      <w:r>
+        <w:t>Delete</w:t>
+      </w:r>
+      <w:proofErr w:type="spellEnd"/>
+      <w:r>
+        <w:t>, mais ne vous inquiétez pas pour ça, on va avoir une solution dans un autre laboratoire)</w:t>
       </w:r>
     </w:p>
     <w:p>
@@ -5205,7 +7408,15 @@
         <w:t>S</w:t>
       </w:r>
       <w:r>
-        <w:t>ous ZombieType/Details</w:t>
+        <w:t xml:space="preserve">ous </w:t>
+      </w:r>
+      <w:proofErr w:type="spellStart"/>
+      <w:r>
+        <w:t>ZombieType</w:t>
+      </w:r>
+      <w:proofErr w:type="spellEnd"/>
+      <w:r>
+        <w:t>/Details</w:t>
       </w:r>
     </w:p>
     <w:p>
@@ -5239,16 +7450,38 @@
         <w:pStyle w:val="Code"/>
       </w:pPr>
       <w:r>
-        <w:t xml:space="preserve">    @*</w:t>
+        <w:t xml:space="preserve">    @</w:t>
+      </w:r>
+      <w:proofErr w:type="gramStart"/>
+      <w:r>
+        <w:t>*</w:t>
       </w:r>
       <w:r>
         <w:rPr>
           <w:color w:val="006400"/>
         </w:rPr>
-        <w:t xml:space="preserve">  POUR CHAQUE ZOMBIE:</w:t>
-      </w:r>
-      <w:r>
-        <w:t>*@</w:t>
+        <w:t xml:space="preserve">  POUR</w:t>
+      </w:r>
+      <w:proofErr w:type="gramEnd"/>
+      <w:r>
+        <w:rPr>
+          <w:color w:val="006400"/>
+        </w:rPr>
+        <w:t xml:space="preserve"> CHAQUE </w:t>
+      </w:r>
+      <w:proofErr w:type="gramStart"/>
+      <w:r>
+        <w:rPr>
+          <w:color w:val="006400"/>
+        </w:rPr>
+        <w:t>ZOMBIE:</w:t>
+      </w:r>
+      <w:r>
+        <w:t>*</w:t>
+      </w:r>
+      <w:proofErr w:type="gramEnd"/>
+      <w:r>
+        <w:t>@</w:t>
       </w:r>
     </w:p>
     <w:p>
@@ -5261,11 +7494,33 @@
       <w:r>
         <w:t xml:space="preserve">    </w:t>
       </w:r>
+      <w:proofErr w:type="gramStart"/>
       <w:r>
         <w:rPr>
           <w:lang w:val="en-US"/>
         </w:rPr>
-        <w:t>@foreach (var item in Model.ZombiesList)</w:t>
+        <w:t>@foreach</w:t>
+      </w:r>
+      <w:proofErr w:type="gramEnd"/>
+      <w:r>
+        <w:rPr>
+          <w:lang w:val="en-US"/>
+        </w:rPr>
+        <w:t xml:space="preserve"> (var item in </w:t>
+      </w:r>
+      <w:proofErr w:type="spellStart"/>
+      <w:r>
+        <w:rPr>
+          <w:lang w:val="en-US"/>
+        </w:rPr>
+        <w:t>Model.ZombiesList</w:t>
+      </w:r>
+      <w:proofErr w:type="spellEnd"/>
+      <w:r>
+        <w:rPr>
+          <w:lang w:val="en-US"/>
+        </w:rPr>
+        <w:t>)</w:t>
       </w:r>
     </w:p>
     <w:p>
@@ -5323,7 +7578,21 @@
         <w:rPr>
           <w:lang w:val="en-US"/>
         </w:rPr>
-        <w:t xml:space="preserve">="_ZombieCard" </w:t>
+        <w:t>="_</w:t>
+      </w:r>
+      <w:proofErr w:type="spellStart"/>
+      <w:r>
+        <w:rPr>
+          <w:lang w:val="en-US"/>
+        </w:rPr>
+        <w:t>ZombieCard</w:t>
+      </w:r>
+      <w:proofErr w:type="spellEnd"/>
+      <w:r>
+        <w:rPr>
+          <w:lang w:val="en-US"/>
+        </w:rPr>
+        <w:t xml:space="preserve">" </w:t>
       </w:r>
       <w:r>
         <w:rPr>
@@ -5412,6 +7681,7 @@
       <w:r>
         <w:t xml:space="preserve">La vue Zombie/Index utilise </w:t>
       </w:r>
+      <w:proofErr w:type="spellStart"/>
       <w:r>
         <w:rPr>
           <w:rFonts w:ascii="Cascadia Mono" w:hAnsi="Cascadia Mono" w:cs="Cascadia Mono"/>
@@ -5434,7 +7704,16 @@
           <w:sz w:val="19"/>
           <w:szCs w:val="19"/>
         </w:rPr>
-        <w:t xml:space="preserve">numerable </w:t>
+        <w:t>numerable</w:t>
+      </w:r>
+      <w:proofErr w:type="spellEnd"/>
+      <w:r>
+        <w:rPr>
+          <w:rFonts w:ascii="Cascadia Mono" w:hAnsi="Cascadia Mono" w:cs="Cascadia Mono"/>
+          <w:sz w:val="19"/>
+          <w:szCs w:val="19"/>
+        </w:rPr>
+        <w:t xml:space="preserve"> </w:t>
       </w:r>
       <w:r>
         <w:rPr>
@@ -5525,11 +7804,20 @@
         <w:ind w:left="360"/>
       </w:pPr>
       <w:r>
-        <w:t>La vue ZombieType/Details</w:t>
+        <w:t xml:space="preserve">La vue </w:t>
+      </w:r>
+      <w:proofErr w:type="spellStart"/>
+      <w:r>
+        <w:t>ZombieType</w:t>
+      </w:r>
+      <w:proofErr w:type="spellEnd"/>
+      <w:r>
+        <w:t>/Details</w:t>
       </w:r>
       <w:r>
         <w:t xml:space="preserve"> utilise </w:t>
       </w:r>
+      <w:proofErr w:type="spellStart"/>
       <w:r>
         <w:rPr>
           <w:b/>
@@ -5537,6 +7825,7 @@
         </w:rPr>
         <w:t>ZombieTypeVM</w:t>
       </w:r>
+      <w:proofErr w:type="spellEnd"/>
       <w:r>
         <w:t>,</w:t>
       </w:r>
@@ -5553,12 +7842,21 @@
       <w:r>
         <w:t xml:space="preserve">Ouvrez la vue </w:t>
       </w:r>
+      <w:proofErr w:type="spellStart"/>
       <w:r>
         <w:rPr>
           <w:b/>
           <w:bCs/>
         </w:rPr>
-        <w:t>ZombieType/Details</w:t>
+        <w:t>ZombieType</w:t>
+      </w:r>
+      <w:proofErr w:type="spellEnd"/>
+      <w:r>
+        <w:rPr>
+          <w:b/>
+          <w:bCs/>
+        </w:rPr>
+        <w:t>/Details</w:t>
       </w:r>
     </w:p>
     <w:p>
@@ -5595,12 +7893,21 @@
       <w:r>
         <w:t xml:space="preserve">Testez la vue </w:t>
       </w:r>
+      <w:proofErr w:type="spellStart"/>
       <w:r>
         <w:rPr>
           <w:b/>
           <w:bCs/>
         </w:rPr>
-        <w:t>ZombieType/Details</w:t>
+        <w:t>ZombieType</w:t>
+      </w:r>
+      <w:proofErr w:type="spellEnd"/>
+      <w:r>
+        <w:rPr>
+          <w:b/>
+          <w:bCs/>
+        </w:rPr>
+        <w:t>/Details</w:t>
       </w:r>
     </w:p>
     <w:p>
@@ -5662,12 +7969,21 @@
       <w:r>
         <w:t xml:space="preserve">Cliquez sur </w:t>
       </w:r>
+      <w:proofErr w:type="spellStart"/>
       <w:r>
         <w:rPr>
           <w:b/>
           <w:bCs/>
         </w:rPr>
-        <w:t>View changes</w:t>
+        <w:t>View</w:t>
+      </w:r>
+      <w:proofErr w:type="spellEnd"/>
+      <w:r>
+        <w:rPr>
+          <w:b/>
+          <w:bCs/>
+        </w:rPr>
+        <w:t xml:space="preserve"> changes</w:t>
       </w:r>
     </w:p>
     <w:p>
@@ -5718,6 +8034,7 @@
         </w:numPr>
         <w:spacing w:before="0" w:after="160" w:line="259" w:lineRule="auto"/>
       </w:pPr>
+      <w:proofErr w:type="spellStart"/>
       <w:r>
         <w:rPr>
           <w:b/>
@@ -5725,12 +8042,18 @@
         </w:rPr>
         <w:t>Summary</w:t>
       </w:r>
+      <w:proofErr w:type="spellEnd"/>
       <w:r>
         <w:t>: REFACTOR Ajout vue par</w:t>
       </w:r>
       <w:r>
-        <w:t>tielle _ZombieCard</w:t>
-      </w:r>
+        <w:t>tielle _</w:t>
+      </w:r>
+      <w:proofErr w:type="spellStart"/>
+      <w:r>
+        <w:t>ZombieCard</w:t>
+      </w:r>
+      <w:proofErr w:type="spellEnd"/>
     </w:p>
     <w:p>
       <w:pPr>
@@ -5755,10 +8078,26 @@
         <w:t xml:space="preserve">Ajout de la </w:t>
       </w:r>
       <w:r>
-        <w:t xml:space="preserve">vue partielle _ZombieCard </w:t>
-      </w:r>
-      <w:r>
-        <w:t>utilisée dans Zombie/Index et ZombieType/Details</w:t>
+        <w:t>vue partielle _</w:t>
+      </w:r>
+      <w:proofErr w:type="spellStart"/>
+      <w:r>
+        <w:t>ZombieCard</w:t>
+      </w:r>
+      <w:proofErr w:type="spellEnd"/>
+      <w:r>
+        <w:t xml:space="preserve"> </w:t>
+      </w:r>
+      <w:r>
+        <w:t xml:space="preserve">utilisée dans Zombie/Index et </w:t>
+      </w:r>
+      <w:proofErr w:type="spellStart"/>
+      <w:r>
+        <w:t>ZombieType</w:t>
+      </w:r>
+      <w:proofErr w:type="spellEnd"/>
+      <w:r>
+        <w:t>/Details</w:t>
       </w:r>
     </w:p>
     <w:p>
@@ -5804,6 +8143,7 @@
       <w:r>
         <w:t xml:space="preserve"> les modifications sur le repo en ligne </w:t>
       </w:r>
+      <w:proofErr w:type="spellStart"/>
       <w:r>
         <w:rPr>
           <w:b/>
@@ -5811,6 +8151,7 @@
         </w:rPr>
         <w:t>Remote</w:t>
       </w:r>
+      <w:proofErr w:type="spellEnd"/>
       <w:r>
         <w:t xml:space="preserve">: cliquez sur </w:t>
       </w:r>
@@ -5887,6 +8228,7 @@
       <w:r>
         <w:t xml:space="preserve">Un </w:t>
       </w:r>
+      <w:proofErr w:type="spellStart"/>
       <w:r>
         <w:rPr>
           <w:b/>
@@ -5894,6 +8236,7 @@
         </w:rPr>
         <w:t>Upsert</w:t>
       </w:r>
+      <w:proofErr w:type="spellEnd"/>
       <w:r>
         <w:rPr>
           <w:b/>
@@ -5945,6 +8288,7 @@
       <w:r>
         <w:t xml:space="preserve"> doit être modifiée pour </w:t>
       </w:r>
+      <w:proofErr w:type="spellStart"/>
       <w:r>
         <w:rPr>
           <w:b/>
@@ -5952,22 +8296,39 @@
         </w:rPr>
         <w:t>Upsert</w:t>
       </w:r>
+      <w:proofErr w:type="spellEnd"/>
     </w:p>
     <w:p>
       <w:pPr>
         <w:spacing w:before="0" w:after="160" w:line="259" w:lineRule="auto"/>
       </w:pPr>
       <w:r>
-        <w:t>Le formulaire doit proposer le bouton Create sans passer de Id</w:t>
-      </w:r>
-      <w:r>
-        <w:t xml:space="preserve"> ou Edit en passant l</w:t>
+        <w:t xml:space="preserve">Le formulaire doit proposer le bouton </w:t>
+      </w:r>
+      <w:proofErr w:type="spellStart"/>
+      <w:r>
+        <w:t>Create</w:t>
+      </w:r>
+      <w:proofErr w:type="spellEnd"/>
+      <w:r>
+        <w:t xml:space="preserve"> sans passer de Id</w:t>
+      </w:r>
+      <w:r>
+        <w:t xml:space="preserve"> ou Edit en passant </w:t>
+      </w:r>
+      <w:proofErr w:type="spellStart"/>
+      <w:r>
+        <w:t>l</w:t>
       </w:r>
       <w:r>
         <w:t>’</w:t>
       </w:r>
       <w:r>
-        <w:t>Id, selon le cas</w:t>
+        <w:t>Id</w:t>
+      </w:r>
+      <w:proofErr w:type="spellEnd"/>
+      <w:r>
+        <w:t>, selon le cas</w:t>
       </w:r>
       <w:r>
         <w:t xml:space="preserve"> et Back to List</w:t>
@@ -5979,8 +8340,13 @@
         <w:t>ir</w:t>
       </w:r>
       <w:r>
-        <w:t xml:space="preserve"> à la vue Index). Ces boutons se répètent dans tous les formulaires Upsert</w:t>
-      </w:r>
+        <w:t xml:space="preserve"> à la vue Index). Ces boutons se répètent dans tous les formulaires </w:t>
+      </w:r>
+      <w:proofErr w:type="spellStart"/>
+      <w:r>
+        <w:t>Upsert</w:t>
+      </w:r>
+      <w:proofErr w:type="spellEnd"/>
       <w:r>
         <w:t>* : une vue partielle est tout indiquée.</w:t>
       </w:r>
@@ -6013,8 +8379,17 @@
           <w:b/>
           <w:bCs/>
         </w:rPr>
-        <w:t>_UpsertButtons</w:t>
-      </w:r>
+        <w:t>_</w:t>
+      </w:r>
+      <w:proofErr w:type="spellStart"/>
+      <w:r>
+        <w:rPr>
+          <w:b/>
+          <w:bCs/>
+        </w:rPr>
+        <w:t>UpsertButtons</w:t>
+      </w:r>
+      <w:proofErr w:type="spellEnd"/>
       <w:r>
         <w:rPr>
           <w:b/>
@@ -6366,7 +8741,51 @@
           <w:szCs w:val="19"/>
           <w:lang w:val="en-CA"/>
         </w:rPr>
-        <w:t>="btn btn-</w:t>
+        <w:t>="</w:t>
+      </w:r>
+      <w:proofErr w:type="spellStart"/>
+      <w:r>
+        <w:rPr>
+          <w:rFonts w:ascii="Cascadia Mono" w:hAnsi="Cascadia Mono" w:cs="Cascadia Mono"/>
+          <w:color w:val="0000FF"/>
+          <w:sz w:val="19"/>
+          <w:szCs w:val="19"/>
+          <w:lang w:val="en-CA"/>
+        </w:rPr>
+        <w:t>btn</w:t>
+      </w:r>
+      <w:proofErr w:type="spellEnd"/>
+      <w:r>
+        <w:rPr>
+          <w:rFonts w:ascii="Cascadia Mono" w:hAnsi="Cascadia Mono" w:cs="Cascadia Mono"/>
+          <w:color w:val="0000FF"/>
+          <w:sz w:val="19"/>
+          <w:szCs w:val="19"/>
+          <w:lang w:val="en-CA"/>
+        </w:rPr>
+        <w:t xml:space="preserve"> </w:t>
+      </w:r>
+      <w:proofErr w:type="spellStart"/>
+      <w:r>
+        <w:rPr>
+          <w:rFonts w:ascii="Cascadia Mono" w:hAnsi="Cascadia Mono" w:cs="Cascadia Mono"/>
+          <w:color w:val="0000FF"/>
+          <w:sz w:val="19"/>
+          <w:szCs w:val="19"/>
+          <w:lang w:val="en-CA"/>
+        </w:rPr>
+        <w:t>btn</w:t>
+      </w:r>
+      <w:proofErr w:type="spellEnd"/>
+      <w:r>
+        <w:rPr>
+          <w:rFonts w:ascii="Cascadia Mono" w:hAnsi="Cascadia Mono" w:cs="Cascadia Mono"/>
+          <w:color w:val="0000FF"/>
+          <w:sz w:val="19"/>
+          <w:szCs w:val="19"/>
+          <w:lang w:val="en-CA"/>
+        </w:rPr>
+        <w:t>-</w:t>
       </w:r>
       <w:r>
         <w:rPr>
@@ -6654,7 +9073,51 @@
           <w:szCs w:val="19"/>
           <w:lang w:val="en-CA"/>
         </w:rPr>
-        <w:t>="btn btn-info w-100"</w:t>
+        <w:t>="</w:t>
+      </w:r>
+      <w:proofErr w:type="spellStart"/>
+      <w:r>
+        <w:rPr>
+          <w:rFonts w:ascii="Cascadia Mono" w:hAnsi="Cascadia Mono" w:cs="Cascadia Mono"/>
+          <w:color w:val="0000FF"/>
+          <w:sz w:val="19"/>
+          <w:szCs w:val="19"/>
+          <w:lang w:val="en-CA"/>
+        </w:rPr>
+        <w:t>btn</w:t>
+      </w:r>
+      <w:proofErr w:type="spellEnd"/>
+      <w:r>
+        <w:rPr>
+          <w:rFonts w:ascii="Cascadia Mono" w:hAnsi="Cascadia Mono" w:cs="Cascadia Mono"/>
+          <w:color w:val="0000FF"/>
+          <w:sz w:val="19"/>
+          <w:szCs w:val="19"/>
+          <w:lang w:val="en-CA"/>
+        </w:rPr>
+        <w:t xml:space="preserve"> </w:t>
+      </w:r>
+      <w:proofErr w:type="spellStart"/>
+      <w:r>
+        <w:rPr>
+          <w:rFonts w:ascii="Cascadia Mono" w:hAnsi="Cascadia Mono" w:cs="Cascadia Mono"/>
+          <w:color w:val="0000FF"/>
+          <w:sz w:val="19"/>
+          <w:szCs w:val="19"/>
+          <w:lang w:val="en-CA"/>
+        </w:rPr>
+        <w:t>btn</w:t>
+      </w:r>
+      <w:proofErr w:type="spellEnd"/>
+      <w:r>
+        <w:rPr>
+          <w:rFonts w:ascii="Cascadia Mono" w:hAnsi="Cascadia Mono" w:cs="Cascadia Mono"/>
+          <w:color w:val="0000FF"/>
+          <w:sz w:val="19"/>
+          <w:szCs w:val="19"/>
+          <w:lang w:val="en-CA"/>
+        </w:rPr>
+        <w:t>-info w-100"</w:t>
       </w:r>
       <w:r>
         <w:rPr>
@@ -6934,6 +9397,7 @@
         </w:rPr>
         <w:t>&lt;</w:t>
       </w:r>
+      <w:proofErr w:type="gramStart"/>
       <w:r>
         <w:rPr>
           <w:rFonts w:ascii="Cascadia Mono" w:hAnsi="Cascadia Mono" w:cs="Cascadia Mono"/>
@@ -6946,6 +9410,7 @@
         </w:rPr>
         <w:t>a</w:t>
       </w:r>
+      <w:proofErr w:type="gramEnd"/>
       <w:r>
         <w:rPr>
           <w:rFonts w:ascii="Cascadia Mono" w:hAnsi="Cascadia Mono" w:cs="Cascadia Mono"/>
@@ -7006,7 +9471,51 @@
           <w:szCs w:val="19"/>
           <w:lang w:val="en-CA"/>
         </w:rPr>
-        <w:t>="btn btn-</w:t>
+        <w:t>="</w:t>
+      </w:r>
+      <w:proofErr w:type="spellStart"/>
+      <w:r>
+        <w:rPr>
+          <w:rFonts w:ascii="Cascadia Mono" w:hAnsi="Cascadia Mono" w:cs="Cascadia Mono"/>
+          <w:color w:val="0000FF"/>
+          <w:sz w:val="19"/>
+          <w:szCs w:val="19"/>
+          <w:lang w:val="en-CA"/>
+        </w:rPr>
+        <w:t>btn</w:t>
+      </w:r>
+      <w:proofErr w:type="spellEnd"/>
+      <w:r>
+        <w:rPr>
+          <w:rFonts w:ascii="Cascadia Mono" w:hAnsi="Cascadia Mono" w:cs="Cascadia Mono"/>
+          <w:color w:val="0000FF"/>
+          <w:sz w:val="19"/>
+          <w:szCs w:val="19"/>
+          <w:lang w:val="en-CA"/>
+        </w:rPr>
+        <w:t xml:space="preserve"> </w:t>
+      </w:r>
+      <w:proofErr w:type="spellStart"/>
+      <w:r>
+        <w:rPr>
+          <w:rFonts w:ascii="Cascadia Mono" w:hAnsi="Cascadia Mono" w:cs="Cascadia Mono"/>
+          <w:color w:val="0000FF"/>
+          <w:sz w:val="19"/>
+          <w:szCs w:val="19"/>
+          <w:lang w:val="en-CA"/>
+        </w:rPr>
+        <w:t>btn</w:t>
+      </w:r>
+      <w:proofErr w:type="spellEnd"/>
+      <w:r>
+        <w:rPr>
+          <w:rFonts w:ascii="Cascadia Mono" w:hAnsi="Cascadia Mono" w:cs="Cascadia Mono"/>
+          <w:color w:val="0000FF"/>
+          <w:sz w:val="19"/>
+          <w:szCs w:val="19"/>
+          <w:lang w:val="en-CA"/>
+        </w:rPr>
+        <w:t>-</w:t>
       </w:r>
       <w:r>
         <w:rPr>
@@ -7135,7 +9644,15 @@
         <w:t xml:space="preserve"> le modèle est </w:t>
       </w:r>
       <w:r>
-        <w:t xml:space="preserve">un int qui reçoit le </w:t>
+        <w:t xml:space="preserve">un </w:t>
+      </w:r>
+      <w:proofErr w:type="spellStart"/>
+      <w:r>
+        <w:t>int</w:t>
+      </w:r>
+      <w:proofErr w:type="spellEnd"/>
+      <w:r>
+        <w:t xml:space="preserve"> qui reçoit le </w:t>
       </w:r>
       <w:r>
         <w:rPr>
@@ -7167,6 +9684,7 @@
       <w:r>
         <w:t xml:space="preserve">Insérez la vue partielle dans la vue </w:t>
       </w:r>
+      <w:proofErr w:type="spellStart"/>
       <w:r>
         <w:rPr>
           <w:b/>
@@ -7174,6 +9692,7 @@
         </w:rPr>
         <w:t>Create</w:t>
       </w:r>
+      <w:proofErr w:type="spellEnd"/>
       <w:r>
         <w:t xml:space="preserve"> à la place d</w:t>
       </w:r>
@@ -7184,8 +9703,13 @@
         <w:t xml:space="preserve"> bouton</w:t>
       </w:r>
       <w:r>
-        <w:t xml:space="preserve"> Create</w:t>
-      </w:r>
+        <w:t xml:space="preserve"> </w:t>
+      </w:r>
+      <w:proofErr w:type="spellStart"/>
+      <w:r>
+        <w:t>Create</w:t>
+      </w:r>
+      <w:proofErr w:type="spellEnd"/>
       <w:r>
         <w:t xml:space="preserve"> actuel</w:t>
       </w:r>
@@ -7210,11 +9734,16 @@
       <w:r>
         <w:t xml:space="preserve"> » du bas de la page qui est maintenant superflu. Dans le cas du </w:t>
       </w:r>
+      <w:proofErr w:type="spellStart"/>
       <w:r>
         <w:t>C</w:t>
       </w:r>
       <w:r>
-        <w:t>reate, le mod</w:t>
+        <w:t>reate</w:t>
+      </w:r>
+      <w:proofErr w:type="spellEnd"/>
+      <w:r>
+        <w:t>, le mod</w:t>
       </w:r>
       <w:r>
         <w:t>è</w:t>
@@ -7277,10 +9806,26 @@
         <w:t xml:space="preserve"> </w:t>
       </w:r>
       <w:r>
-        <w:t xml:space="preserve">et Create. </w:t>
-      </w:r>
-      <w:r>
-        <w:t>Nous allons mettre à jour l’action Create afin qu’elle accepte également la mise à jour (</w:t>
+        <w:t xml:space="preserve">et </w:t>
+      </w:r>
+      <w:proofErr w:type="spellStart"/>
+      <w:r>
+        <w:t>Create</w:t>
+      </w:r>
+      <w:proofErr w:type="spellEnd"/>
+      <w:r>
+        <w:t xml:space="preserve">. </w:t>
+      </w:r>
+      <w:r>
+        <w:t xml:space="preserve">Nous allons mettre à jour l’action </w:t>
+      </w:r>
+      <w:proofErr w:type="spellStart"/>
+      <w:r>
+        <w:t>Create</w:t>
+      </w:r>
+      <w:proofErr w:type="spellEnd"/>
+      <w:r>
+        <w:t xml:space="preserve"> afin qu’elle accepte également la mise à jour (</w:t>
       </w:r>
       <w:r>
         <w:t>U</w:t>
@@ -7306,18 +9851,36 @@
           <w:b/>
           <w:bCs/>
         </w:rPr>
-        <w:t xml:space="preserve">Weapon/Create </w:t>
-      </w:r>
-      <w:r>
-        <w:t xml:space="preserve">pour </w:t>
-      </w:r>
+        <w:t>Weapon/</w:t>
+      </w:r>
+      <w:proofErr w:type="spellStart"/>
       <w:r>
         <w:rPr>
           <w:b/>
           <w:bCs/>
         </w:rPr>
+        <w:t>Create</w:t>
+      </w:r>
+      <w:proofErr w:type="spellEnd"/>
+      <w:r>
+        <w:rPr>
+          <w:b/>
+          <w:bCs/>
+        </w:rPr>
+        <w:t xml:space="preserve"> </w:t>
+      </w:r>
+      <w:r>
+        <w:t xml:space="preserve">pour </w:t>
+      </w:r>
+      <w:proofErr w:type="spellStart"/>
+      <w:r>
+        <w:rPr>
+          <w:b/>
+          <w:bCs/>
+        </w:rPr>
         <w:t>Upsert</w:t>
       </w:r>
+      <w:proofErr w:type="spellEnd"/>
     </w:p>
     <w:p>
       <w:pPr>
@@ -7336,8 +9899,17 @@
           <w:b/>
           <w:bCs/>
         </w:rPr>
-        <w:t>Weapon/Upsert</w:t>
-      </w:r>
+        <w:t>Weapon/</w:t>
+      </w:r>
+      <w:proofErr w:type="spellStart"/>
+      <w:r>
+        <w:rPr>
+          <w:b/>
+          <w:bCs/>
+        </w:rPr>
+        <w:t>Upsert</w:t>
+      </w:r>
+      <w:proofErr w:type="spellEnd"/>
     </w:p>
     <w:p>
       <w:pPr>
@@ -7355,7 +9927,15 @@
         <w:t>joutez la boîte d’entrée pour le Id</w:t>
       </w:r>
       <w:r>
-        <w:t xml:space="preserve"> masqué (hidden)</w:t>
+        <w:t xml:space="preserve"> masqué (</w:t>
+      </w:r>
+      <w:proofErr w:type="spellStart"/>
+      <w:r>
+        <w:t>hidden</w:t>
+      </w:r>
+      <w:proofErr w:type="spellEnd"/>
+      <w:r>
+        <w:t>)</w:t>
       </w:r>
       <w:r>
         <w:t xml:space="preserve">.  </w:t>
@@ -7366,14 +9946,25 @@
       <w:r>
         <w:t xml:space="preserve"> (</w:t>
       </w:r>
-      <w:r>
-        <w:rPr>
-          <w:rFonts w:ascii="Cascadia Mono" w:hAnsi="Cascadia Mono" w:cs="Cascadia Mono"/>
-          <w:color w:val="000000"/>
-          <w:sz w:val="19"/>
-          <w:szCs w:val="19"/>
-        </w:rPr>
-        <w:t>WeaponId)</w:t>
+      <w:proofErr w:type="spellStart"/>
+      <w:r>
+        <w:rPr>
+          <w:rFonts w:ascii="Cascadia Mono" w:hAnsi="Cascadia Mono" w:cs="Cascadia Mono"/>
+          <w:color w:val="000000"/>
+          <w:sz w:val="19"/>
+          <w:szCs w:val="19"/>
+        </w:rPr>
+        <w:t>WeaponId</w:t>
+      </w:r>
+      <w:proofErr w:type="spellEnd"/>
+      <w:r>
+        <w:rPr>
+          <w:rFonts w:ascii="Cascadia Mono" w:hAnsi="Cascadia Mono" w:cs="Cascadia Mono"/>
+          <w:color w:val="000000"/>
+          <w:sz w:val="19"/>
+          <w:szCs w:val="19"/>
+        </w:rPr>
+        <w:t>)</w:t>
       </w:r>
       <w:r>
         <w:t xml:space="preserve"> mais il n’a pas besoin d’être visible</w:t>
@@ -7468,6 +10059,7 @@
         </w:rPr>
         <w:t>="</w:t>
       </w:r>
+      <w:proofErr w:type="spellStart"/>
       <w:r>
         <w:rPr>
           <w:rFonts w:ascii="Cascadia Mono" w:hAnsi="Cascadia Mono" w:cs="Cascadia Mono"/>
@@ -7478,6 +10070,7 @@
         </w:rPr>
         <w:t>WeaponId</w:t>
       </w:r>
+      <w:proofErr w:type="spellEnd"/>
       <w:r>
         <w:rPr>
           <w:rFonts w:ascii="Cascadia Mono" w:hAnsi="Cascadia Mono" w:cs="Cascadia Mono"/>
@@ -7601,6 +10194,7 @@
       <w:r>
         <w:t xml:space="preserve"> actions </w:t>
       </w:r>
+      <w:proofErr w:type="spellStart"/>
       <w:r>
         <w:rPr>
           <w:b/>
@@ -7608,6 +10202,7 @@
         </w:rPr>
         <w:t>Upsert</w:t>
       </w:r>
+      <w:proofErr w:type="spellEnd"/>
       <w:r>
         <w:t xml:space="preserve"> doivent permettre d’ajouter ou de modifier des</w:t>
       </w:r>
@@ -7678,12 +10273,21 @@
       <w:r>
         <w:t xml:space="preserve">e nom des actions GET et POST de </w:t>
       </w:r>
+      <w:proofErr w:type="spellStart"/>
       <w:r>
         <w:rPr>
           <w:b/>
           <w:bCs/>
         </w:rPr>
-        <w:t xml:space="preserve">Create </w:t>
+        <w:t>Create</w:t>
+      </w:r>
+      <w:proofErr w:type="spellEnd"/>
+      <w:r>
+        <w:rPr>
+          <w:b/>
+          <w:bCs/>
+        </w:rPr>
+        <w:t xml:space="preserve"> </w:t>
       </w:r>
       <w:r>
         <w:t xml:space="preserve">doit être remplacé par </w:t>
@@ -7717,17 +10321,38 @@
       <w:r>
         <w:t xml:space="preserve">Dans le cas du </w:t>
       </w:r>
+      <w:proofErr w:type="spellStart"/>
       <w:r>
         <w:t>C</w:t>
       </w:r>
       <w:r>
-        <w:t>reate, aucun Id n’est passé en paramètre</w:t>
-      </w:r>
-      <w:r>
-        <w:t xml:space="preserve"> (le Id est null),</w:t>
-      </w:r>
-      <w:r>
-        <w:t xml:space="preserve"> par contre dans le cas </w:t>
+        <w:t>reate</w:t>
+      </w:r>
+      <w:proofErr w:type="spellEnd"/>
+      <w:r>
+        <w:t>, aucun Id n’est passé en paramètre</w:t>
+      </w:r>
+      <w:r>
+        <w:t xml:space="preserve"> (le Id est </w:t>
+      </w:r>
+      <w:proofErr w:type="spellStart"/>
+      <w:r>
+        <w:t>null</w:t>
+      </w:r>
+      <w:proofErr w:type="spellEnd"/>
+      <w:r>
+        <w:t>),</w:t>
+      </w:r>
+      <w:r>
+        <w:t xml:space="preserve"> </w:t>
+      </w:r>
+      <w:proofErr w:type="gramStart"/>
+      <w:r>
+        <w:t>par contre</w:t>
+      </w:r>
+      <w:proofErr w:type="gramEnd"/>
+      <w:r>
+        <w:t xml:space="preserve"> dans le cas </w:t>
       </w:r>
       <w:r>
         <w:t>d</w:t>
@@ -7759,6 +10384,7 @@
       <w:r>
         <w:t xml:space="preserve">GET </w:t>
       </w:r>
+      <w:proofErr w:type="spellStart"/>
       <w:r>
         <w:rPr>
           <w:b/>
@@ -7766,6 +10392,7 @@
         </w:rPr>
         <w:t>Upsert</w:t>
       </w:r>
+      <w:proofErr w:type="spellEnd"/>
       <w:r>
         <w:rPr>
           <w:b/>
@@ -7777,11 +10404,24 @@
         <w:t>: l</w:t>
       </w:r>
       <w:r>
-        <w:t xml:space="preserve">orsque l’id </w:t>
-      </w:r>
-      <w:r>
-        <w:t>est null</w:t>
-      </w:r>
+        <w:t xml:space="preserve">orsque </w:t>
+      </w:r>
+      <w:proofErr w:type="spellStart"/>
+      <w:r>
+        <w:t>l’id</w:t>
+      </w:r>
+      <w:proofErr w:type="spellEnd"/>
+      <w:r>
+        <w:t xml:space="preserve"> </w:t>
+      </w:r>
+      <w:r>
+        <w:t xml:space="preserve">est </w:t>
+      </w:r>
+      <w:proofErr w:type="spellStart"/>
+      <w:r>
+        <w:t>null</w:t>
+      </w:r>
+      <w:proofErr w:type="spellEnd"/>
       <w:r>
         <w:t xml:space="preserve"> ou 0</w:t>
       </w:r>
@@ -7925,21 +10565,77 @@
         <w:spacing w:before="0" w:after="0" w:line="240" w:lineRule="auto"/>
         <w:rPr>
           <w:rFonts w:ascii="Cascadia Mono" w:hAnsi="Cascadia Mono" w:cs="Cascadia Mono"/>
-          <w:color w:val="FFE599" w:themeColor="accent4" w:themeTint="66"/>
-          <w:sz w:val="19"/>
-          <w:szCs w:val="19"/>
-          <w:lang w:val="en-CA"/>
-        </w:rPr>
-      </w:pPr>
-      <w:r>
-        <w:rPr>
-          <w:rFonts w:ascii="Cascadia Mono" w:hAnsi="Cascadia Mono" w:cs="Cascadia Mono"/>
-          <w:color w:val="FFE599" w:themeColor="accent4" w:themeTint="66"/>
-          <w:sz w:val="19"/>
-          <w:szCs w:val="19"/>
-          <w:lang w:val="en-CA"/>
-        </w:rPr>
-        <w:t>public IActionResult Upsert(int? id)</w:t>
+          <w:color w:val="FF0000"/>
+          <w:sz w:val="19"/>
+          <w:szCs w:val="19"/>
+          <w:lang w:val="en-CA"/>
+        </w:rPr>
+      </w:pPr>
+      <w:r>
+        <w:rPr>
+          <w:rFonts w:ascii="Cascadia Mono" w:hAnsi="Cascadia Mono" w:cs="Cascadia Mono"/>
+          <w:color w:val="FF0000"/>
+          <w:sz w:val="19"/>
+          <w:szCs w:val="19"/>
+          <w:lang w:val="en-CA"/>
+        </w:rPr>
+        <w:t xml:space="preserve">public </w:t>
+      </w:r>
+      <w:proofErr w:type="spellStart"/>
+      <w:r>
+        <w:rPr>
+          <w:rFonts w:ascii="Cascadia Mono" w:hAnsi="Cascadia Mono" w:cs="Cascadia Mono"/>
+          <w:color w:val="FF0000"/>
+          <w:sz w:val="19"/>
+          <w:szCs w:val="19"/>
+          <w:lang w:val="en-CA"/>
+        </w:rPr>
+        <w:t>IActionResult</w:t>
+      </w:r>
+      <w:proofErr w:type="spellEnd"/>
+      <w:r>
+        <w:rPr>
+          <w:rFonts w:ascii="Cascadia Mono" w:hAnsi="Cascadia Mono" w:cs="Cascadia Mono"/>
+          <w:color w:val="FF0000"/>
+          <w:sz w:val="19"/>
+          <w:szCs w:val="19"/>
+          <w:lang w:val="en-CA"/>
+        </w:rPr>
+        <w:t xml:space="preserve"> </w:t>
+      </w:r>
+      <w:proofErr w:type="spellStart"/>
+      <w:proofErr w:type="gramStart"/>
+      <w:r>
+        <w:rPr>
+          <w:rFonts w:ascii="Cascadia Mono" w:hAnsi="Cascadia Mono" w:cs="Cascadia Mono"/>
+          <w:color w:val="FF0000"/>
+          <w:sz w:val="19"/>
+          <w:szCs w:val="19"/>
+          <w:lang w:val="en-CA"/>
+        </w:rPr>
+        <w:t>Upsert</w:t>
+      </w:r>
+      <w:proofErr w:type="spellEnd"/>
+      <w:r>
+        <w:rPr>
+          <w:rFonts w:ascii="Cascadia Mono" w:hAnsi="Cascadia Mono" w:cs="Cascadia Mono"/>
+          <w:color w:val="FF0000"/>
+          <w:sz w:val="19"/>
+          <w:szCs w:val="19"/>
+          <w:lang w:val="en-CA"/>
+        </w:rPr>
+        <w:t>(</w:t>
+      </w:r>
+      <w:proofErr w:type="gramEnd"/>
+      <w:r>
+        <w:rPr>
+          <w:rFonts w:ascii="Cascadia Mono" w:hAnsi="Cascadia Mono" w:cs="Cascadia Mono"/>
+          <w:color w:val="FF0000"/>
+          <w:sz w:val="19"/>
+          <w:szCs w:val="19"/>
+          <w:lang w:val="en-CA"/>
+        </w:rPr>
+        <w:t>int? id)</w:t>
       </w:r>
     </w:p>
     <w:p>
@@ -7957,19 +10653,17 @@
         <w:spacing w:before="0" w:after="0" w:line="240" w:lineRule="auto"/>
         <w:rPr>
           <w:rFonts w:ascii="Cascadia Mono" w:hAnsi="Cascadia Mono" w:cs="Cascadia Mono"/>
-          <w:color w:val="FFE599" w:themeColor="accent4" w:themeTint="66"/>
-          <w:sz w:val="19"/>
-          <w:szCs w:val="19"/>
-          <w:lang w:val="en-CA"/>
-        </w:rPr>
-      </w:pPr>
-      <w:r>
-        <w:rPr>
-          <w:rFonts w:ascii="Cascadia Mono" w:hAnsi="Cascadia Mono" w:cs="Cascadia Mono"/>
-          <w:color w:val="FFE599" w:themeColor="accent4" w:themeTint="66"/>
-          <w:sz w:val="19"/>
-          <w:szCs w:val="19"/>
-          <w:lang w:val="en-CA"/>
+          <w:color w:val="FF0000"/>
+          <w:sz w:val="19"/>
+          <w:szCs w:val="19"/>
+        </w:rPr>
+      </w:pPr>
+      <w:r>
+        <w:rPr>
+          <w:rFonts w:ascii="Cascadia Mono" w:hAnsi="Cascadia Mono" w:cs="Cascadia Mono"/>
+          <w:color w:val="FF0000"/>
+          <w:sz w:val="19"/>
+          <w:szCs w:val="19"/>
         </w:rPr>
         <w:t>{</w:t>
       </w:r>
@@ -7989,19 +10683,17 @@
         <w:spacing w:before="0" w:after="0" w:line="240" w:lineRule="auto"/>
         <w:rPr>
           <w:rFonts w:ascii="Cascadia Mono" w:hAnsi="Cascadia Mono" w:cs="Cascadia Mono"/>
-          <w:color w:val="FFE599" w:themeColor="accent4" w:themeTint="66"/>
-          <w:sz w:val="19"/>
-          <w:szCs w:val="19"/>
-          <w:lang w:val="en-CA"/>
-        </w:rPr>
-      </w:pPr>
-      <w:r>
-        <w:rPr>
-          <w:rFonts w:ascii="Cascadia Mono" w:hAnsi="Cascadia Mono" w:cs="Cascadia Mono"/>
-          <w:color w:val="FFE599" w:themeColor="accent4" w:themeTint="66"/>
-          <w:sz w:val="19"/>
-          <w:szCs w:val="19"/>
-          <w:lang w:val="en-CA"/>
+          <w:color w:val="FF0000"/>
+          <w:sz w:val="19"/>
+          <w:szCs w:val="19"/>
+        </w:rPr>
+      </w:pPr>
+      <w:r>
+        <w:rPr>
+          <w:rFonts w:ascii="Cascadia Mono" w:hAnsi="Cascadia Mono" w:cs="Cascadia Mono"/>
+          <w:color w:val="FF0000"/>
+          <w:sz w:val="19"/>
+          <w:szCs w:val="19"/>
         </w:rPr>
         <w:t xml:space="preserve">    if (id == null || id == 0)</w:t>
       </w:r>
@@ -8021,19 +10713,17 @@
         <w:spacing w:before="0" w:after="0" w:line="240" w:lineRule="auto"/>
         <w:rPr>
           <w:rFonts w:ascii="Cascadia Mono" w:hAnsi="Cascadia Mono" w:cs="Cascadia Mono"/>
-          <w:color w:val="FFE599" w:themeColor="accent4" w:themeTint="66"/>
-          <w:sz w:val="19"/>
-          <w:szCs w:val="19"/>
-          <w:lang w:val="en-CA"/>
-        </w:rPr>
-      </w:pPr>
-      <w:r>
-        <w:rPr>
-          <w:rFonts w:ascii="Cascadia Mono" w:hAnsi="Cascadia Mono" w:cs="Cascadia Mono"/>
-          <w:color w:val="FFE599" w:themeColor="accent4" w:themeTint="66"/>
-          <w:sz w:val="19"/>
-          <w:szCs w:val="19"/>
-          <w:lang w:val="en-CA"/>
+          <w:color w:val="FF0000"/>
+          <w:sz w:val="19"/>
+          <w:szCs w:val="19"/>
+        </w:rPr>
+      </w:pPr>
+      <w:r>
+        <w:rPr>
+          <w:rFonts w:ascii="Cascadia Mono" w:hAnsi="Cascadia Mono" w:cs="Cascadia Mono"/>
+          <w:color w:val="FF0000"/>
+          <w:sz w:val="19"/>
+          <w:szCs w:val="19"/>
         </w:rPr>
         <w:t xml:space="preserve">        // create</w:t>
       </w:r>
@@ -8053,55 +10743,99 @@
         <w:spacing w:before="0" w:after="0" w:line="240" w:lineRule="auto"/>
         <w:rPr>
           <w:rFonts w:ascii="Cascadia Mono" w:hAnsi="Cascadia Mono" w:cs="Cascadia Mono"/>
-          <w:color w:val="FFE599" w:themeColor="accent4" w:themeTint="66"/>
-          <w:sz w:val="19"/>
-          <w:szCs w:val="19"/>
-        </w:rPr>
-      </w:pPr>
-      <w:r>
-        <w:rPr>
-          <w:rFonts w:ascii="Cascadia Mono" w:hAnsi="Cascadia Mono" w:cs="Cascadia Mono"/>
-          <w:color w:val="FFE599" w:themeColor="accent4" w:themeTint="66"/>
-          <w:sz w:val="19"/>
-          <w:szCs w:val="19"/>
-        </w:rPr>
-        <w:t xml:space="preserve">        return View(new Weapon());</w:t>
-      </w:r>
-      <w:r>
-        <w:rPr>
-          <w:rFonts w:ascii="Cascadia Mono" w:hAnsi="Cascadia Mono" w:cs="Cascadia Mono"/>
-          <w:color w:val="FFE599" w:themeColor="accent4" w:themeTint="66"/>
-          <w:sz w:val="19"/>
-          <w:szCs w:val="19"/>
-        </w:rPr>
-        <w:t xml:space="preserve"> // </w:t>
-      </w:r>
-      <w:r>
-        <w:rPr>
-          <w:rFonts w:ascii="Cascadia Mono" w:hAnsi="Cascadia Mono" w:cs="Cascadia Mono"/>
-          <w:color w:val="FFE599" w:themeColor="accent4" w:themeTint="66"/>
-          <w:sz w:val="19"/>
-          <w:szCs w:val="19"/>
-        </w:rPr>
-        <w:t>E</w:t>
-      </w:r>
-      <w:r>
-        <w:rPr>
-          <w:rFonts w:ascii="Cascadia Mono" w:hAnsi="Cascadia Mono" w:cs="Cascadia Mono"/>
-          <w:color w:val="FFE599" w:themeColor="accent4" w:themeTint="66"/>
-          <w:sz w:val="19"/>
-          <w:szCs w:val="19"/>
-        </w:rPr>
-        <w:t>nvoie un objet vide</w:t>
-      </w:r>
-      <w:r>
-        <w:rPr>
-          <w:rFonts w:ascii="Cascadia Mono" w:hAnsi="Cascadia Mono" w:cs="Cascadia Mono"/>
-          <w:color w:val="FFE599" w:themeColor="accent4" w:themeTint="66"/>
-          <w:sz w:val="19"/>
-          <w:szCs w:val="19"/>
-        </w:rPr>
-        <w:t>, car la vue attend un objet Weapon</w:t>
+          <w:color w:val="FF0000"/>
+          <w:sz w:val="19"/>
+          <w:szCs w:val="19"/>
+        </w:rPr>
+      </w:pPr>
+      <w:r>
+        <w:rPr>
+          <w:rFonts w:ascii="Cascadia Mono" w:hAnsi="Cascadia Mono" w:cs="Cascadia Mono"/>
+          <w:color w:val="FF0000"/>
+          <w:sz w:val="19"/>
+          <w:szCs w:val="19"/>
+        </w:rPr>
+        <w:t xml:space="preserve">        </w:t>
+      </w:r>
+      <w:proofErr w:type="gramStart"/>
+      <w:r>
+        <w:rPr>
+          <w:rFonts w:ascii="Cascadia Mono" w:hAnsi="Cascadia Mono" w:cs="Cascadia Mono"/>
+          <w:color w:val="FF0000"/>
+          <w:sz w:val="19"/>
+          <w:szCs w:val="19"/>
+        </w:rPr>
+        <w:t>return</w:t>
+      </w:r>
+      <w:proofErr w:type="gramEnd"/>
+      <w:r>
+        <w:rPr>
+          <w:rFonts w:ascii="Cascadia Mono" w:hAnsi="Cascadia Mono" w:cs="Cascadia Mono"/>
+          <w:color w:val="FF0000"/>
+          <w:sz w:val="19"/>
+          <w:szCs w:val="19"/>
+        </w:rPr>
+        <w:t xml:space="preserve"> </w:t>
+      </w:r>
+      <w:proofErr w:type="spellStart"/>
+      <w:proofErr w:type="gramStart"/>
+      <w:r>
+        <w:rPr>
+          <w:rFonts w:ascii="Cascadia Mono" w:hAnsi="Cascadia Mono" w:cs="Cascadia Mono"/>
+          <w:color w:val="FF0000"/>
+          <w:sz w:val="19"/>
+          <w:szCs w:val="19"/>
+        </w:rPr>
+        <w:t>View</w:t>
+      </w:r>
+      <w:proofErr w:type="spellEnd"/>
+      <w:r>
+        <w:rPr>
+          <w:rFonts w:ascii="Cascadia Mono" w:hAnsi="Cascadia Mono" w:cs="Cascadia Mono"/>
+          <w:color w:val="FF0000"/>
+          <w:sz w:val="19"/>
+          <w:szCs w:val="19"/>
+        </w:rPr>
+        <w:t>(</w:t>
+      </w:r>
+      <w:proofErr w:type="gramEnd"/>
+      <w:r>
+        <w:rPr>
+          <w:rFonts w:ascii="Cascadia Mono" w:hAnsi="Cascadia Mono" w:cs="Cascadia Mono"/>
+          <w:color w:val="FF0000"/>
+          <w:sz w:val="19"/>
+          <w:szCs w:val="19"/>
+        </w:rPr>
+        <w:t xml:space="preserve">new </w:t>
+      </w:r>
+      <w:proofErr w:type="gramStart"/>
+      <w:r>
+        <w:rPr>
+          <w:rFonts w:ascii="Cascadia Mono" w:hAnsi="Cascadia Mono" w:cs="Cascadia Mono"/>
+          <w:color w:val="FF0000"/>
+          <w:sz w:val="19"/>
+          <w:szCs w:val="19"/>
+        </w:rPr>
+        <w:t>Weapon(</w:t>
+      </w:r>
+      <w:proofErr w:type="gramEnd"/>
+      <w:r>
+        <w:rPr>
+          <w:rFonts w:ascii="Cascadia Mono" w:hAnsi="Cascadia Mono" w:cs="Cascadia Mono"/>
+          <w:color w:val="FF0000"/>
+          <w:sz w:val="19"/>
+          <w:szCs w:val="19"/>
+        </w:rPr>
+        <w:t>));</w:t>
+      </w:r>
+      <w:r>
+        <w:rPr>
+          <w:rFonts w:ascii="Cascadia Mono" w:hAnsi="Cascadia Mono" w:cs="Cascadia Mono"/>
+          <w:color w:val="FF0000"/>
+          <w:sz w:val="19"/>
+          <w:szCs w:val="19"/>
+        </w:rPr>
+        <w:t xml:space="preserve"> // Envoie un objet vide, car la vue attend un objet Weapon</w:t>
       </w:r>
     </w:p>
     <w:p>
@@ -8119,16 +10853,16 @@
         <w:spacing w:before="0" w:after="0" w:line="240" w:lineRule="auto"/>
         <w:rPr>
           <w:rFonts w:ascii="Cascadia Mono" w:hAnsi="Cascadia Mono" w:cs="Cascadia Mono"/>
-          <w:color w:val="FFE599" w:themeColor="accent4" w:themeTint="66"/>
-          <w:sz w:val="19"/>
-          <w:szCs w:val="19"/>
-          <w:lang w:val="en-CA"/>
-        </w:rPr>
-      </w:pPr>
-      <w:r>
-        <w:rPr>
-          <w:rFonts w:ascii="Cascadia Mono" w:hAnsi="Cascadia Mono" w:cs="Cascadia Mono"/>
-          <w:color w:val="FFE599" w:themeColor="accent4" w:themeTint="66"/>
+          <w:color w:val="FF0000"/>
+          <w:sz w:val="19"/>
+          <w:szCs w:val="19"/>
+          <w:lang w:val="en-CA"/>
+        </w:rPr>
+      </w:pPr>
+      <w:r>
+        <w:rPr>
+          <w:rFonts w:ascii="Cascadia Mono" w:hAnsi="Cascadia Mono" w:cs="Cascadia Mono"/>
+          <w:color w:val="FF0000"/>
           <w:sz w:val="19"/>
           <w:szCs w:val="19"/>
         </w:rPr>
@@ -8137,7 +10871,7 @@
       <w:r>
         <w:rPr>
           <w:rFonts w:ascii="Cascadia Mono" w:hAnsi="Cascadia Mono" w:cs="Cascadia Mono"/>
-          <w:color w:val="FFE599" w:themeColor="accent4" w:themeTint="66"/>
+          <w:color w:val="FF0000"/>
           <w:sz w:val="19"/>
           <w:szCs w:val="19"/>
           <w:lang w:val="en-CA"/>
@@ -8160,16 +10894,16 @@
         <w:spacing w:before="0" w:after="0" w:line="240" w:lineRule="auto"/>
         <w:rPr>
           <w:rFonts w:ascii="Cascadia Mono" w:hAnsi="Cascadia Mono" w:cs="Cascadia Mono"/>
-          <w:color w:val="FFE599" w:themeColor="accent4" w:themeTint="66"/>
-          <w:sz w:val="19"/>
-          <w:szCs w:val="19"/>
-          <w:lang w:val="en-CA"/>
-        </w:rPr>
-      </w:pPr>
-      <w:r>
-        <w:rPr>
-          <w:rFonts w:ascii="Cascadia Mono" w:hAnsi="Cascadia Mono" w:cs="Cascadia Mono"/>
-          <w:color w:val="FFE599" w:themeColor="accent4" w:themeTint="66"/>
+          <w:color w:val="FF0000"/>
+          <w:sz w:val="19"/>
+          <w:szCs w:val="19"/>
+          <w:lang w:val="en-CA"/>
+        </w:rPr>
+      </w:pPr>
+      <w:r>
+        <w:rPr>
+          <w:rFonts w:ascii="Cascadia Mono" w:hAnsi="Cascadia Mono" w:cs="Cascadia Mono"/>
+          <w:color w:val="FF0000"/>
           <w:sz w:val="19"/>
           <w:szCs w:val="19"/>
           <w:lang w:val="en-CA"/>
@@ -8192,21 +10926,45 @@
         <w:spacing w:before="0" w:after="0" w:line="240" w:lineRule="auto"/>
         <w:rPr>
           <w:rFonts w:ascii="Cascadia Mono" w:hAnsi="Cascadia Mono" w:cs="Cascadia Mono"/>
-          <w:color w:val="FFE599" w:themeColor="accent4" w:themeTint="66"/>
-          <w:sz w:val="19"/>
-          <w:szCs w:val="19"/>
-          <w:lang w:val="en-CA"/>
-        </w:rPr>
-      </w:pPr>
-      <w:r>
-        <w:rPr>
-          <w:rFonts w:ascii="Cascadia Mono" w:hAnsi="Cascadia Mono" w:cs="Cascadia Mono"/>
-          <w:color w:val="FFE599" w:themeColor="accent4" w:themeTint="66"/>
-          <w:sz w:val="19"/>
-          <w:szCs w:val="19"/>
-          <w:lang w:val="en-CA"/>
-        </w:rPr>
-        <w:t xml:space="preserve">        return View(_baseDonnees.Weapons.Find(id));</w:t>
+          <w:color w:val="FF0000"/>
+          <w:sz w:val="19"/>
+          <w:szCs w:val="19"/>
+          <w:lang w:val="en-CA"/>
+        </w:rPr>
+      </w:pPr>
+      <w:r>
+        <w:rPr>
+          <w:rFonts w:ascii="Cascadia Mono" w:hAnsi="Cascadia Mono" w:cs="Cascadia Mono"/>
+          <w:color w:val="FF0000"/>
+          <w:sz w:val="19"/>
+          <w:szCs w:val="19"/>
+          <w:lang w:val="en-CA"/>
+        </w:rPr>
+        <w:t xml:space="preserve">        return View(_</w:t>
+      </w:r>
+      <w:proofErr w:type="spellStart"/>
+      <w:proofErr w:type="gramStart"/>
+      <w:r>
+        <w:rPr>
+          <w:rFonts w:ascii="Cascadia Mono" w:hAnsi="Cascadia Mono" w:cs="Cascadia Mono"/>
+          <w:color w:val="FF0000"/>
+          <w:sz w:val="19"/>
+          <w:szCs w:val="19"/>
+          <w:lang w:val="en-CA"/>
+        </w:rPr>
+        <w:t>baseDonnees.Weapons.Find</w:t>
+      </w:r>
+      <w:proofErr w:type="spellEnd"/>
+      <w:proofErr w:type="gramEnd"/>
+      <w:r>
+        <w:rPr>
+          <w:rFonts w:ascii="Cascadia Mono" w:hAnsi="Cascadia Mono" w:cs="Cascadia Mono"/>
+          <w:color w:val="FF0000"/>
+          <w:sz w:val="19"/>
+          <w:szCs w:val="19"/>
+          <w:lang w:val="en-CA"/>
+        </w:rPr>
+        <w:t>(id));</w:t>
       </w:r>
     </w:p>
     <w:p>
@@ -8219,13 +10977,13 @@
         </w:pBdr>
         <w:shd w:val="clear" w:color="auto" w:fill="FFF2CC" w:themeFill="accent4" w:themeFillTint="33"/>
         <w:rPr>
-          <w:color w:val="FFE599" w:themeColor="accent4" w:themeTint="66"/>
-        </w:rPr>
-      </w:pPr>
-      <w:r>
-        <w:rPr>
-          <w:rFonts w:ascii="Cascadia Mono" w:hAnsi="Cascadia Mono" w:cs="Cascadia Mono"/>
-          <w:color w:val="FFE599" w:themeColor="accent4" w:themeTint="66"/>
+          <w:color w:val="FF0000"/>
+        </w:rPr>
+      </w:pPr>
+      <w:r>
+        <w:rPr>
+          <w:rFonts w:ascii="Cascadia Mono" w:hAnsi="Cascadia Mono" w:cs="Cascadia Mono"/>
+          <w:color w:val="FF0000"/>
           <w:sz w:val="19"/>
           <w:szCs w:val="19"/>
         </w:rPr>
@@ -8258,14 +11016,24 @@
       <w:r>
         <w:t xml:space="preserve">Testez le </w:t>
       </w:r>
+      <w:proofErr w:type="spellStart"/>
       <w:r>
         <w:t>C</w:t>
       </w:r>
       <w:r>
         <w:t>reate</w:t>
       </w:r>
-      <w:r>
-        <w:t xml:space="preserve"> (sans id) et le Update (avec un id) </w:t>
+      <w:proofErr w:type="spellEnd"/>
+      <w:r>
+        <w:t xml:space="preserve"> (sans id) et </w:t>
+      </w:r>
+      <w:proofErr w:type="gramStart"/>
+      <w:r>
+        <w:t>le Update</w:t>
+      </w:r>
+      <w:proofErr w:type="gramEnd"/>
+      <w:r>
+        <w:t xml:space="preserve"> (avec un id) </w:t>
       </w:r>
       <w:r>
         <w:t>via l</w:t>
@@ -8287,14 +11055,39 @@
           <w:b/>
           <w:bCs/>
         </w:rPr>
-        <w:t>Weapon/Upsert</w:t>
-      </w:r>
+        <w:t>Weapon/</w:t>
+      </w:r>
+      <w:proofErr w:type="spellStart"/>
       <w:r>
         <w:rPr>
           <w:b/>
           <w:bCs/>
         </w:rPr>
-        <w:t xml:space="preserve"> et Weapon/Upsert/Id</w:t>
+        <w:t>Upsert</w:t>
+      </w:r>
+      <w:proofErr w:type="spellEnd"/>
+      <w:r>
+        <w:rPr>
+          <w:b/>
+          <w:bCs/>
+        </w:rPr>
+        <w:t xml:space="preserve"> et Weapon/</w:t>
+      </w:r>
+      <w:proofErr w:type="spellStart"/>
+      <w:r>
+        <w:rPr>
+          <w:b/>
+          <w:bCs/>
+        </w:rPr>
+        <w:t>Upsert</w:t>
+      </w:r>
+      <w:proofErr w:type="spellEnd"/>
+      <w:r>
+        <w:rPr>
+          <w:b/>
+          <w:bCs/>
+        </w:rPr>
+        <w:t>/Id</w:t>
       </w:r>
     </w:p>
     <w:p/>
@@ -8326,6 +11119,7 @@
       <w:r>
         <w:t xml:space="preserve"> </w:t>
       </w:r>
+      <w:proofErr w:type="spellStart"/>
       <w:r>
         <w:rPr>
           <w:b/>
@@ -8333,8 +11127,17 @@
         </w:rPr>
         <w:t>Upsert</w:t>
       </w:r>
-      <w:r>
-        <w:t xml:space="preserve"> afin que lorsque l’id est </w:t>
+      <w:proofErr w:type="spellEnd"/>
+      <w:r>
+        <w:t xml:space="preserve"> afin que lorsque </w:t>
+      </w:r>
+      <w:proofErr w:type="spellStart"/>
+      <w:r>
+        <w:t>l’id</w:t>
+      </w:r>
+      <w:proofErr w:type="spellEnd"/>
+      <w:r>
+        <w:t xml:space="preserve"> est </w:t>
       </w:r>
       <w:r>
         <w:t>égal à</w:t>
@@ -8403,7 +11206,15 @@
     </w:p>
     <w:p>
       <w:r>
-        <w:t>Si vous avez des difficultés, découvrez la réponse en mettant le texte ci-dessous en noir.</w:t>
+        <w:t xml:space="preserve">Si vous </w:t>
+      </w:r>
+      <w:proofErr w:type="gramStart"/>
+      <w:r>
+        <w:t>avez</w:t>
+      </w:r>
+      <w:proofErr w:type="gramEnd"/>
+      <w:r>
+        <w:t xml:space="preserve"> des difficultés, découvrez la réponse en mettant le texte ci-dessous en noir.</w:t>
       </w:r>
     </w:p>
     <w:p>
@@ -8435,7 +11246,29 @@
           <w:szCs w:val="19"/>
           <w:lang w:val="en-CA"/>
         </w:rPr>
-        <w:t>[HttpPost]</w:t>
+        <w:t>[</w:t>
+      </w:r>
+      <w:proofErr w:type="spellStart"/>
+      <w:r>
+        <w:rPr>
+          <w:rFonts w:ascii="Cascadia Mono" w:hAnsi="Cascadia Mono" w:cs="Cascadia Mono"/>
+          <w:color w:val="FFE599" w:themeColor="accent4" w:themeTint="66"/>
+          <w:sz w:val="19"/>
+          <w:szCs w:val="19"/>
+          <w:lang w:val="en-CA"/>
+        </w:rPr>
+        <w:t>HttpPost</w:t>
+      </w:r>
+      <w:proofErr w:type="spellEnd"/>
+      <w:r>
+        <w:rPr>
+          <w:rFonts w:ascii="Cascadia Mono" w:hAnsi="Cascadia Mono" w:cs="Cascadia Mono"/>
+          <w:color w:val="FFE599" w:themeColor="accent4" w:themeTint="66"/>
+          <w:sz w:val="19"/>
+          <w:szCs w:val="19"/>
+          <w:lang w:val="en-CA"/>
+        </w:rPr>
+        <w:t>]</w:t>
       </w:r>
     </w:p>
     <w:p>
@@ -8453,21 +11286,77 @@
         <w:spacing w:before="0" w:after="0" w:line="240" w:lineRule="auto"/>
         <w:rPr>
           <w:rFonts w:ascii="Cascadia Mono" w:hAnsi="Cascadia Mono" w:cs="Cascadia Mono"/>
-          <w:color w:val="FFE599" w:themeColor="accent4" w:themeTint="66"/>
-          <w:sz w:val="19"/>
-          <w:szCs w:val="19"/>
-          <w:lang w:val="en-CA"/>
-        </w:rPr>
-      </w:pPr>
-      <w:r>
-        <w:rPr>
-          <w:rFonts w:ascii="Cascadia Mono" w:hAnsi="Cascadia Mono" w:cs="Cascadia Mono"/>
-          <w:color w:val="FFE599" w:themeColor="accent4" w:themeTint="66"/>
-          <w:sz w:val="19"/>
-          <w:szCs w:val="19"/>
-          <w:lang w:val="en-CA"/>
-        </w:rPr>
-        <w:t>public IActionResult Upsert(Weapon weapon)</w:t>
+          <w:color w:val="FF0000"/>
+          <w:sz w:val="19"/>
+          <w:szCs w:val="19"/>
+          <w:lang w:val="en-CA"/>
+        </w:rPr>
+      </w:pPr>
+      <w:r>
+        <w:rPr>
+          <w:rFonts w:ascii="Cascadia Mono" w:hAnsi="Cascadia Mono" w:cs="Cascadia Mono"/>
+          <w:color w:val="FF0000"/>
+          <w:sz w:val="19"/>
+          <w:szCs w:val="19"/>
+          <w:lang w:val="en-CA"/>
+        </w:rPr>
+        <w:t xml:space="preserve">public </w:t>
+      </w:r>
+      <w:proofErr w:type="spellStart"/>
+      <w:r>
+        <w:rPr>
+          <w:rFonts w:ascii="Cascadia Mono" w:hAnsi="Cascadia Mono" w:cs="Cascadia Mono"/>
+          <w:color w:val="FF0000"/>
+          <w:sz w:val="19"/>
+          <w:szCs w:val="19"/>
+          <w:lang w:val="en-CA"/>
+        </w:rPr>
+        <w:t>IActionResult</w:t>
+      </w:r>
+      <w:proofErr w:type="spellEnd"/>
+      <w:r>
+        <w:rPr>
+          <w:rFonts w:ascii="Cascadia Mono" w:hAnsi="Cascadia Mono" w:cs="Cascadia Mono"/>
+          <w:color w:val="FF0000"/>
+          <w:sz w:val="19"/>
+          <w:szCs w:val="19"/>
+          <w:lang w:val="en-CA"/>
+        </w:rPr>
+        <w:t xml:space="preserve"> </w:t>
+      </w:r>
+      <w:proofErr w:type="spellStart"/>
+      <w:proofErr w:type="gramStart"/>
+      <w:r>
+        <w:rPr>
+          <w:rFonts w:ascii="Cascadia Mono" w:hAnsi="Cascadia Mono" w:cs="Cascadia Mono"/>
+          <w:color w:val="FF0000"/>
+          <w:sz w:val="19"/>
+          <w:szCs w:val="19"/>
+          <w:lang w:val="en-CA"/>
+        </w:rPr>
+        <w:t>Upsert</w:t>
+      </w:r>
+      <w:proofErr w:type="spellEnd"/>
+      <w:r>
+        <w:rPr>
+          <w:rFonts w:ascii="Cascadia Mono" w:hAnsi="Cascadia Mono" w:cs="Cascadia Mono"/>
+          <w:color w:val="FF0000"/>
+          <w:sz w:val="19"/>
+          <w:szCs w:val="19"/>
+          <w:lang w:val="en-CA"/>
+        </w:rPr>
+        <w:t>(</w:t>
+      </w:r>
+      <w:proofErr w:type="gramEnd"/>
+      <w:r>
+        <w:rPr>
+          <w:rFonts w:ascii="Cascadia Mono" w:hAnsi="Cascadia Mono" w:cs="Cascadia Mono"/>
+          <w:color w:val="FF0000"/>
+          <w:sz w:val="19"/>
+          <w:szCs w:val="19"/>
+          <w:lang w:val="en-CA"/>
+        </w:rPr>
+        <w:t>Weapon weapon)</w:t>
       </w:r>
     </w:p>
     <w:p>
@@ -8485,16 +11374,16 @@
         <w:spacing w:before="0" w:after="0" w:line="240" w:lineRule="auto"/>
         <w:rPr>
           <w:rFonts w:ascii="Cascadia Mono" w:hAnsi="Cascadia Mono" w:cs="Cascadia Mono"/>
-          <w:color w:val="FFE599" w:themeColor="accent4" w:themeTint="66"/>
-          <w:sz w:val="19"/>
-          <w:szCs w:val="19"/>
-          <w:lang w:val="en-CA"/>
-        </w:rPr>
-      </w:pPr>
-      <w:r>
-        <w:rPr>
-          <w:rFonts w:ascii="Cascadia Mono" w:hAnsi="Cascadia Mono" w:cs="Cascadia Mono"/>
-          <w:color w:val="FFE599" w:themeColor="accent4" w:themeTint="66"/>
+          <w:color w:val="FF0000"/>
+          <w:sz w:val="19"/>
+          <w:szCs w:val="19"/>
+          <w:lang w:val="en-CA"/>
+        </w:rPr>
+      </w:pPr>
+      <w:r>
+        <w:rPr>
+          <w:rFonts w:ascii="Cascadia Mono" w:hAnsi="Cascadia Mono" w:cs="Cascadia Mono"/>
+          <w:color w:val="FF0000"/>
           <w:sz w:val="19"/>
           <w:szCs w:val="19"/>
           <w:lang w:val="en-CA"/>
@@ -8517,21 +11406,43 @@
         <w:spacing w:before="0" w:after="0" w:line="240" w:lineRule="auto"/>
         <w:rPr>
           <w:rFonts w:ascii="Cascadia Mono" w:hAnsi="Cascadia Mono" w:cs="Cascadia Mono"/>
-          <w:color w:val="FFE599" w:themeColor="accent4" w:themeTint="66"/>
-          <w:sz w:val="19"/>
-          <w:szCs w:val="19"/>
-          <w:lang w:val="en-CA"/>
-        </w:rPr>
-      </w:pPr>
-      <w:r>
-        <w:rPr>
-          <w:rFonts w:ascii="Cascadia Mono" w:hAnsi="Cascadia Mono" w:cs="Cascadia Mono"/>
-          <w:color w:val="FFE599" w:themeColor="accent4" w:themeTint="66"/>
-          <w:sz w:val="19"/>
-          <w:szCs w:val="19"/>
-          <w:lang w:val="en-CA"/>
-        </w:rPr>
-        <w:t xml:space="preserve">    if (ModelState.IsValid)</w:t>
+          <w:color w:val="FF0000"/>
+          <w:sz w:val="19"/>
+          <w:szCs w:val="19"/>
+          <w:lang w:val="en-CA"/>
+        </w:rPr>
+      </w:pPr>
+      <w:r>
+        <w:rPr>
+          <w:rFonts w:ascii="Cascadia Mono" w:hAnsi="Cascadia Mono" w:cs="Cascadia Mono"/>
+          <w:color w:val="FF0000"/>
+          <w:sz w:val="19"/>
+          <w:szCs w:val="19"/>
+          <w:lang w:val="en-CA"/>
+        </w:rPr>
+        <w:t xml:space="preserve">    if (</w:t>
+      </w:r>
+      <w:proofErr w:type="spellStart"/>
+      <w:r>
+        <w:rPr>
+          <w:rFonts w:ascii="Cascadia Mono" w:hAnsi="Cascadia Mono" w:cs="Cascadia Mono"/>
+          <w:color w:val="FF0000"/>
+          <w:sz w:val="19"/>
+          <w:szCs w:val="19"/>
+          <w:lang w:val="en-CA"/>
+        </w:rPr>
+        <w:t>ModelState.IsValid</w:t>
+      </w:r>
+      <w:proofErr w:type="spellEnd"/>
+      <w:r>
+        <w:rPr>
+          <w:rFonts w:ascii="Cascadia Mono" w:hAnsi="Cascadia Mono" w:cs="Cascadia Mono"/>
+          <w:color w:val="FF0000"/>
+          <w:sz w:val="19"/>
+          <w:szCs w:val="19"/>
+          <w:lang w:val="en-CA"/>
+        </w:rPr>
+        <w:t>)</w:t>
       </w:r>
     </w:p>
     <w:p>
@@ -8549,16 +11460,16 @@
         <w:spacing w:before="0" w:after="0" w:line="240" w:lineRule="auto"/>
         <w:rPr>
           <w:rFonts w:ascii="Cascadia Mono" w:hAnsi="Cascadia Mono" w:cs="Cascadia Mono"/>
-          <w:color w:val="FFE599" w:themeColor="accent4" w:themeTint="66"/>
-          <w:sz w:val="19"/>
-          <w:szCs w:val="19"/>
-          <w:lang w:val="en-CA"/>
-        </w:rPr>
-      </w:pPr>
-      <w:r>
-        <w:rPr>
-          <w:rFonts w:ascii="Cascadia Mono" w:hAnsi="Cascadia Mono" w:cs="Cascadia Mono"/>
-          <w:color w:val="FFE599" w:themeColor="accent4" w:themeTint="66"/>
+          <w:color w:val="FF0000"/>
+          <w:sz w:val="19"/>
+          <w:szCs w:val="19"/>
+          <w:lang w:val="en-CA"/>
+        </w:rPr>
+      </w:pPr>
+      <w:r>
+        <w:rPr>
+          <w:rFonts w:ascii="Cascadia Mono" w:hAnsi="Cascadia Mono" w:cs="Cascadia Mono"/>
+          <w:color w:val="FF0000"/>
           <w:sz w:val="19"/>
           <w:szCs w:val="19"/>
           <w:lang w:val="en-CA"/>
@@ -8581,16 +11492,16 @@
         <w:spacing w:before="0" w:after="0" w:line="240" w:lineRule="auto"/>
         <w:rPr>
           <w:rFonts w:ascii="Cascadia Mono" w:hAnsi="Cascadia Mono" w:cs="Cascadia Mono"/>
-          <w:color w:val="FFE599" w:themeColor="accent4" w:themeTint="66"/>
-          <w:sz w:val="19"/>
-          <w:szCs w:val="19"/>
-          <w:lang w:val="en-CA"/>
-        </w:rPr>
-      </w:pPr>
-      <w:r>
-        <w:rPr>
-          <w:rFonts w:ascii="Cascadia Mono" w:hAnsi="Cascadia Mono" w:cs="Cascadia Mono"/>
-          <w:color w:val="FFE599" w:themeColor="accent4" w:themeTint="66"/>
+          <w:color w:val="FF0000"/>
+          <w:sz w:val="19"/>
+          <w:szCs w:val="19"/>
+          <w:lang w:val="en-CA"/>
+        </w:rPr>
+      </w:pPr>
+      <w:r>
+        <w:rPr>
+          <w:rFonts w:ascii="Cascadia Mono" w:hAnsi="Cascadia Mono" w:cs="Cascadia Mono"/>
+          <w:color w:val="FF0000"/>
           <w:sz w:val="19"/>
           <w:szCs w:val="19"/>
           <w:lang w:val="en-CA"/>
@@ -8613,21 +11524,45 @@
         <w:spacing w:before="0" w:after="0" w:line="240" w:lineRule="auto"/>
         <w:rPr>
           <w:rFonts w:ascii="Cascadia Mono" w:hAnsi="Cascadia Mono" w:cs="Cascadia Mono"/>
-          <w:color w:val="FFE599" w:themeColor="accent4" w:themeTint="66"/>
-          <w:sz w:val="19"/>
-          <w:szCs w:val="19"/>
-          <w:lang w:val="en-CA"/>
-        </w:rPr>
-      </w:pPr>
-      <w:r>
-        <w:rPr>
-          <w:rFonts w:ascii="Cascadia Mono" w:hAnsi="Cascadia Mono" w:cs="Cascadia Mono"/>
-          <w:color w:val="FFE599" w:themeColor="accent4" w:themeTint="66"/>
-          <w:sz w:val="19"/>
-          <w:szCs w:val="19"/>
-          <w:lang w:val="en-CA"/>
-        </w:rPr>
-        <w:t xml:space="preserve">        if (weapon.WeaponId == 0)</w:t>
+          <w:color w:val="FF0000"/>
+          <w:sz w:val="19"/>
+          <w:szCs w:val="19"/>
+          <w:lang w:val="en-CA"/>
+        </w:rPr>
+      </w:pPr>
+      <w:r>
+        <w:rPr>
+          <w:rFonts w:ascii="Cascadia Mono" w:hAnsi="Cascadia Mono" w:cs="Cascadia Mono"/>
+          <w:color w:val="FF0000"/>
+          <w:sz w:val="19"/>
+          <w:szCs w:val="19"/>
+          <w:lang w:val="en-CA"/>
+        </w:rPr>
+        <w:t xml:space="preserve">        if (</w:t>
+      </w:r>
+      <w:proofErr w:type="spellStart"/>
+      <w:proofErr w:type="gramStart"/>
+      <w:r>
+        <w:rPr>
+          <w:rFonts w:ascii="Cascadia Mono" w:hAnsi="Cascadia Mono" w:cs="Cascadia Mono"/>
+          <w:color w:val="FF0000"/>
+          <w:sz w:val="19"/>
+          <w:szCs w:val="19"/>
+          <w:lang w:val="en-CA"/>
+        </w:rPr>
+        <w:t>weapon.WeaponId</w:t>
+      </w:r>
+      <w:proofErr w:type="spellEnd"/>
+      <w:proofErr w:type="gramEnd"/>
+      <w:r>
+        <w:rPr>
+          <w:rFonts w:ascii="Cascadia Mono" w:hAnsi="Cascadia Mono" w:cs="Cascadia Mono"/>
+          <w:color w:val="FF0000"/>
+          <w:sz w:val="19"/>
+          <w:szCs w:val="19"/>
+          <w:lang w:val="en-CA"/>
+        </w:rPr>
+        <w:t xml:space="preserve"> == 0)</w:t>
       </w:r>
     </w:p>
     <w:p>
@@ -8645,15 +11580,15 @@
         <w:spacing w:before="0" w:after="0" w:line="240" w:lineRule="auto"/>
         <w:rPr>
           <w:rFonts w:ascii="Cascadia Mono" w:hAnsi="Cascadia Mono" w:cs="Cascadia Mono"/>
-          <w:color w:val="FFE599" w:themeColor="accent4" w:themeTint="66"/>
-          <w:sz w:val="19"/>
-          <w:szCs w:val="19"/>
-        </w:rPr>
-      </w:pPr>
-      <w:r>
-        <w:rPr>
-          <w:rFonts w:ascii="Cascadia Mono" w:hAnsi="Cascadia Mono" w:cs="Cascadia Mono"/>
-          <w:color w:val="FFE599" w:themeColor="accent4" w:themeTint="66"/>
+          <w:color w:val="FF0000"/>
+          <w:sz w:val="19"/>
+          <w:szCs w:val="19"/>
+        </w:rPr>
+      </w:pPr>
+      <w:r>
+        <w:rPr>
+          <w:rFonts w:ascii="Cascadia Mono" w:hAnsi="Cascadia Mono" w:cs="Cascadia Mono"/>
+          <w:color w:val="FF0000"/>
           <w:sz w:val="19"/>
           <w:szCs w:val="19"/>
           <w:lang w:val="en-CA"/>
@@ -8663,7 +11598,7 @@
       <w:r>
         <w:rPr>
           <w:rFonts w:ascii="Cascadia Mono" w:hAnsi="Cascadia Mono" w:cs="Cascadia Mono"/>
-          <w:color w:val="FFE599" w:themeColor="accent4" w:themeTint="66"/>
+          <w:color w:val="FF0000"/>
           <w:sz w:val="19"/>
           <w:szCs w:val="19"/>
         </w:rPr>
@@ -8685,28 +11620,19 @@
         <w:spacing w:before="0" w:after="0" w:line="240" w:lineRule="auto"/>
         <w:rPr>
           <w:rFonts w:ascii="Cascadia Mono" w:hAnsi="Cascadia Mono" w:cs="Cascadia Mono"/>
-          <w:color w:val="FFE599" w:themeColor="accent4" w:themeTint="66"/>
-          <w:sz w:val="19"/>
-          <w:szCs w:val="19"/>
-        </w:rPr>
-      </w:pPr>
-      <w:r>
-        <w:rPr>
-          <w:rFonts w:ascii="Cascadia Mono" w:hAnsi="Cascadia Mono" w:cs="Cascadia Mono"/>
-          <w:color w:val="FFE599" w:themeColor="accent4" w:themeTint="66"/>
-          <w:sz w:val="19"/>
-          <w:szCs w:val="19"/>
-        </w:rPr>
-        <w:t xml:space="preserve">            </w:t>
-      </w:r>
-      <w:r>
-        <w:rPr>
-          <w:rFonts w:ascii="Cascadia Mono" w:hAnsi="Cascadia Mono" w:cs="Cascadia Mono"/>
-          <w:color w:val="FFE599" w:themeColor="accent4" w:themeTint="66"/>
-          <w:sz w:val="19"/>
-          <w:szCs w:val="19"/>
-        </w:rPr>
-        <w:t>// Ajouter à la BD</w:t>
+          <w:color w:val="FF0000"/>
+          <w:sz w:val="19"/>
+          <w:szCs w:val="19"/>
+        </w:rPr>
+      </w:pPr>
+      <w:r>
+        <w:rPr>
+          <w:rFonts w:ascii="Cascadia Mono" w:hAnsi="Cascadia Mono" w:cs="Cascadia Mono"/>
+          <w:color w:val="FF0000"/>
+          <w:sz w:val="19"/>
+          <w:szCs w:val="19"/>
+        </w:rPr>
+        <w:t xml:space="preserve">            // Ajouter à la BD</w:t>
       </w:r>
     </w:p>
     <w:p>
@@ -8724,15 +11650,15 @@
         <w:spacing w:before="0" w:after="0" w:line="240" w:lineRule="auto"/>
         <w:rPr>
           <w:rFonts w:ascii="Cascadia Mono" w:hAnsi="Cascadia Mono" w:cs="Cascadia Mono"/>
-          <w:color w:val="FFE599" w:themeColor="accent4" w:themeTint="66"/>
-          <w:sz w:val="19"/>
-          <w:szCs w:val="19"/>
-        </w:rPr>
-      </w:pPr>
-      <w:r>
-        <w:rPr>
-          <w:rFonts w:ascii="Cascadia Mono" w:hAnsi="Cascadia Mono" w:cs="Cascadia Mono"/>
-          <w:color w:val="FFE599" w:themeColor="accent4" w:themeTint="66"/>
+          <w:color w:val="FF0000"/>
+          <w:sz w:val="19"/>
+          <w:szCs w:val="19"/>
+        </w:rPr>
+      </w:pPr>
+      <w:r>
+        <w:rPr>
+          <w:rFonts w:ascii="Cascadia Mono" w:hAnsi="Cascadia Mono" w:cs="Cascadia Mono"/>
+          <w:color w:val="FF0000"/>
           <w:sz w:val="19"/>
           <w:szCs w:val="19"/>
         </w:rPr>
@@ -8741,7 +11667,7 @@
       <w:r>
         <w:rPr>
           <w:rFonts w:ascii="Cascadia Mono" w:hAnsi="Cascadia Mono" w:cs="Cascadia Mono"/>
-          <w:color w:val="FFE599" w:themeColor="accent4" w:themeTint="66"/>
+          <w:color w:val="FF0000"/>
           <w:sz w:val="19"/>
           <w:szCs w:val="19"/>
         </w:rPr>
@@ -8750,11 +11676,53 @@
       <w:r>
         <w:rPr>
           <w:rFonts w:ascii="Cascadia Mono" w:hAnsi="Cascadia Mono" w:cs="Cascadia Mono"/>
-          <w:color w:val="FFE599" w:themeColor="accent4" w:themeTint="66"/>
-          <w:sz w:val="19"/>
-          <w:szCs w:val="19"/>
-        </w:rPr>
-        <w:t>_baseDonnees.Weapons.Add(weapon);</w:t>
+          <w:color w:val="FF0000"/>
+          <w:sz w:val="19"/>
+          <w:szCs w:val="19"/>
+        </w:rPr>
+        <w:t>_</w:t>
+      </w:r>
+      <w:proofErr w:type="spellStart"/>
+      <w:proofErr w:type="gramStart"/>
+      <w:r>
+        <w:rPr>
+          <w:rFonts w:ascii="Cascadia Mono" w:hAnsi="Cascadia Mono" w:cs="Cascadia Mono"/>
+          <w:color w:val="FF0000"/>
+          <w:sz w:val="19"/>
+          <w:szCs w:val="19"/>
+        </w:rPr>
+        <w:t>baseDonnees.Weapons.Add</w:t>
+      </w:r>
+      <w:proofErr w:type="spellEnd"/>
+      <w:proofErr w:type="gramEnd"/>
+      <w:r>
+        <w:rPr>
+          <w:rFonts w:ascii="Cascadia Mono" w:hAnsi="Cascadia Mono" w:cs="Cascadia Mono"/>
+          <w:color w:val="FF0000"/>
+          <w:sz w:val="19"/>
+          <w:szCs w:val="19"/>
+        </w:rPr>
+        <w:t>(</w:t>
+      </w:r>
+      <w:proofErr w:type="spellStart"/>
+      <w:r>
+        <w:rPr>
+          <w:rFonts w:ascii="Cascadia Mono" w:hAnsi="Cascadia Mono" w:cs="Cascadia Mono"/>
+          <w:color w:val="FF0000"/>
+          <w:sz w:val="19"/>
+          <w:szCs w:val="19"/>
+        </w:rPr>
+        <w:t>weapon</w:t>
+      </w:r>
+      <w:proofErr w:type="spellEnd"/>
+      <w:r>
+        <w:rPr>
+          <w:rFonts w:ascii="Cascadia Mono" w:hAnsi="Cascadia Mono" w:cs="Cascadia Mono"/>
+          <w:color w:val="FF0000"/>
+          <w:sz w:val="19"/>
+          <w:szCs w:val="19"/>
+        </w:rPr>
+        <w:t>);</w:t>
       </w:r>
     </w:p>
     <w:p>
@@ -8772,30 +11740,66 @@
         <w:spacing w:before="0" w:after="0" w:line="240" w:lineRule="auto"/>
         <w:rPr>
           <w:rFonts w:ascii="Cascadia Mono" w:hAnsi="Cascadia Mono" w:cs="Cascadia Mono"/>
-          <w:color w:val="FFE599" w:themeColor="accent4" w:themeTint="66"/>
-          <w:sz w:val="19"/>
-          <w:szCs w:val="19"/>
-          <w:lang w:val="en-CA"/>
-        </w:rPr>
-      </w:pPr>
-      <w:r>
-        <w:rPr>
-          <w:rFonts w:ascii="Cascadia Mono" w:hAnsi="Cascadia Mono" w:cs="Cascadia Mono"/>
-          <w:color w:val="FFE599" w:themeColor="accent4" w:themeTint="66"/>
+          <w:color w:val="FF0000"/>
+          <w:sz w:val="19"/>
+          <w:szCs w:val="19"/>
+          <w:lang w:val="en-CA"/>
+        </w:rPr>
+      </w:pPr>
+      <w:r>
+        <w:rPr>
+          <w:rFonts w:ascii="Cascadia Mono" w:hAnsi="Cascadia Mono" w:cs="Cascadia Mono"/>
+          <w:color w:val="FF0000"/>
           <w:sz w:val="19"/>
           <w:szCs w:val="19"/>
         </w:rPr>
         <w:t xml:space="preserve">            </w:t>
       </w:r>
-      <w:r>
-        <w:rPr>
-          <w:rFonts w:ascii="Cascadia Mono" w:hAnsi="Cascadia Mono" w:cs="Cascadia Mono"/>
-          <w:color w:val="FFE599" w:themeColor="accent4" w:themeTint="66"/>
-          <w:sz w:val="19"/>
-          <w:szCs w:val="19"/>
-          <w:lang w:val="en-CA"/>
-        </w:rPr>
-        <w:t>TempData["Success"] = $"{weapon.Name} weapon added";</w:t>
+      <w:proofErr w:type="spellStart"/>
+      <w:r>
+        <w:rPr>
+          <w:rFonts w:ascii="Cascadia Mono" w:hAnsi="Cascadia Mono" w:cs="Cascadia Mono"/>
+          <w:color w:val="FF0000"/>
+          <w:sz w:val="19"/>
+          <w:szCs w:val="19"/>
+          <w:lang w:val="en-CA"/>
+        </w:rPr>
+        <w:t>TempData</w:t>
+      </w:r>
+      <w:proofErr w:type="spellEnd"/>
+      <w:r>
+        <w:rPr>
+          <w:rFonts w:ascii="Cascadia Mono" w:hAnsi="Cascadia Mono" w:cs="Cascadia Mono"/>
+          <w:color w:val="FF0000"/>
+          <w:sz w:val="19"/>
+          <w:szCs w:val="19"/>
+          <w:lang w:val="en-CA"/>
+        </w:rPr>
+        <w:t>["Success"] = $"{</w:t>
+      </w:r>
+      <w:proofErr w:type="spellStart"/>
+      <w:proofErr w:type="gramStart"/>
+      <w:r>
+        <w:rPr>
+          <w:rFonts w:ascii="Cascadia Mono" w:hAnsi="Cascadia Mono" w:cs="Cascadia Mono"/>
+          <w:color w:val="FF0000"/>
+          <w:sz w:val="19"/>
+          <w:szCs w:val="19"/>
+          <w:lang w:val="en-CA"/>
+        </w:rPr>
+        <w:t>weapon.Name</w:t>
+      </w:r>
+      <w:proofErr w:type="spellEnd"/>
+      <w:proofErr w:type="gramEnd"/>
+      <w:r>
+        <w:rPr>
+          <w:rFonts w:ascii="Cascadia Mono" w:hAnsi="Cascadia Mono" w:cs="Cascadia Mono"/>
+          <w:color w:val="FF0000"/>
+          <w:sz w:val="19"/>
+          <w:szCs w:val="19"/>
+          <w:lang w:val="en-CA"/>
+        </w:rPr>
+        <w:t>} weapon added";</w:t>
       </w:r>
     </w:p>
     <w:p>
@@ -8813,16 +11817,16 @@
         <w:spacing w:before="0" w:after="0" w:line="240" w:lineRule="auto"/>
         <w:rPr>
           <w:rFonts w:ascii="Cascadia Mono" w:hAnsi="Cascadia Mono" w:cs="Cascadia Mono"/>
-          <w:color w:val="FFE599" w:themeColor="accent4" w:themeTint="66"/>
-          <w:sz w:val="19"/>
-          <w:szCs w:val="19"/>
-          <w:lang w:val="en-CA"/>
-        </w:rPr>
-      </w:pPr>
-      <w:r>
-        <w:rPr>
-          <w:rFonts w:ascii="Cascadia Mono" w:hAnsi="Cascadia Mono" w:cs="Cascadia Mono"/>
-          <w:color w:val="FFE599" w:themeColor="accent4" w:themeTint="66"/>
+          <w:color w:val="FF0000"/>
+          <w:sz w:val="19"/>
+          <w:szCs w:val="19"/>
+          <w:lang w:val="en-CA"/>
+        </w:rPr>
+      </w:pPr>
+      <w:r>
+        <w:rPr>
+          <w:rFonts w:ascii="Cascadia Mono" w:hAnsi="Cascadia Mono" w:cs="Cascadia Mono"/>
+          <w:color w:val="FF0000"/>
           <w:sz w:val="19"/>
           <w:szCs w:val="19"/>
           <w:lang w:val="en-CA"/>
@@ -8845,16 +11849,16 @@
         <w:spacing w:before="0" w:after="0" w:line="240" w:lineRule="auto"/>
         <w:rPr>
           <w:rFonts w:ascii="Cascadia Mono" w:hAnsi="Cascadia Mono" w:cs="Cascadia Mono"/>
-          <w:color w:val="FFE599" w:themeColor="accent4" w:themeTint="66"/>
-          <w:sz w:val="19"/>
-          <w:szCs w:val="19"/>
-          <w:lang w:val="en-CA"/>
-        </w:rPr>
-      </w:pPr>
-      <w:r>
-        <w:rPr>
-          <w:rFonts w:ascii="Cascadia Mono" w:hAnsi="Cascadia Mono" w:cs="Cascadia Mono"/>
-          <w:color w:val="FFE599" w:themeColor="accent4" w:themeTint="66"/>
+          <w:color w:val="FF0000"/>
+          <w:sz w:val="19"/>
+          <w:szCs w:val="19"/>
+          <w:lang w:val="en-CA"/>
+        </w:rPr>
+      </w:pPr>
+      <w:r>
+        <w:rPr>
+          <w:rFonts w:ascii="Cascadia Mono" w:hAnsi="Cascadia Mono" w:cs="Cascadia Mono"/>
+          <w:color w:val="FF0000"/>
           <w:sz w:val="19"/>
           <w:szCs w:val="19"/>
           <w:lang w:val="en-CA"/>
@@ -8877,16 +11881,16 @@
         <w:spacing w:before="0" w:after="0" w:line="240" w:lineRule="auto"/>
         <w:rPr>
           <w:rFonts w:ascii="Cascadia Mono" w:hAnsi="Cascadia Mono" w:cs="Cascadia Mono"/>
-          <w:color w:val="FFE599" w:themeColor="accent4" w:themeTint="66"/>
-          <w:sz w:val="19"/>
-          <w:szCs w:val="19"/>
-          <w:lang w:val="en-CA"/>
-        </w:rPr>
-      </w:pPr>
-      <w:r>
-        <w:rPr>
-          <w:rFonts w:ascii="Cascadia Mono" w:hAnsi="Cascadia Mono" w:cs="Cascadia Mono"/>
-          <w:color w:val="FFE599" w:themeColor="accent4" w:themeTint="66"/>
+          <w:color w:val="FF0000"/>
+          <w:sz w:val="19"/>
+          <w:szCs w:val="19"/>
+          <w:lang w:val="en-CA"/>
+        </w:rPr>
+      </w:pPr>
+      <w:r>
+        <w:rPr>
+          <w:rFonts w:ascii="Cascadia Mono" w:hAnsi="Cascadia Mono" w:cs="Cascadia Mono"/>
+          <w:color w:val="FF0000"/>
           <w:sz w:val="19"/>
           <w:szCs w:val="19"/>
           <w:lang w:val="en-CA"/>
@@ -8942,16 +11946,16 @@
         <w:spacing w:before="0" w:after="0" w:line="240" w:lineRule="auto"/>
         <w:rPr>
           <w:rFonts w:ascii="Cascadia Mono" w:hAnsi="Cascadia Mono" w:cs="Cascadia Mono"/>
-          <w:color w:val="FFE599" w:themeColor="accent4" w:themeTint="66"/>
-          <w:sz w:val="19"/>
-          <w:szCs w:val="19"/>
-          <w:lang w:val="en-CA"/>
-        </w:rPr>
-      </w:pPr>
-      <w:r>
-        <w:rPr>
-          <w:rFonts w:ascii="Cascadia Mono" w:hAnsi="Cascadia Mono" w:cs="Cascadia Mono"/>
-          <w:color w:val="FFE599" w:themeColor="accent4" w:themeTint="66"/>
+          <w:color w:val="FF0000"/>
+          <w:sz w:val="19"/>
+          <w:szCs w:val="19"/>
+          <w:lang w:val="en-CA"/>
+        </w:rPr>
+      </w:pPr>
+      <w:r>
+        <w:rPr>
+          <w:rFonts w:ascii="Cascadia Mono" w:hAnsi="Cascadia Mono" w:cs="Cascadia Mono"/>
+          <w:color w:val="FF0000"/>
           <w:sz w:val="19"/>
           <w:szCs w:val="19"/>
           <w:lang w:val="en-CA"/>
@@ -8961,22 +11965,36 @@
       <w:r>
         <w:rPr>
           <w:rFonts w:ascii="Cascadia Mono" w:hAnsi="Cascadia Mono" w:cs="Cascadia Mono"/>
-          <w:color w:val="FFE599" w:themeColor="accent4" w:themeTint="66"/>
+          <w:color w:val="FF0000"/>
           <w:sz w:val="19"/>
           <w:szCs w:val="19"/>
           <w:lang w:val="en-CA"/>
         </w:rPr>
         <w:t>_</w:t>
       </w:r>
-      <w:r>
-        <w:rPr>
-          <w:rFonts w:ascii="Cascadia Mono" w:hAnsi="Cascadia Mono" w:cs="Cascadia Mono"/>
-          <w:color w:val="FFE599" w:themeColor="accent4" w:themeTint="66"/>
-          <w:sz w:val="19"/>
-          <w:szCs w:val="19"/>
-          <w:lang w:val="en-CA"/>
-        </w:rPr>
-        <w:t>baseDonnees.Weapons.Update(weapon);</w:t>
+      <w:proofErr w:type="spellStart"/>
+      <w:proofErr w:type="gramStart"/>
+      <w:r>
+        <w:rPr>
+          <w:rFonts w:ascii="Cascadia Mono" w:hAnsi="Cascadia Mono" w:cs="Cascadia Mono"/>
+          <w:color w:val="FF0000"/>
+          <w:sz w:val="19"/>
+          <w:szCs w:val="19"/>
+          <w:lang w:val="en-CA"/>
+        </w:rPr>
+        <w:t>baseDonnees.Weapons.Update</w:t>
+      </w:r>
+      <w:proofErr w:type="spellEnd"/>
+      <w:proofErr w:type="gramEnd"/>
+      <w:r>
+        <w:rPr>
+          <w:rFonts w:ascii="Cascadia Mono" w:hAnsi="Cascadia Mono" w:cs="Cascadia Mono"/>
+          <w:color w:val="FF0000"/>
+          <w:sz w:val="19"/>
+          <w:szCs w:val="19"/>
+          <w:lang w:val="en-CA"/>
+        </w:rPr>
+        <w:t>(weapon);</w:t>
       </w:r>
     </w:p>
     <w:p>
@@ -8994,21 +12012,67 @@
         <w:spacing w:before="0" w:after="0" w:line="240" w:lineRule="auto"/>
         <w:rPr>
           <w:rFonts w:ascii="Cascadia Mono" w:hAnsi="Cascadia Mono" w:cs="Cascadia Mono"/>
-          <w:color w:val="FFE599" w:themeColor="accent4" w:themeTint="66"/>
-          <w:sz w:val="19"/>
-          <w:szCs w:val="19"/>
-          <w:lang w:val="en-CA"/>
-        </w:rPr>
-      </w:pPr>
-      <w:r>
-        <w:rPr>
-          <w:rFonts w:ascii="Cascadia Mono" w:hAnsi="Cascadia Mono" w:cs="Cascadia Mono"/>
-          <w:color w:val="FFE599" w:themeColor="accent4" w:themeTint="66"/>
-          <w:sz w:val="19"/>
-          <w:szCs w:val="19"/>
-          <w:lang w:val="en-CA"/>
-        </w:rPr>
-        <w:t xml:space="preserve">            TempData["success"] = $"{weapon.Name} weapon updated";</w:t>
+          <w:color w:val="FF0000"/>
+          <w:sz w:val="19"/>
+          <w:szCs w:val="19"/>
+          <w:lang w:val="en-CA"/>
+        </w:rPr>
+      </w:pPr>
+      <w:r>
+        <w:rPr>
+          <w:rFonts w:ascii="Cascadia Mono" w:hAnsi="Cascadia Mono" w:cs="Cascadia Mono"/>
+          <w:color w:val="FF0000"/>
+          <w:sz w:val="19"/>
+          <w:szCs w:val="19"/>
+          <w:lang w:val="en-CA"/>
+        </w:rPr>
+        <w:t xml:space="preserve">            </w:t>
+      </w:r>
+      <w:proofErr w:type="spellStart"/>
+      <w:r>
+        <w:rPr>
+          <w:rFonts w:ascii="Cascadia Mono" w:hAnsi="Cascadia Mono" w:cs="Cascadia Mono"/>
+          <w:color w:val="FF0000"/>
+          <w:sz w:val="19"/>
+          <w:szCs w:val="19"/>
+          <w:lang w:val="en-CA"/>
+        </w:rPr>
+        <w:t>TempData</w:t>
+      </w:r>
+      <w:proofErr w:type="spellEnd"/>
+      <w:r>
+        <w:rPr>
+          <w:rFonts w:ascii="Cascadia Mono" w:hAnsi="Cascadia Mono" w:cs="Cascadia Mono"/>
+          <w:color w:val="FF0000"/>
+          <w:sz w:val="19"/>
+          <w:szCs w:val="19"/>
+          <w:lang w:val="en-CA"/>
+        </w:rPr>
+        <w:t>["success"] = $"{</w:t>
+      </w:r>
+      <w:proofErr w:type="spellStart"/>
+      <w:proofErr w:type="gramStart"/>
+      <w:r>
+        <w:rPr>
+          <w:rFonts w:ascii="Cascadia Mono" w:hAnsi="Cascadia Mono" w:cs="Cascadia Mono"/>
+          <w:color w:val="FF0000"/>
+          <w:sz w:val="19"/>
+          <w:szCs w:val="19"/>
+          <w:lang w:val="en-CA"/>
+        </w:rPr>
+        <w:t>weapon.Name</w:t>
+      </w:r>
+      <w:proofErr w:type="spellEnd"/>
+      <w:proofErr w:type="gramEnd"/>
+      <w:r>
+        <w:rPr>
+          <w:rFonts w:ascii="Cascadia Mono" w:hAnsi="Cascadia Mono" w:cs="Cascadia Mono"/>
+          <w:color w:val="FF0000"/>
+          <w:sz w:val="19"/>
+          <w:szCs w:val="19"/>
+          <w:lang w:val="en-CA"/>
+        </w:rPr>
+        <w:t>} weapon updated";</w:t>
       </w:r>
     </w:p>
     <w:p>
@@ -9026,16 +12090,16 @@
         <w:spacing w:before="0" w:after="0" w:line="240" w:lineRule="auto"/>
         <w:rPr>
           <w:rFonts w:ascii="Cascadia Mono" w:hAnsi="Cascadia Mono" w:cs="Cascadia Mono"/>
-          <w:color w:val="FFE599" w:themeColor="accent4" w:themeTint="66"/>
-          <w:sz w:val="19"/>
-          <w:szCs w:val="19"/>
-          <w:lang w:val="en-CA"/>
-        </w:rPr>
-      </w:pPr>
-      <w:r>
-        <w:rPr>
-          <w:rFonts w:ascii="Cascadia Mono" w:hAnsi="Cascadia Mono" w:cs="Cascadia Mono"/>
-          <w:color w:val="FFE599" w:themeColor="accent4" w:themeTint="66"/>
+          <w:color w:val="FF0000"/>
+          <w:sz w:val="19"/>
+          <w:szCs w:val="19"/>
+          <w:lang w:val="en-CA"/>
+        </w:rPr>
+      </w:pPr>
+      <w:r>
+        <w:rPr>
+          <w:rFonts w:ascii="Cascadia Mono" w:hAnsi="Cascadia Mono" w:cs="Cascadia Mono"/>
+          <w:color w:val="FF0000"/>
           <w:sz w:val="19"/>
           <w:szCs w:val="19"/>
           <w:lang w:val="en-CA"/>
@@ -9058,16 +12122,16 @@
         <w:spacing w:before="0" w:after="0" w:line="240" w:lineRule="auto"/>
         <w:rPr>
           <w:rFonts w:ascii="Cascadia Mono" w:hAnsi="Cascadia Mono" w:cs="Cascadia Mono"/>
-          <w:color w:val="FFE599" w:themeColor="accent4" w:themeTint="66"/>
-          <w:sz w:val="19"/>
-          <w:szCs w:val="19"/>
-          <w:lang w:val="en-CA"/>
-        </w:rPr>
-      </w:pPr>
-      <w:r>
-        <w:rPr>
-          <w:rFonts w:ascii="Cascadia Mono" w:hAnsi="Cascadia Mono" w:cs="Cascadia Mono"/>
-          <w:color w:val="FFE599" w:themeColor="accent4" w:themeTint="66"/>
+          <w:color w:val="FF0000"/>
+          <w:sz w:val="19"/>
+          <w:szCs w:val="19"/>
+          <w:lang w:val="en-CA"/>
+        </w:rPr>
+      </w:pPr>
+      <w:r>
+        <w:rPr>
+          <w:rFonts w:ascii="Cascadia Mono" w:hAnsi="Cascadia Mono" w:cs="Cascadia Mono"/>
+          <w:color w:val="FF0000"/>
           <w:sz w:val="19"/>
           <w:szCs w:val="19"/>
           <w:lang w:val="en-CA"/>
@@ -9077,22 +12141,34 @@
       <w:r>
         <w:rPr>
           <w:rFonts w:ascii="Cascadia Mono" w:hAnsi="Cascadia Mono" w:cs="Cascadia Mono"/>
-          <w:color w:val="FFE599" w:themeColor="accent4" w:themeTint="66"/>
+          <w:color w:val="FF0000"/>
           <w:sz w:val="19"/>
           <w:szCs w:val="19"/>
           <w:lang w:val="en-CA"/>
         </w:rPr>
         <w:t>_</w:t>
       </w:r>
-      <w:r>
-        <w:rPr>
-          <w:rFonts w:ascii="Cascadia Mono" w:hAnsi="Cascadia Mono" w:cs="Cascadia Mono"/>
-          <w:color w:val="FFE599" w:themeColor="accent4" w:themeTint="66"/>
-          <w:sz w:val="19"/>
-          <w:szCs w:val="19"/>
-          <w:lang w:val="en-CA"/>
-        </w:rPr>
-        <w:t>baseDonnees.SaveChanges();</w:t>
+      <w:proofErr w:type="spellStart"/>
+      <w:r>
+        <w:rPr>
+          <w:rFonts w:ascii="Cascadia Mono" w:hAnsi="Cascadia Mono" w:cs="Cascadia Mono"/>
+          <w:color w:val="FF0000"/>
+          <w:sz w:val="19"/>
+          <w:szCs w:val="19"/>
+          <w:lang w:val="en-CA"/>
+        </w:rPr>
+        <w:t>baseDonnees.SaveChanges</w:t>
+      </w:r>
+      <w:proofErr w:type="spellEnd"/>
+      <w:r>
+        <w:rPr>
+          <w:rFonts w:ascii="Cascadia Mono" w:hAnsi="Cascadia Mono" w:cs="Cascadia Mono"/>
+          <w:color w:val="FF0000"/>
+          <w:sz w:val="19"/>
+          <w:szCs w:val="19"/>
+          <w:lang w:val="en-CA"/>
+        </w:rPr>
+        <w:t>();</w:t>
       </w:r>
     </w:p>
     <w:p>
@@ -9110,7 +12186,7 @@
         <w:spacing w:before="0" w:after="0" w:line="240" w:lineRule="auto"/>
         <w:rPr>
           <w:rFonts w:ascii="Cascadia Mono" w:hAnsi="Cascadia Mono" w:cs="Cascadia Mono"/>
-          <w:color w:val="FFE599" w:themeColor="accent4" w:themeTint="66"/>
+          <w:color w:val="FF0000"/>
           <w:sz w:val="19"/>
           <w:szCs w:val="19"/>
           <w:lang w:val="en-CA"/>
@@ -9132,21 +12208,45 @@
         <w:spacing w:before="0" w:after="0" w:line="240" w:lineRule="auto"/>
         <w:rPr>
           <w:rFonts w:ascii="Cascadia Mono" w:hAnsi="Cascadia Mono" w:cs="Cascadia Mono"/>
-          <w:color w:val="FFE599" w:themeColor="accent4" w:themeTint="66"/>
-          <w:sz w:val="19"/>
-          <w:szCs w:val="19"/>
-          <w:lang w:val="en-CA"/>
-        </w:rPr>
-      </w:pPr>
-      <w:r>
-        <w:rPr>
-          <w:rFonts w:ascii="Cascadia Mono" w:hAnsi="Cascadia Mono" w:cs="Cascadia Mono"/>
-          <w:color w:val="FFE599" w:themeColor="accent4" w:themeTint="66"/>
-          <w:sz w:val="19"/>
-          <w:szCs w:val="19"/>
-          <w:lang w:val="en-CA"/>
-        </w:rPr>
-        <w:t xml:space="preserve">        return this.RedirectToAction("Index");</w:t>
+          <w:color w:val="FF0000"/>
+          <w:sz w:val="19"/>
+          <w:szCs w:val="19"/>
+          <w:lang w:val="en-CA"/>
+        </w:rPr>
+      </w:pPr>
+      <w:r>
+        <w:rPr>
+          <w:rFonts w:ascii="Cascadia Mono" w:hAnsi="Cascadia Mono" w:cs="Cascadia Mono"/>
+          <w:color w:val="FF0000"/>
+          <w:sz w:val="19"/>
+          <w:szCs w:val="19"/>
+          <w:lang w:val="en-CA"/>
+        </w:rPr>
+        <w:t xml:space="preserve">        return </w:t>
+      </w:r>
+      <w:proofErr w:type="spellStart"/>
+      <w:proofErr w:type="gramStart"/>
+      <w:r>
+        <w:rPr>
+          <w:rFonts w:ascii="Cascadia Mono" w:hAnsi="Cascadia Mono" w:cs="Cascadia Mono"/>
+          <w:color w:val="FF0000"/>
+          <w:sz w:val="19"/>
+          <w:szCs w:val="19"/>
+          <w:lang w:val="en-CA"/>
+        </w:rPr>
+        <w:t>this.RedirectToAction</w:t>
+      </w:r>
+      <w:proofErr w:type="spellEnd"/>
+      <w:proofErr w:type="gramEnd"/>
+      <w:r>
+        <w:rPr>
+          <w:rFonts w:ascii="Cascadia Mono" w:hAnsi="Cascadia Mono" w:cs="Cascadia Mono"/>
+          <w:color w:val="FF0000"/>
+          <w:sz w:val="19"/>
+          <w:szCs w:val="19"/>
+          <w:lang w:val="en-CA"/>
+        </w:rPr>
+        <w:t>("Index");</w:t>
       </w:r>
     </w:p>
     <w:p>
@@ -9164,31 +12264,21 @@
         <w:spacing w:before="0" w:after="0" w:line="240" w:lineRule="auto"/>
         <w:rPr>
           <w:rFonts w:ascii="Cascadia Mono" w:hAnsi="Cascadia Mono" w:cs="Cascadia Mono"/>
-          <w:color w:val="FFE599" w:themeColor="accent4" w:themeTint="66"/>
-          <w:sz w:val="19"/>
-          <w:szCs w:val="19"/>
-          <w:lang w:val="en-CA"/>
-        </w:rPr>
-      </w:pPr>
-      <w:r>
-        <w:rPr>
-          <w:rFonts w:ascii="Cascadia Mono" w:hAnsi="Cascadia Mono" w:cs="Cascadia Mono"/>
-          <w:color w:val="FFE599" w:themeColor="accent4" w:themeTint="66"/>
-          <w:sz w:val="19"/>
-          <w:szCs w:val="19"/>
-          <w:lang w:val="en-CA"/>
-        </w:rPr>
-        <w:t xml:space="preserve">    </w:t>
-      </w:r>
-      <w:r>
-        <w:rPr>
-          <w:rFonts w:ascii="Cascadia Mono" w:hAnsi="Cascadia Mono" w:cs="Cascadia Mono"/>
-          <w:color w:val="FFE599" w:themeColor="accent4" w:themeTint="66"/>
-          <w:sz w:val="19"/>
-          <w:szCs w:val="19"/>
-          <w:lang w:val="en-CA"/>
-        </w:rPr>
-        <w:t>}</w:t>
+          <w:color w:val="FF0000"/>
+          <w:sz w:val="19"/>
+          <w:szCs w:val="19"/>
+          <w:lang w:val="en-CA"/>
+        </w:rPr>
+      </w:pPr>
+      <w:r>
+        <w:rPr>
+          <w:rFonts w:ascii="Cascadia Mono" w:hAnsi="Cascadia Mono" w:cs="Cascadia Mono"/>
+          <w:color w:val="FF0000"/>
+          <w:sz w:val="19"/>
+          <w:szCs w:val="19"/>
+          <w:lang w:val="en-CA"/>
+        </w:rPr>
+        <w:t xml:space="preserve">    }</w:t>
       </w:r>
     </w:p>
     <w:p>
@@ -9206,7 +12296,7 @@
         <w:spacing w:before="0" w:after="0" w:line="240" w:lineRule="auto"/>
         <w:rPr>
           <w:rFonts w:ascii="Cascadia Mono" w:hAnsi="Cascadia Mono" w:cs="Cascadia Mono"/>
-          <w:color w:val="FFE599" w:themeColor="accent4" w:themeTint="66"/>
+          <w:color w:val="FF0000"/>
           <w:sz w:val="19"/>
           <w:szCs w:val="19"/>
           <w:lang w:val="en-CA"/>
@@ -9228,29 +12318,82 @@
         <w:spacing w:before="0" w:after="0" w:line="240" w:lineRule="auto"/>
         <w:rPr>
           <w:rFonts w:ascii="Cascadia Mono" w:hAnsi="Cascadia Mono" w:cs="Cascadia Mono"/>
-          <w:color w:val="FFE599" w:themeColor="accent4" w:themeTint="66"/>
-          <w:sz w:val="19"/>
-          <w:szCs w:val="19"/>
-        </w:rPr>
-      </w:pPr>
-      <w:r>
-        <w:rPr>
-          <w:rFonts w:ascii="Cascadia Mono" w:hAnsi="Cascadia Mono" w:cs="Cascadia Mono"/>
-          <w:color w:val="FFE599" w:themeColor="accent4" w:themeTint="66"/>
+          <w:color w:val="FF0000"/>
+          <w:sz w:val="19"/>
+          <w:szCs w:val="19"/>
+        </w:rPr>
+      </w:pPr>
+      <w:r>
+        <w:rPr>
+          <w:rFonts w:ascii="Cascadia Mono" w:hAnsi="Cascadia Mono" w:cs="Cascadia Mono"/>
+          <w:color w:val="FF0000"/>
           <w:sz w:val="19"/>
           <w:szCs w:val="19"/>
           <w:lang w:val="en-CA"/>
         </w:rPr>
         <w:t xml:space="preserve">    </w:t>
       </w:r>
-      <w:r>
-        <w:rPr>
-          <w:rFonts w:ascii="Cascadia Mono" w:hAnsi="Cascadia Mono" w:cs="Cascadia Mono"/>
-          <w:color w:val="FFE599" w:themeColor="accent4" w:themeTint="66"/>
-          <w:sz w:val="19"/>
-          <w:szCs w:val="19"/>
-        </w:rPr>
-        <w:t>return this.View(weapon);</w:t>
+      <w:proofErr w:type="gramStart"/>
+      <w:r>
+        <w:rPr>
+          <w:rFonts w:ascii="Cascadia Mono" w:hAnsi="Cascadia Mono" w:cs="Cascadia Mono"/>
+          <w:color w:val="FF0000"/>
+          <w:sz w:val="19"/>
+          <w:szCs w:val="19"/>
+        </w:rPr>
+        <w:t>return</w:t>
+      </w:r>
+      <w:proofErr w:type="gramEnd"/>
+      <w:r>
+        <w:rPr>
+          <w:rFonts w:ascii="Cascadia Mono" w:hAnsi="Cascadia Mono" w:cs="Cascadia Mono"/>
+          <w:color w:val="FF0000"/>
+          <w:sz w:val="19"/>
+          <w:szCs w:val="19"/>
+        </w:rPr>
+        <w:t xml:space="preserve"> </w:t>
+      </w:r>
+      <w:proofErr w:type="spellStart"/>
+      <w:proofErr w:type="gramStart"/>
+      <w:r>
+        <w:rPr>
+          <w:rFonts w:ascii="Cascadia Mono" w:hAnsi="Cascadia Mono" w:cs="Cascadia Mono"/>
+          <w:color w:val="FF0000"/>
+          <w:sz w:val="19"/>
+          <w:szCs w:val="19"/>
+        </w:rPr>
+        <w:t>this.View</w:t>
+      </w:r>
+      <w:proofErr w:type="spellEnd"/>
+      <w:proofErr w:type="gramEnd"/>
+      <w:r>
+        <w:rPr>
+          <w:rFonts w:ascii="Cascadia Mono" w:hAnsi="Cascadia Mono" w:cs="Cascadia Mono"/>
+          <w:color w:val="FF0000"/>
+          <w:sz w:val="19"/>
+          <w:szCs w:val="19"/>
+        </w:rPr>
+        <w:t>(</w:t>
+      </w:r>
+      <w:proofErr w:type="spellStart"/>
+      <w:r>
+        <w:rPr>
+          <w:rFonts w:ascii="Cascadia Mono" w:hAnsi="Cascadia Mono" w:cs="Cascadia Mono"/>
+          <w:color w:val="FF0000"/>
+          <w:sz w:val="19"/>
+          <w:szCs w:val="19"/>
+        </w:rPr>
+        <w:t>weapon</w:t>
+      </w:r>
+      <w:proofErr w:type="spellEnd"/>
+      <w:r>
+        <w:rPr>
+          <w:rFonts w:ascii="Cascadia Mono" w:hAnsi="Cascadia Mono" w:cs="Cascadia Mono"/>
+          <w:color w:val="FF0000"/>
+          <w:sz w:val="19"/>
+          <w:szCs w:val="19"/>
+        </w:rPr>
+        <w:t>);</w:t>
       </w:r>
     </w:p>
     <w:p>
@@ -9263,13 +12406,13 @@
         </w:pBdr>
         <w:shd w:val="clear" w:color="auto" w:fill="FFF2CC" w:themeFill="accent4" w:themeFillTint="33"/>
         <w:rPr>
-          <w:color w:val="FFE599" w:themeColor="accent4" w:themeTint="66"/>
-        </w:rPr>
-      </w:pPr>
-      <w:r>
-        <w:rPr>
-          <w:rFonts w:ascii="Cascadia Mono" w:hAnsi="Cascadia Mono" w:cs="Cascadia Mono"/>
-          <w:color w:val="FFE599" w:themeColor="accent4" w:themeTint="66"/>
+          <w:color w:val="FF0000"/>
+        </w:rPr>
+      </w:pPr>
+      <w:r>
+        <w:rPr>
+          <w:rFonts w:ascii="Cascadia Mono" w:hAnsi="Cascadia Mono" w:cs="Cascadia Mono"/>
+          <w:color w:val="FF0000"/>
           <w:sz w:val="19"/>
           <w:szCs w:val="19"/>
         </w:rPr>
@@ -9294,7 +12437,27 @@
           <w:sz w:val="19"/>
           <w:szCs w:val="19"/>
         </w:rPr>
-        <w:t>[ValidateAntiForgeryToken]</w:t>
+        <w:t>[</w:t>
+      </w:r>
+      <w:proofErr w:type="spellStart"/>
+      <w:r>
+        <w:rPr>
+          <w:rFonts w:ascii="Cascadia Mono" w:hAnsi="Cascadia Mono" w:cs="Cascadia Mono"/>
+          <w:color w:val="000000"/>
+          <w:sz w:val="19"/>
+          <w:szCs w:val="19"/>
+        </w:rPr>
+        <w:t>ValidateAntiForgeryToken</w:t>
+      </w:r>
+      <w:proofErr w:type="spellEnd"/>
+      <w:r>
+        <w:rPr>
+          <w:rFonts w:ascii="Cascadia Mono" w:hAnsi="Cascadia Mono" w:cs="Cascadia Mono"/>
+          <w:color w:val="000000"/>
+          <w:sz w:val="19"/>
+          <w:szCs w:val="19"/>
+        </w:rPr>
+        <w:t>]</w:t>
       </w:r>
       <w:r>
         <w:t>, à quoi sert-elle?</w:t>
@@ -9323,7 +12486,15 @@
         <w:t>elle</w:t>
       </w:r>
       <w:r>
-        <w:t xml:space="preserve"> affiche Create ou Edit selon le</w:t>
+        <w:t xml:space="preserve"> affiche </w:t>
+      </w:r>
+      <w:proofErr w:type="spellStart"/>
+      <w:r>
+        <w:t>Create</w:t>
+      </w:r>
+      <w:proofErr w:type="spellEnd"/>
+      <w:r>
+        <w:t xml:space="preserve"> ou Edit selon le</w:t>
       </w:r>
       <w:r>
         <w:t xml:space="preserve"> cas</w:t>
@@ -9362,7 +12533,23 @@
         <w:t>ulaire</w:t>
       </w:r>
       <w:r>
-        <w:t xml:space="preserve"> pour exécuter un Upsert et assurez-vous de bien afficher la vue partielle _UpsertButtons dans les 2 cas.</w:t>
+        <w:t xml:space="preserve"> pour exécuter un </w:t>
+      </w:r>
+      <w:proofErr w:type="spellStart"/>
+      <w:r>
+        <w:t>Upsert</w:t>
+      </w:r>
+      <w:proofErr w:type="spellEnd"/>
+      <w:r>
+        <w:t xml:space="preserve"> et assurez-vous de bien afficher la vue partielle _</w:t>
+      </w:r>
+      <w:proofErr w:type="spellStart"/>
+      <w:r>
+        <w:t>UpsertButtons</w:t>
+      </w:r>
+      <w:proofErr w:type="spellEnd"/>
+      <w:r>
+        <w:t xml:space="preserve"> dans les 2 cas.</w:t>
       </w:r>
     </w:p>
     <w:p>
@@ -9376,33 +12563,65 @@
         <w:rPr>
           <w:color w:val="FFE599" w:themeColor="accent4" w:themeTint="66"/>
         </w:rPr>
-        <w:t>@model ZombieParty.Models.Weapon</w:t>
-      </w:r>
+        <w:t xml:space="preserve">@model </w:t>
+      </w:r>
+      <w:proofErr w:type="spellStart"/>
+      <w:proofErr w:type="gramStart"/>
+      <w:r>
+        <w:rPr>
+          <w:color w:val="FFE599" w:themeColor="accent4" w:themeTint="66"/>
+        </w:rPr>
+        <w:t>ZombieParty.Models.Weapon</w:t>
+      </w:r>
+      <w:proofErr w:type="spellEnd"/>
+      <w:proofErr w:type="gramEnd"/>
     </w:p>
     <w:p>
       <w:pPr>
         <w:pStyle w:val="Code"/>
         <w:rPr>
-          <w:color w:val="FFE599" w:themeColor="accent4" w:themeTint="66"/>
-        </w:rPr>
-      </w:pPr>
-      <w:r>
-        <w:rPr>
-          <w:color w:val="FFE599" w:themeColor="accent4" w:themeTint="66"/>
-        </w:rPr>
-        <w:t>@if (Model.WeaponId != 0)</w:t>
+          <w:color w:val="FF0000"/>
+        </w:rPr>
+      </w:pPr>
+      <w:r>
+        <w:rPr>
+          <w:color w:val="FF0000"/>
+        </w:rPr>
+        <w:t>@if (</w:t>
+      </w:r>
+      <w:proofErr w:type="spellStart"/>
+      <w:proofErr w:type="gramStart"/>
+      <w:r>
+        <w:rPr>
+          <w:color w:val="FF0000"/>
+        </w:rPr>
+        <w:t>Model.WeaponId</w:t>
+      </w:r>
+      <w:proofErr w:type="spellEnd"/>
+      <w:r>
+        <w:rPr>
+          <w:color w:val="FF0000"/>
+        </w:rPr>
+        <w:t xml:space="preserve"> !</w:t>
+      </w:r>
+      <w:proofErr w:type="gramEnd"/>
+      <w:r>
+        <w:rPr>
+          <w:color w:val="FF0000"/>
+        </w:rPr>
+        <w:t>= 0)</w:t>
       </w:r>
     </w:p>
     <w:p>
       <w:pPr>
         <w:pStyle w:val="Code"/>
         <w:rPr>
-          <w:color w:val="FFE599" w:themeColor="accent4" w:themeTint="66"/>
-        </w:rPr>
-      </w:pPr>
-      <w:r>
-        <w:rPr>
-          <w:color w:val="FFE599" w:themeColor="accent4" w:themeTint="66"/>
+          <w:color w:val="FF0000"/>
+        </w:rPr>
+      </w:pPr>
+      <w:r>
+        <w:rPr>
+          <w:color w:val="FF0000"/>
         </w:rPr>
         <w:t>{</w:t>
       </w:r>
@@ -9411,26 +12630,40 @@
       <w:pPr>
         <w:pStyle w:val="Code"/>
         <w:rPr>
-          <w:color w:val="FFE599" w:themeColor="accent4" w:themeTint="66"/>
-        </w:rPr>
-      </w:pPr>
-      <w:r>
-        <w:rPr>
-          <w:color w:val="FFE599" w:themeColor="accent4" w:themeTint="66"/>
-        </w:rPr>
-        <w:t xml:space="preserve">    ViewData["Title"] = "Edit";</w:t>
+          <w:color w:val="FF0000"/>
+        </w:rPr>
+      </w:pPr>
+      <w:r>
+        <w:rPr>
+          <w:color w:val="FF0000"/>
+        </w:rPr>
+        <w:t xml:space="preserve">    </w:t>
+      </w:r>
+      <w:proofErr w:type="spellStart"/>
+      <w:r>
+        <w:rPr>
+          <w:color w:val="FF0000"/>
+        </w:rPr>
+        <w:t>ViewData</w:t>
+      </w:r>
+      <w:proofErr w:type="spellEnd"/>
+      <w:r>
+        <w:rPr>
+          <w:color w:val="FF0000"/>
+        </w:rPr>
+        <w:t>["Title"] = "Edit";</w:t>
       </w:r>
     </w:p>
     <w:p>
       <w:pPr>
         <w:pStyle w:val="Code"/>
         <w:rPr>
-          <w:color w:val="FFE599" w:themeColor="accent4" w:themeTint="66"/>
-        </w:rPr>
-      </w:pPr>
-      <w:r>
-        <w:rPr>
-          <w:color w:val="FFE599" w:themeColor="accent4" w:themeTint="66"/>
+          <w:color w:val="FF0000"/>
+        </w:rPr>
+      </w:pPr>
+      <w:r>
+        <w:rPr>
+          <w:color w:val="FF0000"/>
         </w:rPr>
         <w:t>}</w:t>
       </w:r>
@@ -9439,12 +12672,12 @@
       <w:pPr>
         <w:pStyle w:val="Code"/>
         <w:rPr>
-          <w:color w:val="FFE599" w:themeColor="accent4" w:themeTint="66"/>
-        </w:rPr>
-      </w:pPr>
-      <w:r>
-        <w:rPr>
-          <w:color w:val="FFE599" w:themeColor="accent4" w:themeTint="66"/>
+          <w:color w:val="FF0000"/>
+        </w:rPr>
+      </w:pPr>
+      <w:r>
+        <w:rPr>
+          <w:color w:val="FF0000"/>
         </w:rPr>
         <w:t>else</w:t>
       </w:r>
@@ -9453,12 +12686,12 @@
       <w:pPr>
         <w:pStyle w:val="Code"/>
         <w:rPr>
-          <w:color w:val="FFE599" w:themeColor="accent4" w:themeTint="66"/>
-        </w:rPr>
-      </w:pPr>
-      <w:r>
-        <w:rPr>
-          <w:color w:val="FFE599" w:themeColor="accent4" w:themeTint="66"/>
+          <w:color w:val="FF0000"/>
+        </w:rPr>
+      </w:pPr>
+      <w:r>
+        <w:rPr>
+          <w:color w:val="FF0000"/>
         </w:rPr>
         <w:t>{</w:t>
       </w:r>
@@ -9467,26 +12700,40 @@
       <w:pPr>
         <w:pStyle w:val="Code"/>
         <w:rPr>
-          <w:color w:val="FFE599" w:themeColor="accent4" w:themeTint="66"/>
-        </w:rPr>
-      </w:pPr>
-      <w:r>
-        <w:rPr>
-          <w:color w:val="FFE599" w:themeColor="accent4" w:themeTint="66"/>
-        </w:rPr>
-        <w:t xml:space="preserve">   ViewData["Title"] = "Create";</w:t>
+          <w:color w:val="FF0000"/>
+        </w:rPr>
+      </w:pPr>
+      <w:r>
+        <w:rPr>
+          <w:color w:val="FF0000"/>
+        </w:rPr>
+        <w:t xml:space="preserve">   </w:t>
+      </w:r>
+      <w:proofErr w:type="spellStart"/>
+      <w:r>
+        <w:rPr>
+          <w:color w:val="FF0000"/>
+        </w:rPr>
+        <w:t>ViewData</w:t>
+      </w:r>
+      <w:proofErr w:type="spellEnd"/>
+      <w:r>
+        <w:rPr>
+          <w:color w:val="FF0000"/>
+        </w:rPr>
+        <w:t>["Title"] = "Create";</w:t>
       </w:r>
     </w:p>
     <w:p>
       <w:pPr>
         <w:pStyle w:val="Code"/>
         <w:rPr>
-          <w:color w:val="FFE599" w:themeColor="accent4" w:themeTint="66"/>
-        </w:rPr>
-      </w:pPr>
-      <w:r>
-        <w:rPr>
-          <w:color w:val="FFE599" w:themeColor="accent4" w:themeTint="66"/>
+          <w:color w:val="FF0000"/>
+        </w:rPr>
+      </w:pPr>
+      <w:r>
+        <w:rPr>
+          <w:color w:val="FF0000"/>
         </w:rPr>
         <w:t>}</w:t>
       </w:r>
@@ -9495,7 +12742,7 @@
       <w:pPr>
         <w:pStyle w:val="Code"/>
         <w:rPr>
-          <w:color w:val="FFE599" w:themeColor="accent4" w:themeTint="66"/>
+          <w:color w:val="FF0000"/>
         </w:rPr>
       </w:pPr>
     </w:p>
@@ -9503,7 +12750,7 @@
       <w:pPr>
         <w:pStyle w:val="Code"/>
         <w:rPr>
-          <w:color w:val="FFE599" w:themeColor="accent4" w:themeTint="66"/>
+          <w:color w:val="FF0000"/>
         </w:rPr>
       </w:pPr>
     </w:p>
@@ -9511,12 +12758,12 @@
       <w:pPr>
         <w:pStyle w:val="Code"/>
         <w:rPr>
-          <w:color w:val="FFE599" w:themeColor="accent4" w:themeTint="66"/>
-        </w:rPr>
-      </w:pPr>
-      <w:r>
-        <w:rPr>
-          <w:color w:val="FFE599" w:themeColor="accent4" w:themeTint="66"/>
+          <w:color w:val="FF0000"/>
+        </w:rPr>
+      </w:pPr>
+      <w:r>
+        <w:rPr>
+          <w:color w:val="FF0000"/>
         </w:rPr>
         <w:t>&lt;h1&gt; @ViewData["Title"] &lt;/h1&gt;</w:t>
       </w:r>
@@ -9525,7 +12772,7 @@
       <w:pPr>
         <w:pStyle w:val="Code"/>
         <w:rPr>
-          <w:color w:val="FFE599" w:themeColor="accent4" w:themeTint="66"/>
+          <w:color w:val="FF0000"/>
         </w:rPr>
       </w:pPr>
     </w:p>
@@ -9533,12 +12780,12 @@
       <w:pPr>
         <w:pStyle w:val="Code"/>
         <w:rPr>
-          <w:color w:val="FFE599" w:themeColor="accent4" w:themeTint="66"/>
-        </w:rPr>
-      </w:pPr>
-      <w:r>
-        <w:rPr>
-          <w:color w:val="FFE599" w:themeColor="accent4" w:themeTint="66"/>
+          <w:color w:val="FF0000"/>
+        </w:rPr>
+      </w:pPr>
+      <w:r>
+        <w:rPr>
+          <w:color w:val="FF0000"/>
         </w:rPr>
         <w:t>&lt;h4&gt;Weapon&lt;/h4&gt;</w:t>
       </w:r>
@@ -9594,8 +12841,13 @@
       <w:r>
         <w:t>« </w:t>
       </w:r>
-      <w:r>
-        <w:t>Create New</w:t>
+      <w:proofErr w:type="spellStart"/>
+      <w:r>
+        <w:t>Create</w:t>
+      </w:r>
+      <w:proofErr w:type="spellEnd"/>
+      <w:r>
+        <w:t xml:space="preserve"> New</w:t>
       </w:r>
       <w:r>
         <w:t> »</w:t>
@@ -9696,6 +12948,7 @@
         </w:rPr>
         <w:t>"</w:t>
       </w:r>
+      <w:proofErr w:type="spellStart"/>
       <w:r>
         <w:rPr>
           <w:rFonts w:ascii="Cascadia Mono" w:hAnsi="Cascadia Mono" w:cs="Cascadia Mono"/>
@@ -9707,6 +12960,7 @@
         </w:rPr>
         <w:t>Upsert</w:t>
       </w:r>
+      <w:proofErr w:type="spellEnd"/>
       <w:r>
         <w:rPr>
           <w:rFonts w:ascii="Cascadia Mono" w:hAnsi="Cascadia Mono" w:cs="Cascadia Mono"/>
@@ -9745,8 +12999,32 @@
           <w:szCs w:val="19"/>
           <w:lang w:val="en-CA"/>
         </w:rPr>
-        <w:t xml:space="preserve"> {  id=</w:t>
-      </w:r>
+        <w:t xml:space="preserve"> </w:t>
+      </w:r>
+      <w:proofErr w:type="gramStart"/>
+      <w:r>
+        <w:rPr>
+          <w:rFonts w:ascii="Cascadia Mono" w:hAnsi="Cascadia Mono" w:cs="Cascadia Mono"/>
+          <w:color w:val="000000"/>
+          <w:sz w:val="19"/>
+          <w:szCs w:val="19"/>
+          <w:lang w:val="en-CA"/>
+        </w:rPr>
+        <w:t>{  id</w:t>
+      </w:r>
+      <w:proofErr w:type="gramEnd"/>
+      <w:r>
+        <w:rPr>
+          <w:rFonts w:ascii="Cascadia Mono" w:hAnsi="Cascadia Mono" w:cs="Cascadia Mono"/>
+          <w:color w:val="000000"/>
+          <w:sz w:val="19"/>
+          <w:szCs w:val="19"/>
+          <w:lang w:val="en-CA"/>
+        </w:rPr>
+        <w:t>=</w:t>
+      </w:r>
+      <w:proofErr w:type="spellStart"/>
+      <w:proofErr w:type="gramStart"/>
       <w:r>
         <w:rPr>
           <w:rFonts w:ascii="Cascadia Mono" w:hAnsi="Cascadia Mono" w:cs="Cascadia Mono"/>
@@ -9768,15 +13046,27 @@
         </w:rPr>
         <w:t>WeaponId</w:t>
       </w:r>
-      <w:r>
-        <w:rPr>
-          <w:rFonts w:ascii="Cascadia Mono" w:hAnsi="Cascadia Mono" w:cs="Cascadia Mono"/>
-          <w:color w:val="000000"/>
-          <w:sz w:val="19"/>
-          <w:szCs w:val="19"/>
-          <w:lang w:val="en-CA"/>
-        </w:rPr>
-        <w:t xml:space="preserve">  }) |</w:t>
+      <w:proofErr w:type="spellEnd"/>
+      <w:r>
+        <w:rPr>
+          <w:rFonts w:ascii="Cascadia Mono" w:hAnsi="Cascadia Mono" w:cs="Cascadia Mono"/>
+          <w:color w:val="000000"/>
+          <w:sz w:val="19"/>
+          <w:szCs w:val="19"/>
+          <w:lang w:val="en-CA"/>
+        </w:rPr>
+        <w:t xml:space="preserve">  }</w:t>
+      </w:r>
+      <w:proofErr w:type="gramEnd"/>
+      <w:r>
+        <w:rPr>
+          <w:rFonts w:ascii="Cascadia Mono" w:hAnsi="Cascadia Mono" w:cs="Cascadia Mono"/>
+          <w:color w:val="000000"/>
+          <w:sz w:val="19"/>
+          <w:szCs w:val="19"/>
+          <w:lang w:val="en-CA"/>
+        </w:rPr>
+        <w:t>) |</w:t>
       </w:r>
     </w:p>
     <w:p>
@@ -9841,12 +13131,21 @@
       <w:r>
         <w:t xml:space="preserve">Cliquez sur </w:t>
       </w:r>
+      <w:proofErr w:type="spellStart"/>
       <w:r>
         <w:rPr>
           <w:b/>
           <w:bCs/>
         </w:rPr>
-        <w:t>View changes</w:t>
+        <w:t>View</w:t>
+      </w:r>
+      <w:proofErr w:type="spellEnd"/>
+      <w:r>
+        <w:rPr>
+          <w:b/>
+          <w:bCs/>
+        </w:rPr>
+        <w:t xml:space="preserve"> changes</w:t>
       </w:r>
     </w:p>
     <w:p>
@@ -9897,6 +13196,7 @@
         </w:numPr>
         <w:spacing w:before="0" w:after="160" w:line="259" w:lineRule="auto"/>
       </w:pPr>
+      <w:proofErr w:type="spellStart"/>
       <w:r>
         <w:rPr>
           <w:b/>
@@ -9904,24 +13204,38 @@
         </w:rPr>
         <w:t>Summary</w:t>
       </w:r>
+      <w:proofErr w:type="spellEnd"/>
       <w:r>
         <w:t xml:space="preserve">: </w:t>
       </w:r>
       <w:r>
-        <w:t>FCT U</w:t>
+        <w:t xml:space="preserve">FCT </w:t>
+      </w:r>
+      <w:proofErr w:type="spellStart"/>
+      <w:r>
+        <w:t>U</w:t>
       </w:r>
       <w:r>
         <w:t>p</w:t>
       </w:r>
       <w:r>
-        <w:t>sert Weapon</w:t>
+        <w:t>sert</w:t>
+      </w:r>
+      <w:proofErr w:type="spellEnd"/>
+      <w:r>
+        <w:t xml:space="preserve"> Weapon</w:t>
       </w:r>
       <w:r>
         <w:t xml:space="preserve"> Ajout vue par</w:t>
       </w:r>
       <w:r>
-        <w:t>tielle _UpsertButtons</w:t>
-      </w:r>
+        <w:t>tielle _</w:t>
+      </w:r>
+      <w:proofErr w:type="spellStart"/>
+      <w:r>
+        <w:t>UpsertButtons</w:t>
+      </w:r>
+      <w:proofErr w:type="spellEnd"/>
     </w:p>
     <w:p>
       <w:pPr>
@@ -9943,8 +13257,29 @@
         <w:t xml:space="preserve">: </w:t>
       </w:r>
       <w:r>
-        <w:t>Ajout de la vue partielle _Upsert utilisée dans Weapon/Upsert et de la vue Weapon/upsert</w:t>
-      </w:r>
+        <w:t>Ajout de la vue partielle _</w:t>
+      </w:r>
+      <w:proofErr w:type="spellStart"/>
+      <w:r>
+        <w:t>Upsert</w:t>
+      </w:r>
+      <w:proofErr w:type="spellEnd"/>
+      <w:r>
+        <w:t xml:space="preserve"> utilisée dans Weapon/</w:t>
+      </w:r>
+      <w:proofErr w:type="spellStart"/>
+      <w:r>
+        <w:t>Upsert</w:t>
+      </w:r>
+      <w:proofErr w:type="spellEnd"/>
+      <w:r>
+        <w:t xml:space="preserve"> et de la vue Weapon/</w:t>
+      </w:r>
+      <w:proofErr w:type="spellStart"/>
+      <w:r>
+        <w:t>upsert</w:t>
+      </w:r>
+      <w:proofErr w:type="spellEnd"/>
     </w:p>
     <w:p>
       <w:pPr>
@@ -9988,6 +13323,7 @@
       <w:r>
         <w:t xml:space="preserve"> les modifications sur le repo en ligne </w:t>
       </w:r>
+      <w:proofErr w:type="spellStart"/>
       <w:r>
         <w:rPr>
           <w:b/>
@@ -9995,6 +13331,7 @@
         </w:rPr>
         <w:t>Remote</w:t>
       </w:r>
+      <w:proofErr w:type="spellEnd"/>
       <w:r>
         <w:t xml:space="preserve">: cliquez sur </w:t>
       </w:r>
@@ -10080,6 +13417,7 @@
       <w:r>
         <w:t xml:space="preserve"> </w:t>
       </w:r>
+      <w:proofErr w:type="spellStart"/>
       <w:r>
         <w:rPr>
           <w:b/>
@@ -10094,6 +13432,7 @@
         </w:rPr>
         <w:t>Controller</w:t>
       </w:r>
+      <w:proofErr w:type="spellEnd"/>
     </w:p>
     <w:p>
       <w:pPr>
@@ -10163,20 +13502,38 @@
       <w:r>
         <w:t xml:space="preserve">et les boutons </w:t>
       </w:r>
+      <w:proofErr w:type="spellStart"/>
       <w:r>
         <w:rPr>
           <w:b/>
           <w:bCs/>
         </w:rPr>
-        <w:t>Create, Edit,</w:t>
-      </w:r>
+        <w:t>Create</w:t>
+      </w:r>
+      <w:proofErr w:type="spellEnd"/>
       <w:r>
         <w:rPr>
           <w:b/>
           <w:bCs/>
         </w:rPr>
-        <w:t xml:space="preserve"> Details et Delete</w:t>
-      </w:r>
+        <w:t>, Edit,</w:t>
+      </w:r>
+      <w:r>
+        <w:rPr>
+          <w:b/>
+          <w:bCs/>
+        </w:rPr>
+        <w:t xml:space="preserve"> Details et </w:t>
+      </w:r>
+      <w:proofErr w:type="spellStart"/>
+      <w:r>
+        <w:rPr>
+          <w:b/>
+          <w:bCs/>
+        </w:rPr>
+        <w:t>Delete</w:t>
+      </w:r>
+      <w:proofErr w:type="spellEnd"/>
       <w:r>
         <w:t xml:space="preserve"> en vous inspirant des vues créées </w:t>
       </w:r>
@@ -10227,8 +13584,17 @@
           <w:b/>
           <w:bCs/>
         </w:rPr>
-        <w:t>_Layout</w:t>
-      </w:r>
+        <w:t>_</w:t>
+      </w:r>
+      <w:proofErr w:type="spellStart"/>
+      <w:r>
+        <w:rPr>
+          <w:b/>
+          <w:bCs/>
+        </w:rPr>
+        <w:t>Layout</w:t>
+      </w:r>
+      <w:proofErr w:type="spellEnd"/>
       <w:r>
         <w:t xml:space="preserve"> un</w:t>
       </w:r>
@@ -10310,6 +13676,7 @@
       <w:r>
         <w:t xml:space="preserve">Ajoutez l’action GET </w:t>
       </w:r>
+      <w:proofErr w:type="spellStart"/>
       <w:r>
         <w:rPr>
           <w:b/>
@@ -10317,6 +13684,7 @@
         </w:rPr>
         <w:t>Upsert</w:t>
       </w:r>
+      <w:proofErr w:type="spellEnd"/>
       <w:r>
         <w:rPr>
           <w:b/>
@@ -10330,6 +13698,7 @@
       <w:r>
         <w:t xml:space="preserve">contrôleur </w:t>
       </w:r>
+      <w:proofErr w:type="spellStart"/>
       <w:r>
         <w:rPr>
           <w:b/>
@@ -10337,6 +13706,7 @@
         </w:rPr>
         <w:t>HuntingLogController</w:t>
       </w:r>
+      <w:proofErr w:type="spellEnd"/>
     </w:p>
     <w:p>
       <w:pPr>
@@ -10350,12 +13720,21 @@
       <w:r>
         <w:t xml:space="preserve">Créez la vue </w:t>
       </w:r>
+      <w:proofErr w:type="spellStart"/>
       <w:r>
         <w:rPr>
           <w:b/>
           <w:bCs/>
         </w:rPr>
-        <w:t xml:space="preserve">Upsert, </w:t>
+        <w:t>Upsert</w:t>
+      </w:r>
+      <w:proofErr w:type="spellEnd"/>
+      <w:r>
+        <w:rPr>
+          <w:b/>
+          <w:bCs/>
+        </w:rPr>
+        <w:t xml:space="preserve">, </w:t>
       </w:r>
       <w:r>
         <w:t>contenant tous les champs du modèle en vous inspirant des vues créées précédem</w:t>
@@ -10377,8 +13756,13 @@
         <w:spacing w:before="0" w:after="160" w:line="259" w:lineRule="auto"/>
       </w:pPr>
       <w:r>
-        <w:t>Assurez-vous que Description soit un TextArea</w:t>
-      </w:r>
+        <w:t xml:space="preserve">Assurez-vous que Description soit un </w:t>
+      </w:r>
+      <w:proofErr w:type="spellStart"/>
+      <w:r>
+        <w:t>TextArea</w:t>
+      </w:r>
+      <w:proofErr w:type="spellEnd"/>
     </w:p>
     <w:p>
       <w:pPr>
@@ -10398,6 +13782,7 @@
       <w:r>
         <w:t xml:space="preserve"> </w:t>
       </w:r>
+      <w:proofErr w:type="spellStart"/>
       <w:r>
         <w:rPr>
           <w:b/>
@@ -10405,6 +13790,7 @@
         </w:rPr>
         <w:t>Upsert</w:t>
       </w:r>
+      <w:proofErr w:type="spellEnd"/>
       <w:r>
         <w:rPr>
           <w:b/>
@@ -10428,6 +13814,7 @@
       <w:r>
         <w:t xml:space="preserve">Ajoutez l’action POST </w:t>
       </w:r>
+      <w:proofErr w:type="spellStart"/>
       <w:r>
         <w:rPr>
           <w:b/>
@@ -10435,6 +13822,7 @@
         </w:rPr>
         <w:t>Upsert</w:t>
       </w:r>
+      <w:proofErr w:type="spellEnd"/>
       <w:r>
         <w:rPr>
           <w:b/>
@@ -10455,6 +13843,7 @@
       <w:r>
         <w:t xml:space="preserve">contrôleur </w:t>
       </w:r>
+      <w:proofErr w:type="spellStart"/>
       <w:r>
         <w:rPr>
           <w:b/>
@@ -10462,6 +13851,7 @@
         </w:rPr>
         <w:t>HuntingLogController</w:t>
       </w:r>
+      <w:proofErr w:type="spellEnd"/>
     </w:p>
     <w:p>
       <w:pPr>
@@ -10482,7 +13872,23 @@
           <w:sz w:val="16"/>
           <w:szCs w:val="16"/>
         </w:rPr>
-        <w:t>Nous ajouterons les zombies liés à l’entrée du journal de chasse (huntingLog) ultérieurement</w:t>
+        <w:t>Nous ajouterons les zombies liés à l’entrée du journal de chasse (</w:t>
+      </w:r>
+      <w:proofErr w:type="spellStart"/>
+      <w:r>
+        <w:rPr>
+          <w:sz w:val="16"/>
+          <w:szCs w:val="16"/>
+        </w:rPr>
+        <w:t>huntingLog</w:t>
+      </w:r>
+      <w:proofErr w:type="spellEnd"/>
+      <w:r>
+        <w:rPr>
+          <w:sz w:val="16"/>
+          <w:szCs w:val="16"/>
+        </w:rPr>
+        <w:t>) ultérieurement</w:t>
       </w:r>
     </w:p>
     <w:p>
@@ -10527,12 +13933,21 @@
       <w:r>
         <w:t xml:space="preserve">Cliquez sur </w:t>
       </w:r>
+      <w:proofErr w:type="spellStart"/>
       <w:r>
         <w:rPr>
           <w:b/>
           <w:bCs/>
         </w:rPr>
-        <w:t>View changes</w:t>
+        <w:t>View</w:t>
+      </w:r>
+      <w:proofErr w:type="spellEnd"/>
+      <w:r>
+        <w:rPr>
+          <w:b/>
+          <w:bCs/>
+        </w:rPr>
+        <w:t xml:space="preserve"> changes</w:t>
       </w:r>
     </w:p>
     <w:p>
@@ -10583,6 +13998,7 @@
         </w:numPr>
         <w:spacing w:before="0" w:after="160" w:line="259" w:lineRule="auto"/>
       </w:pPr>
+      <w:proofErr w:type="spellStart"/>
       <w:r>
         <w:rPr>
           <w:b/>
@@ -10590,12 +14006,15 @@
         </w:rPr>
         <w:t>Summary</w:t>
       </w:r>
+      <w:proofErr w:type="spellEnd"/>
       <w:r>
         <w:t xml:space="preserve">: FCT Ajout </w:t>
       </w:r>
+      <w:proofErr w:type="spellStart"/>
       <w:r>
         <w:t>HuntingLog</w:t>
       </w:r>
+      <w:proofErr w:type="spellEnd"/>
     </w:p>
     <w:p>
       <w:pPr>
@@ -10617,8 +14036,29 @@
         <w:t xml:space="preserve">: Ajout </w:t>
       </w:r>
       <w:r>
-        <w:t>du Controlleur HuntingLog et des vues Upsert</w:t>
-      </w:r>
+        <w:t xml:space="preserve">du </w:t>
+      </w:r>
+      <w:proofErr w:type="spellStart"/>
+      <w:r>
+        <w:t>Controlleur</w:t>
+      </w:r>
+      <w:proofErr w:type="spellEnd"/>
+      <w:r>
+        <w:t xml:space="preserve"> </w:t>
+      </w:r>
+      <w:proofErr w:type="spellStart"/>
+      <w:r>
+        <w:t>HuntingLog</w:t>
+      </w:r>
+      <w:proofErr w:type="spellEnd"/>
+      <w:r>
+        <w:t xml:space="preserve"> et des vues </w:t>
+      </w:r>
+      <w:proofErr w:type="spellStart"/>
+      <w:r>
+        <w:t>Upsert</w:t>
+      </w:r>
+      <w:proofErr w:type="spellEnd"/>
       <w:r>
         <w:t xml:space="preserve"> et Index</w:t>
       </w:r>
@@ -10668,6 +14108,7 @@
       <w:r>
         <w:t xml:space="preserve"> sur le repo en ligne </w:t>
       </w:r>
+      <w:proofErr w:type="spellStart"/>
       <w:r>
         <w:rPr>
           <w:b/>
@@ -10675,6 +14116,7 @@
         </w:rPr>
         <w:t>Remote</w:t>
       </w:r>
+      <w:proofErr w:type="spellEnd"/>
       <w:r>
         <w:t xml:space="preserve">: cliquez sur </w:t>
       </w:r>
@@ -10751,7 +14193,31 @@
           <w:u w:val="single"/>
           <w:lang w:val="en-CA"/>
         </w:rPr>
-        <w:t>Fin du laboratoire!</w:t>
+        <w:t xml:space="preserve">Fin du </w:t>
+      </w:r>
+      <w:proofErr w:type="spellStart"/>
+      <w:r>
+        <w:rPr>
+          <w:b/>
+          <w:bCs/>
+          <w:sz w:val="28"/>
+          <w:szCs w:val="28"/>
+          <w:u w:val="single"/>
+          <w:lang w:val="en-CA"/>
+        </w:rPr>
+        <w:t>laboratoire</w:t>
+      </w:r>
+      <w:proofErr w:type="spellEnd"/>
+      <w:r>
+        <w:rPr>
+          <w:b/>
+          <w:bCs/>
+          <w:sz w:val="28"/>
+          <w:szCs w:val="28"/>
+          <w:u w:val="single"/>
+          <w:lang w:val="en-CA"/>
+        </w:rPr>
+        <w:t>!</w:t>
       </w:r>
     </w:p>
     <w:sectPr>
@@ -13662,6 +17128,7 @@
   <w:style w:type="character" w:default="1" w:styleId="Policepardfaut">
     <w:name w:val="Default Paragraph Font"/>
     <w:uiPriority w:val="1"/>
+    <w:semiHidden/>
     <w:unhideWhenUsed/>
   </w:style>
   <w:style w:type="table" w:default="1" w:styleId="TableauNormal">
@@ -14693,10 +18160,6 @@
 </file>
 
 <file path=customXml/item1.xml><?xml version="1.0" encoding="utf-8"?>
-<b:Sources xmlns:b="http://schemas.openxmlformats.org/officeDocument/2006/bibliography" xmlns="http://schemas.openxmlformats.org/officeDocument/2006/bibliography" SelectedStyle="\APASixthEditionOfficeOnline.xsl" StyleName="APA" Version="6"/>
-</file>
-
-<file path=customXml/item2.xml><?xml version="1.0" encoding="utf-8"?>
 <?mso-contentType ?>
 <FormTemplates xmlns="http://schemas.microsoft.com/sharepoint/v3/contenttype/forms">
   <Display>DocumentLibraryForm</Display>
@@ -14705,13 +18168,11 @@
 </FormTemplates>
 </file>
 
-<file path=customXml/item3.xml><?xml version="1.0" encoding="utf-8"?>
-<p:properties xmlns:p="http://schemas.microsoft.com/office/2006/metadata/properties" xmlns:xsi="http://www.w3.org/2001/XMLSchema-instance" xmlns:pc="http://schemas.microsoft.com/office/infopath/2007/PartnerControls">
-  <documentManagement/>
-</p:properties>
+<file path=customXml/item2.xml><?xml version="1.0" encoding="utf-8"?>
+<b:Sources xmlns:b="http://schemas.openxmlformats.org/officeDocument/2006/bibliography" xmlns="http://schemas.openxmlformats.org/officeDocument/2006/bibliography" SelectedStyle="\APASixthEditionOfficeOnline.xsl" StyleName="APA" Version="6"/>
 </file>
 
-<file path=customXml/item4.xml><?xml version="1.0" encoding="utf-8"?>
+<file path=customXml/item3.xml><?xml version="1.0" encoding="utf-8"?>
 <ct:contentTypeSchema xmlns:ct="http://schemas.microsoft.com/office/2006/metadata/contentType" xmlns:ma="http://schemas.microsoft.com/office/2006/metadata/properties/metaAttributes" ct:_="" ma:_="" ma:contentTypeName="Document" ma:contentTypeID="0x010100354AEAE9FD62D747A26A546E5B1B5735" ma:contentTypeVersion="7" ma:contentTypeDescription="Crée un document." ma:contentTypeScope="" ma:versionID="43b763fe9aa20b7a2976a5e019d82dbf">
   <xsd:schema xmlns:xsd="http://www.w3.org/2001/XMLSchema" xmlns:xs="http://www.w3.org/2001/XMLSchema" xmlns:p="http://schemas.microsoft.com/office/2006/metadata/properties" xmlns:ns2="071933db-0376-4694-9786-b56cb37c4ec2" targetNamespace="http://schemas.microsoft.com/office/2006/metadata/properties" ma:root="true" ma:fieldsID="d5c90ae6c1ec6ed317c9f5feddaf7a33" ns2:_="">
     <xsd:import namespace="071933db-0376-4694-9786-b56cb37c4ec2"/>
@@ -14875,7 +18336,21 @@
 </ct:contentTypeSchema>
 </file>
 
+<file path=customXml/item4.xml><?xml version="1.0" encoding="utf-8"?>
+<p:properties xmlns:p="http://schemas.microsoft.com/office/2006/metadata/properties" xmlns:xsi="http://www.w3.org/2001/XMLSchema-instance" xmlns:pc="http://schemas.microsoft.com/office/infopath/2007/PartnerControls">
+  <documentManagement/>
+</p:properties>
+</file>
+
 <file path=customXml/itemProps1.xml><?xml version="1.0" encoding="utf-8"?>
+<ds:datastoreItem xmlns:ds="http://schemas.openxmlformats.org/officeDocument/2006/customXml" ds:itemID="{F6194C16-5FE5-4670-BEC8-3D6DD9380312}">
+  <ds:schemaRefs>
+    <ds:schemaRef ds:uri="http://schemas.microsoft.com/sharepoint/v3/contenttype/forms"/>
+  </ds:schemaRefs>
+</ds:datastoreItem>
+</file>
+
+<file path=customXml/itemProps2.xml><?xml version="1.0" encoding="utf-8"?>
 <ds:datastoreItem xmlns:ds="http://schemas.openxmlformats.org/officeDocument/2006/customXml" ds:itemID="{28D15B86-D92D-420E-A893-C7613CFD01AE}">
   <ds:schemaRefs>
     <ds:schemaRef ds:uri="http://schemas.openxmlformats.org/officeDocument/2006/bibliography"/>
@@ -14883,24 +18358,7 @@
 </ds:datastoreItem>
 </file>
 
-<file path=customXml/itemProps2.xml><?xml version="1.0" encoding="utf-8"?>
-<ds:datastoreItem xmlns:ds="http://schemas.openxmlformats.org/officeDocument/2006/customXml" ds:itemID="{F6194C16-5FE5-4670-BEC8-3D6DD9380312}">
-  <ds:schemaRefs>
-    <ds:schemaRef ds:uri="http://schemas.microsoft.com/sharepoint/v3/contenttype/forms"/>
-  </ds:schemaRefs>
-</ds:datastoreItem>
-</file>
-
 <file path=customXml/itemProps3.xml><?xml version="1.0" encoding="utf-8"?>
-<ds:datastoreItem xmlns:ds="http://schemas.openxmlformats.org/officeDocument/2006/customXml" ds:itemID="{2C36E056-BA2C-4A1F-9580-242C9B36FE70}">
-  <ds:schemaRefs>
-    <ds:schemaRef ds:uri="http://schemas.microsoft.com/office/2006/metadata/properties"/>
-    <ds:schemaRef ds:uri="http://schemas.microsoft.com/office/infopath/2007/PartnerControls"/>
-  </ds:schemaRefs>
-</ds:datastoreItem>
-</file>
-
-<file path=customXml/itemProps4.xml><?xml version="1.0" encoding="utf-8"?>
 <ds:datastoreItem xmlns:ds="http://schemas.openxmlformats.org/officeDocument/2006/customXml" ds:itemID="{5C3A06EC-DC03-4D65-AA15-C6B9D68C1ED0}">
   <ds:schemaRefs>
     <ds:schemaRef ds:uri="http://schemas.microsoft.com/office/2006/metadata/contentType"/>
@@ -14916,4 +18374,13 @@
     <ds:schemaRef ds:uri="http://schemas.microsoft.com/internal/obd"/>
   </ds:schemaRefs>
 </ds:datastoreItem>
+</file>
+
+<file path=customXml/itemProps4.xml><?xml version="1.0" encoding="utf-8"?>
+<ds:datastoreItem xmlns:ds="http://schemas.openxmlformats.org/officeDocument/2006/customXml" ds:itemID="{2C36E056-BA2C-4A1F-9580-242C9B36FE70}">
+  <ds:schemaRefs>
+    <ds:schemaRef ds:uri="http://schemas.microsoft.com/office/2006/metadata/properties"/>
+    <ds:schemaRef ds:uri="http://schemas.microsoft.com/office/infopath/2007/PartnerControls"/>
+  </ds:schemaRefs>
+</ds:datastoreItem>
 </file>